--- a/Практична робота №1/Практична робота №1.docx
+++ b/Практична робота №1/Практична робота №1.docx
@@ -338,21 +338,7 @@
           <w:rFonts w:cs="Times New Roman"/>
           <w:sz w:val="28"/>
         </w:rPr>
-        <w:t>номер у списку підгрупи _</w:t>
-      </w:r>
-      <w:r>
-        <w:rPr>
-          <w:rFonts w:cs="Times New Roman"/>
-          <w:sz w:val="28"/>
-        </w:rPr>
-        <w:t>5</w:t>
-      </w:r>
-      <w:r>
-        <w:rPr>
-          <w:rFonts w:cs="Times New Roman"/>
-          <w:sz w:val="28"/>
-        </w:rPr>
-        <w:t>_</w:t>
+        <w:t>номер у списку підгрупи _5_</w:t>
       </w:r>
     </w:p>
     <w:p>
@@ -516,10 +502,490 @@
       </w:r>
     </w:p>
     <w:p>
+      <w:pPr>
+        <w:rPr>
+          <w:lang w:val="en-US"/>
+        </w:rPr>
+      </w:pPr>
       <w:r>
         <w:br w:type="page"/>
       </w:r>
     </w:p>
+    <w:sdt>
+      <w:sdtPr>
+        <w:id w:val="593983150"/>
+        <w:docPartObj>
+          <w:docPartGallery w:val="Table of Contents"/>
+          <w:docPartUnique/>
+        </w:docPartObj>
+      </w:sdtPr>
+      <w:sdtEndPr>
+        <w:rPr>
+          <w:rFonts w:asciiTheme="minorHAnsi" w:eastAsiaTheme="minorHAnsi" w:hAnsiTheme="minorHAnsi" w:cstheme="minorBidi"/>
+          <w:b/>
+          <w:bCs/>
+          <w:color w:val="auto"/>
+          <w:kern w:val="2"/>
+          <w:sz w:val="22"/>
+          <w:szCs w:val="22"/>
+          <w:lang w:eastAsia="en-US"/>
+          <w14:ligatures w14:val="standardContextual"/>
+        </w:rPr>
+      </w:sdtEndPr>
+      <w:sdtContent>
+        <w:p>
+          <w:pPr>
+            <w:pStyle w:val="ae"/>
+            <w:rPr>
+              <w:rFonts w:ascii="Times New Roman" w:hAnsi="Times New Roman" w:cs="Times New Roman"/>
+              <w:b/>
+              <w:bCs/>
+              <w:color w:val="000000" w:themeColor="text1"/>
+            </w:rPr>
+          </w:pPr>
+          <w:r>
+            <w:rPr>
+              <w:rFonts w:ascii="Times New Roman" w:hAnsi="Times New Roman" w:cs="Times New Roman"/>
+              <w:b/>
+              <w:bCs/>
+              <w:color w:val="000000" w:themeColor="text1"/>
+            </w:rPr>
+            <w:t>Зміст</w:t>
+          </w:r>
+        </w:p>
+        <w:p>
+          <w:pPr>
+            <w:pStyle w:val="11"/>
+            <w:tabs>
+              <w:tab w:val="right" w:leader="dot" w:pos="9629"/>
+            </w:tabs>
+            <w:rPr>
+              <w:rFonts w:eastAsiaTheme="minorEastAsia"/>
+              <w:noProof/>
+              <w:sz w:val="24"/>
+              <w:szCs w:val="24"/>
+              <w:lang w:eastAsia="uk-UA"/>
+            </w:rPr>
+          </w:pPr>
+          <w:r>
+            <w:fldChar w:fldCharType="begin"/>
+          </w:r>
+          <w:r>
+            <w:instrText xml:space="preserve"> TOC \o "1-3" \h \z \u </w:instrText>
+          </w:r>
+          <w:r>
+            <w:fldChar w:fldCharType="separate"/>
+          </w:r>
+          <w:hyperlink w:anchor="_Toc191252616" w:history="1">
+            <w:r>
+              <w:rPr>
+                <w:rStyle w:val="af"/>
+                <w:rFonts w:ascii="Times New Roman" w:hAnsi="Times New Roman" w:cs="Times New Roman"/>
+                <w:b/>
+                <w:bCs/>
+                <w:noProof/>
+              </w:rPr>
+              <w:t>1.(Основи навігації по файловій системі)</w:t>
+            </w:r>
+            <w:r>
+              <w:rPr>
+                <w:noProof/>
+                <w:webHidden/>
+              </w:rPr>
+              <w:tab/>
+            </w:r>
+            <w:r>
+              <w:rPr>
+                <w:noProof/>
+                <w:webHidden/>
+              </w:rPr>
+              <w:fldChar w:fldCharType="begin"/>
+            </w:r>
+            <w:r>
+              <w:rPr>
+                <w:noProof/>
+                <w:webHidden/>
+              </w:rPr>
+              <w:instrText xml:space="preserve"> PAGEREF _Toc191252616 \h </w:instrText>
+            </w:r>
+            <w:r>
+              <w:rPr>
+                <w:noProof/>
+                <w:webHidden/>
+              </w:rPr>
+            </w:r>
+            <w:r>
+              <w:rPr>
+                <w:noProof/>
+                <w:webHidden/>
+              </w:rPr>
+              <w:fldChar w:fldCharType="separate"/>
+            </w:r>
+            <w:r>
+              <w:rPr>
+                <w:noProof/>
+                <w:webHidden/>
+              </w:rPr>
+              <w:t>3</w:t>
+            </w:r>
+            <w:r>
+              <w:rPr>
+                <w:noProof/>
+                <w:webHidden/>
+              </w:rPr>
+              <w:fldChar w:fldCharType="end"/>
+            </w:r>
+          </w:hyperlink>
+        </w:p>
+        <w:p>
+          <w:pPr>
+            <w:pStyle w:val="11"/>
+            <w:tabs>
+              <w:tab w:val="right" w:leader="dot" w:pos="9629"/>
+            </w:tabs>
+            <w:rPr>
+              <w:rFonts w:eastAsiaTheme="minorEastAsia"/>
+              <w:noProof/>
+              <w:sz w:val="24"/>
+              <w:szCs w:val="24"/>
+              <w:lang w:eastAsia="uk-UA"/>
+            </w:rPr>
+          </w:pPr>
+          <w:hyperlink w:anchor="_Toc191252617" w:history="1">
+            <w:r>
+              <w:rPr>
+                <w:rStyle w:val="af"/>
+                <w:rFonts w:ascii="Times New Roman" w:hAnsi="Times New Roman" w:cs="Times New Roman"/>
+                <w:b/>
+                <w:bCs/>
+                <w:noProof/>
+                <w:lang w:val="en-US"/>
+              </w:rPr>
+              <w:t>2.(Базова робота з файлами)</w:t>
+            </w:r>
+            <w:r>
+              <w:rPr>
+                <w:noProof/>
+                <w:webHidden/>
+              </w:rPr>
+              <w:tab/>
+            </w:r>
+            <w:r>
+              <w:rPr>
+                <w:noProof/>
+                <w:webHidden/>
+              </w:rPr>
+              <w:fldChar w:fldCharType="begin"/>
+            </w:r>
+            <w:r>
+              <w:rPr>
+                <w:noProof/>
+                <w:webHidden/>
+              </w:rPr>
+              <w:instrText xml:space="preserve"> PAGEREF _Toc191252617 \h </w:instrText>
+            </w:r>
+            <w:r>
+              <w:rPr>
+                <w:noProof/>
+                <w:webHidden/>
+              </w:rPr>
+            </w:r>
+            <w:r>
+              <w:rPr>
+                <w:noProof/>
+                <w:webHidden/>
+              </w:rPr>
+              <w:fldChar w:fldCharType="separate"/>
+            </w:r>
+            <w:r>
+              <w:rPr>
+                <w:noProof/>
+                <w:webHidden/>
+              </w:rPr>
+              <w:t>5</w:t>
+            </w:r>
+            <w:r>
+              <w:rPr>
+                <w:noProof/>
+                <w:webHidden/>
+              </w:rPr>
+              <w:fldChar w:fldCharType="end"/>
+            </w:r>
+          </w:hyperlink>
+        </w:p>
+        <w:p>
+          <w:pPr>
+            <w:pStyle w:val="11"/>
+            <w:tabs>
+              <w:tab w:val="right" w:leader="dot" w:pos="9629"/>
+            </w:tabs>
+            <w:rPr>
+              <w:rFonts w:eastAsiaTheme="minorEastAsia"/>
+              <w:noProof/>
+              <w:sz w:val="24"/>
+              <w:szCs w:val="24"/>
+              <w:lang w:eastAsia="uk-UA"/>
+            </w:rPr>
+          </w:pPr>
+          <w:hyperlink w:anchor="_Toc191252618" w:history="1">
+            <w:r>
+              <w:rPr>
+                <w:rStyle w:val="af"/>
+                <w:rFonts w:ascii="Times New Roman" w:hAnsi="Times New Roman" w:cs="Times New Roman"/>
+                <w:b/>
+                <w:bCs/>
+                <w:noProof/>
+                <w:lang w:val="en-US"/>
+              </w:rPr>
+              <w:t>4. (Менеджер пакетів Poetry)</w:t>
+            </w:r>
+            <w:r>
+              <w:rPr>
+                <w:noProof/>
+                <w:webHidden/>
+              </w:rPr>
+              <w:tab/>
+            </w:r>
+            <w:r>
+              <w:rPr>
+                <w:noProof/>
+                <w:webHidden/>
+              </w:rPr>
+              <w:fldChar w:fldCharType="begin"/>
+            </w:r>
+            <w:r>
+              <w:rPr>
+                <w:noProof/>
+                <w:webHidden/>
+              </w:rPr>
+              <w:instrText xml:space="preserve"> PAGEREF _Toc191252618 \h </w:instrText>
+            </w:r>
+            <w:r>
+              <w:rPr>
+                <w:noProof/>
+                <w:webHidden/>
+              </w:rPr>
+            </w:r>
+            <w:r>
+              <w:rPr>
+                <w:noProof/>
+                <w:webHidden/>
+              </w:rPr>
+              <w:fldChar w:fldCharType="separate"/>
+            </w:r>
+            <w:r>
+              <w:rPr>
+                <w:noProof/>
+                <w:webHidden/>
+              </w:rPr>
+              <w:t>15</w:t>
+            </w:r>
+            <w:r>
+              <w:rPr>
+                <w:noProof/>
+                <w:webHidden/>
+              </w:rPr>
+              <w:fldChar w:fldCharType="end"/>
+            </w:r>
+          </w:hyperlink>
+        </w:p>
+        <w:p>
+          <w:pPr>
+            <w:pStyle w:val="11"/>
+            <w:tabs>
+              <w:tab w:val="right" w:leader="dot" w:pos="9629"/>
+            </w:tabs>
+            <w:rPr>
+              <w:rFonts w:eastAsiaTheme="minorEastAsia"/>
+              <w:noProof/>
+              <w:sz w:val="24"/>
+              <w:szCs w:val="24"/>
+              <w:lang w:eastAsia="uk-UA"/>
+            </w:rPr>
+          </w:pPr>
+          <w:hyperlink w:anchor="_Toc191252619" w:history="1">
+            <w:r>
+              <w:rPr>
+                <w:rStyle w:val="af"/>
+                <w:rFonts w:ascii="Times New Roman" w:hAnsi="Times New Roman" w:cs="Times New Roman"/>
+                <w:b/>
+                <w:bCs/>
+                <w:noProof/>
+                <w:lang w:val="en-US"/>
+              </w:rPr>
+              <w:t>5. (Інформація про комп'ютер)</w:t>
+            </w:r>
+            <w:r>
+              <w:rPr>
+                <w:noProof/>
+                <w:webHidden/>
+              </w:rPr>
+              <w:tab/>
+            </w:r>
+            <w:r>
+              <w:rPr>
+                <w:noProof/>
+                <w:webHidden/>
+              </w:rPr>
+              <w:fldChar w:fldCharType="begin"/>
+            </w:r>
+            <w:r>
+              <w:rPr>
+                <w:noProof/>
+                <w:webHidden/>
+              </w:rPr>
+              <w:instrText xml:space="preserve"> PAGEREF _Toc191252619 \h </w:instrText>
+            </w:r>
+            <w:r>
+              <w:rPr>
+                <w:noProof/>
+                <w:webHidden/>
+              </w:rPr>
+            </w:r>
+            <w:r>
+              <w:rPr>
+                <w:noProof/>
+                <w:webHidden/>
+              </w:rPr>
+              <w:fldChar w:fldCharType="separate"/>
+            </w:r>
+            <w:r>
+              <w:rPr>
+                <w:noProof/>
+                <w:webHidden/>
+              </w:rPr>
+              <w:t>17</w:t>
+            </w:r>
+            <w:r>
+              <w:rPr>
+                <w:noProof/>
+                <w:webHidden/>
+              </w:rPr>
+              <w:fldChar w:fldCharType="end"/>
+            </w:r>
+          </w:hyperlink>
+        </w:p>
+        <w:p>
+          <w:pPr>
+            <w:pStyle w:val="11"/>
+            <w:tabs>
+              <w:tab w:val="right" w:leader="dot" w:pos="9629"/>
+            </w:tabs>
+            <w:rPr>
+              <w:rFonts w:eastAsiaTheme="minorEastAsia"/>
+              <w:noProof/>
+              <w:sz w:val="24"/>
+              <w:szCs w:val="24"/>
+              <w:lang w:eastAsia="uk-UA"/>
+            </w:rPr>
+          </w:pPr>
+          <w:hyperlink w:anchor="_Toc191252620" w:history="1">
+            <w:r>
+              <w:rPr>
+                <w:rStyle w:val="af"/>
+                <w:rFonts w:ascii="Times New Roman" w:hAnsi="Times New Roman" w:cs="Times New Roman"/>
+                <w:b/>
+                <w:bCs/>
+                <w:noProof/>
+              </w:rPr>
+              <w:t>Висновок</w:t>
+            </w:r>
+            <w:r>
+              <w:rPr>
+                <w:noProof/>
+                <w:webHidden/>
+              </w:rPr>
+              <w:tab/>
+            </w:r>
+            <w:r>
+              <w:rPr>
+                <w:noProof/>
+                <w:webHidden/>
+              </w:rPr>
+              <w:fldChar w:fldCharType="begin"/>
+            </w:r>
+            <w:r>
+              <w:rPr>
+                <w:noProof/>
+                <w:webHidden/>
+              </w:rPr>
+              <w:instrText xml:space="preserve"> PAGEREF _Toc191252620 \h </w:instrText>
+            </w:r>
+            <w:r>
+              <w:rPr>
+                <w:noProof/>
+                <w:webHidden/>
+              </w:rPr>
+            </w:r>
+            <w:r>
+              <w:rPr>
+                <w:noProof/>
+                <w:webHidden/>
+              </w:rPr>
+              <w:fldChar w:fldCharType="separate"/>
+            </w:r>
+            <w:r>
+              <w:rPr>
+                <w:noProof/>
+                <w:webHidden/>
+              </w:rPr>
+              <w:t>19</w:t>
+            </w:r>
+            <w:r>
+              <w:rPr>
+                <w:noProof/>
+                <w:webHidden/>
+              </w:rPr>
+              <w:fldChar w:fldCharType="end"/>
+            </w:r>
+          </w:hyperlink>
+        </w:p>
+        <w:p>
+          <w:r>
+            <w:rPr>
+              <w:b/>
+              <w:bCs/>
+            </w:rPr>
+            <w:fldChar w:fldCharType="end"/>
+          </w:r>
+        </w:p>
+      </w:sdtContent>
+    </w:sdt>
+    <w:p>
+      <w:pPr>
+        <w:rPr>
+          <w:rFonts w:ascii="Times New Roman" w:eastAsiaTheme="majorEastAsia" w:hAnsi="Times New Roman" w:cs="Times New Roman"/>
+          <w:b/>
+          <w:bCs/>
+          <w:color w:val="000000" w:themeColor="text1"/>
+          <w:sz w:val="28"/>
+          <w:szCs w:val="28"/>
+        </w:rPr>
+      </w:pPr>
+      <w:r>
+        <w:rPr>
+          <w:rFonts w:ascii="Times New Roman" w:eastAsiaTheme="majorEastAsia" w:hAnsi="Times New Roman" w:cs="Times New Roman"/>
+          <w:b/>
+          <w:bCs/>
+          <w:color w:val="000000" w:themeColor="text1"/>
+          <w:sz w:val="28"/>
+          <w:szCs w:val="28"/>
+        </w:rPr>
+        <w:br w:type="page"/>
+      </w:r>
+    </w:p>
+    <w:p>
+      <w:pPr>
+        <w:rPr>
+          <w:rFonts w:ascii="Times New Roman" w:eastAsiaTheme="majorEastAsia" w:hAnsi="Times New Roman" w:cs="Times New Roman"/>
+          <w:b/>
+          <w:bCs/>
+          <w:color w:val="000000" w:themeColor="text1"/>
+          <w:sz w:val="28"/>
+          <w:szCs w:val="28"/>
+        </w:rPr>
+      </w:pPr>
+    </w:p>
     <w:p>
       <w:pPr>
         <w:pStyle w:val="1"/>
@@ -533,6 +999,7 @@
           <w:lang w:val="en-US"/>
         </w:rPr>
       </w:pPr>
+      <w:bookmarkStart w:id="0" w:name="_Toc191252616"/>
       <w:r>
         <w:rPr>
           <w:rFonts w:ascii="Times New Roman" w:hAnsi="Times New Roman" w:cs="Times New Roman"/>
@@ -542,9 +1009,30 @@
           <w:sz w:val="28"/>
           <w:szCs w:val="28"/>
         </w:rPr>
-        <w:lastRenderedPageBreak/>
         <w:t>1.(Основи навігації по файловій системі)</w:t>
       </w:r>
+      <w:bookmarkEnd w:id="0"/>
+    </w:p>
+    <w:p>
+      <w:pPr>
+        <w:rPr>
+          <w:rFonts w:ascii="Times New Roman" w:hAnsi="Times New Roman" w:cs="Times New Roman"/>
+          <w:noProof/>
+          <w:sz w:val="28"/>
+          <w:szCs w:val="28"/>
+          <w:lang w:val="en-US"/>
+        </w:rPr>
+      </w:pPr>
+    </w:p>
+    <w:p>
+      <w:pPr>
+        <w:rPr>
+          <w:rFonts w:ascii="Times New Roman" w:hAnsi="Times New Roman" w:cs="Times New Roman"/>
+          <w:noProof/>
+          <w:sz w:val="28"/>
+          <w:szCs w:val="28"/>
+        </w:rPr>
+      </w:pPr>
     </w:p>
     <w:p>
       <w:pPr>
@@ -564,9 +1052,17 @@
           <w:lang w:val="en-US"/>
         </w:rPr>
         <w:drawing>
-          <wp:inline distT="0" distB="0" distL="0" distR="0" wp14:anchorId="11D19228" wp14:editId="6DD10B87">
-            <wp:extent cx="3721211" cy="9314508"/>
-            <wp:effectExtent l="0" t="0" r="0" b="1270"/>
+          <wp:anchor distT="0" distB="0" distL="114300" distR="114300" simplePos="0" relativeHeight="251658240" behindDoc="0" locked="0" layoutInCell="1" allowOverlap="1" wp14:anchorId="11D19228" wp14:editId="3BE99934">
+            <wp:simplePos x="898497" y="540689"/>
+            <wp:positionH relativeFrom="margin">
+              <wp:align>right</wp:align>
+            </wp:positionH>
+            <wp:positionV relativeFrom="margin">
+              <wp:align>top</wp:align>
+            </wp:positionV>
+            <wp:extent cx="3498574" cy="8748185"/>
+            <wp:effectExtent l="0" t="0" r="6985" b="0"/>
+            <wp:wrapSquare wrapText="bothSides"/>
             <wp:docPr id="2026242208" name="Рисунок 1"/>
             <wp:cNvGraphicFramePr>
               <a:graphicFrameLocks xmlns:a="http://schemas.openxmlformats.org/drawingml/2006/main" noChangeAspect="1"/>
@@ -588,13 +1084,13 @@
                         </a:ext>
                       </a:extLst>
                     </a:blip>
-                    <a:srcRect b="6163"/>
+                    <a:srcRect b="6260"/>
                     <a:stretch/>
                   </pic:blipFill>
                   <pic:spPr bwMode="auto">
                     <a:xfrm>
                       <a:off x="0" y="0"/>
-                      <a:ext cx="3739786" cy="9361002"/>
+                      <a:ext cx="3498574" cy="8748185"/>
                     </a:xfrm>
                     <a:prstGeom prst="rect">
                       <a:avLst/>
@@ -612,9 +1108,19 @@
                 </pic:pic>
               </a:graphicData>
             </a:graphic>
-          </wp:inline>
+          </wp:anchor>
         </w:drawing>
       </w:r>
+    </w:p>
+    <w:p>
+      <w:pPr>
+        <w:rPr>
+          <w:rFonts w:ascii="Times New Roman" w:hAnsi="Times New Roman" w:cs="Times New Roman"/>
+          <w:sz w:val="28"/>
+          <w:szCs w:val="28"/>
+          <w:lang w:val="en-US"/>
+        </w:rPr>
+      </w:pPr>
       <w:r>
         <w:rPr>
           <w:rFonts w:ascii="Times New Roman" w:hAnsi="Times New Roman" w:cs="Times New Roman"/>
@@ -624,6 +1130,1159 @@
         </w:rPr>
         <w:br w:type="page"/>
       </w:r>
+      <w:r>
+        <w:rPr>
+          <w:rFonts w:ascii="Times New Roman" w:hAnsi="Times New Roman" w:cs="Times New Roman"/>
+          <w:sz w:val="28"/>
+          <w:szCs w:val="28"/>
+        </w:rPr>
+        <w:lastRenderedPageBreak/>
+        <w:br/>
+      </w:r>
+      <w:proofErr w:type="spellStart"/>
+      <w:r>
+        <w:rPr>
+          <w:rFonts w:ascii="Times New Roman" w:hAnsi="Times New Roman" w:cs="Times New Roman"/>
+          <w:b/>
+          <w:bCs/>
+          <w:sz w:val="28"/>
+          <w:szCs w:val="28"/>
+          <w:lang w:val="en-US"/>
+        </w:rPr>
+        <w:t>Завдання</w:t>
+      </w:r>
+      <w:proofErr w:type="spellEnd"/>
+      <w:r>
+        <w:rPr>
+          <w:rFonts w:ascii="Times New Roman" w:hAnsi="Times New Roman" w:cs="Times New Roman"/>
+          <w:sz w:val="28"/>
+          <w:szCs w:val="28"/>
+          <w:lang w:val="en-US"/>
+        </w:rPr>
+        <w:t>:</w:t>
+      </w:r>
+    </w:p>
+    <w:p>
+      <w:pPr>
+        <w:rPr>
+          <w:rFonts w:ascii="Times New Roman" w:hAnsi="Times New Roman" w:cs="Times New Roman"/>
+          <w:sz w:val="28"/>
+          <w:szCs w:val="28"/>
+          <w:lang w:val="en-US"/>
+        </w:rPr>
+      </w:pPr>
+      <w:proofErr w:type="spellStart"/>
+      <w:r>
+        <w:rPr>
+          <w:rFonts w:ascii="Times New Roman" w:hAnsi="Times New Roman" w:cs="Times New Roman"/>
+          <w:sz w:val="28"/>
+          <w:szCs w:val="28"/>
+          <w:lang w:val="en-US"/>
+        </w:rPr>
+        <w:t>Виконано</w:t>
+      </w:r>
+      <w:proofErr w:type="spellEnd"/>
+      <w:r>
+        <w:rPr>
+          <w:rFonts w:ascii="Times New Roman" w:hAnsi="Times New Roman" w:cs="Times New Roman"/>
+          <w:sz w:val="28"/>
+          <w:szCs w:val="28"/>
+          <w:lang w:val="en-US"/>
+        </w:rPr>
+        <w:t xml:space="preserve"> </w:t>
+      </w:r>
+      <w:proofErr w:type="spellStart"/>
+      <w:r>
+        <w:rPr>
+          <w:rFonts w:ascii="Times New Roman" w:hAnsi="Times New Roman" w:cs="Times New Roman"/>
+          <w:sz w:val="28"/>
+          <w:szCs w:val="28"/>
+          <w:lang w:val="en-US"/>
+        </w:rPr>
+        <w:t>серію</w:t>
+      </w:r>
+      <w:proofErr w:type="spellEnd"/>
+      <w:r>
+        <w:rPr>
+          <w:rFonts w:ascii="Times New Roman" w:hAnsi="Times New Roman" w:cs="Times New Roman"/>
+          <w:sz w:val="28"/>
+          <w:szCs w:val="28"/>
+          <w:lang w:val="en-US"/>
+        </w:rPr>
+        <w:t xml:space="preserve"> </w:t>
+      </w:r>
+      <w:proofErr w:type="spellStart"/>
+      <w:r>
+        <w:rPr>
+          <w:rFonts w:ascii="Times New Roman" w:hAnsi="Times New Roman" w:cs="Times New Roman"/>
+          <w:sz w:val="28"/>
+          <w:szCs w:val="28"/>
+          <w:lang w:val="en-US"/>
+        </w:rPr>
+        <w:t>команд</w:t>
+      </w:r>
+      <w:proofErr w:type="spellEnd"/>
+      <w:r>
+        <w:rPr>
+          <w:rFonts w:ascii="Times New Roman" w:hAnsi="Times New Roman" w:cs="Times New Roman"/>
+          <w:sz w:val="28"/>
+          <w:szCs w:val="28"/>
+          <w:lang w:val="en-US"/>
+        </w:rPr>
+        <w:t xml:space="preserve"> </w:t>
+      </w:r>
+      <w:proofErr w:type="spellStart"/>
+      <w:r>
+        <w:rPr>
+          <w:rFonts w:ascii="Times New Roman" w:hAnsi="Times New Roman" w:cs="Times New Roman"/>
+          <w:sz w:val="28"/>
+          <w:szCs w:val="28"/>
+          <w:lang w:val="en-US"/>
+        </w:rPr>
+        <w:t>для</w:t>
+      </w:r>
+      <w:proofErr w:type="spellEnd"/>
+      <w:r>
+        <w:rPr>
+          <w:rFonts w:ascii="Times New Roman" w:hAnsi="Times New Roman" w:cs="Times New Roman"/>
+          <w:sz w:val="28"/>
+          <w:szCs w:val="28"/>
+          <w:lang w:val="en-US"/>
+        </w:rPr>
+        <w:t xml:space="preserve"> </w:t>
+      </w:r>
+      <w:proofErr w:type="spellStart"/>
+      <w:r>
+        <w:rPr>
+          <w:rFonts w:ascii="Times New Roman" w:hAnsi="Times New Roman" w:cs="Times New Roman"/>
+          <w:sz w:val="28"/>
+          <w:szCs w:val="28"/>
+          <w:lang w:val="en-US"/>
+        </w:rPr>
+        <w:t>навігації</w:t>
+      </w:r>
+      <w:proofErr w:type="spellEnd"/>
+      <w:r>
+        <w:rPr>
+          <w:rFonts w:ascii="Times New Roman" w:hAnsi="Times New Roman" w:cs="Times New Roman"/>
+          <w:sz w:val="28"/>
+          <w:szCs w:val="28"/>
+          <w:lang w:val="en-US"/>
+        </w:rPr>
+        <w:t xml:space="preserve"> </w:t>
+      </w:r>
+      <w:proofErr w:type="spellStart"/>
+      <w:r>
+        <w:rPr>
+          <w:rFonts w:ascii="Times New Roman" w:hAnsi="Times New Roman" w:cs="Times New Roman"/>
+          <w:sz w:val="28"/>
+          <w:szCs w:val="28"/>
+          <w:lang w:val="en-US"/>
+        </w:rPr>
+        <w:t>по</w:t>
+      </w:r>
+      <w:proofErr w:type="spellEnd"/>
+      <w:r>
+        <w:rPr>
+          <w:rFonts w:ascii="Times New Roman" w:hAnsi="Times New Roman" w:cs="Times New Roman"/>
+          <w:sz w:val="28"/>
+          <w:szCs w:val="28"/>
+          <w:lang w:val="en-US"/>
+        </w:rPr>
+        <w:t xml:space="preserve"> </w:t>
+      </w:r>
+      <w:proofErr w:type="spellStart"/>
+      <w:r>
+        <w:rPr>
+          <w:rFonts w:ascii="Times New Roman" w:hAnsi="Times New Roman" w:cs="Times New Roman"/>
+          <w:sz w:val="28"/>
+          <w:szCs w:val="28"/>
+          <w:lang w:val="en-US"/>
+        </w:rPr>
+        <w:t>файловій</w:t>
+      </w:r>
+      <w:proofErr w:type="spellEnd"/>
+      <w:r>
+        <w:rPr>
+          <w:rFonts w:ascii="Times New Roman" w:hAnsi="Times New Roman" w:cs="Times New Roman"/>
+          <w:sz w:val="28"/>
+          <w:szCs w:val="28"/>
+          <w:lang w:val="en-US"/>
+        </w:rPr>
+        <w:t xml:space="preserve"> </w:t>
+      </w:r>
+      <w:proofErr w:type="spellStart"/>
+      <w:r>
+        <w:rPr>
+          <w:rFonts w:ascii="Times New Roman" w:hAnsi="Times New Roman" w:cs="Times New Roman"/>
+          <w:sz w:val="28"/>
+          <w:szCs w:val="28"/>
+          <w:lang w:val="en-US"/>
+        </w:rPr>
+        <w:t>системі</w:t>
+      </w:r>
+      <w:proofErr w:type="spellEnd"/>
+      <w:r>
+        <w:rPr>
+          <w:rFonts w:ascii="Times New Roman" w:hAnsi="Times New Roman" w:cs="Times New Roman"/>
+          <w:sz w:val="28"/>
+          <w:szCs w:val="28"/>
+          <w:lang w:val="en-US"/>
+        </w:rPr>
+        <w:t xml:space="preserve"> </w:t>
+      </w:r>
+      <w:proofErr w:type="spellStart"/>
+      <w:r>
+        <w:rPr>
+          <w:rFonts w:ascii="Times New Roman" w:hAnsi="Times New Roman" w:cs="Times New Roman"/>
+          <w:sz w:val="28"/>
+          <w:szCs w:val="28"/>
+          <w:lang w:val="en-US"/>
+        </w:rPr>
+        <w:t>та</w:t>
+      </w:r>
+      <w:proofErr w:type="spellEnd"/>
+      <w:r>
+        <w:rPr>
+          <w:rFonts w:ascii="Times New Roman" w:hAnsi="Times New Roman" w:cs="Times New Roman"/>
+          <w:sz w:val="28"/>
+          <w:szCs w:val="28"/>
+          <w:lang w:val="en-US"/>
+        </w:rPr>
+        <w:t xml:space="preserve"> </w:t>
+      </w:r>
+      <w:proofErr w:type="spellStart"/>
+      <w:r>
+        <w:rPr>
+          <w:rFonts w:ascii="Times New Roman" w:hAnsi="Times New Roman" w:cs="Times New Roman"/>
+          <w:sz w:val="28"/>
+          <w:szCs w:val="28"/>
+          <w:lang w:val="en-US"/>
+        </w:rPr>
+        <w:t>управління</w:t>
+      </w:r>
+      <w:proofErr w:type="spellEnd"/>
+      <w:r>
+        <w:rPr>
+          <w:rFonts w:ascii="Times New Roman" w:hAnsi="Times New Roman" w:cs="Times New Roman"/>
+          <w:sz w:val="28"/>
+          <w:szCs w:val="28"/>
+          <w:lang w:val="en-US"/>
+        </w:rPr>
+        <w:t xml:space="preserve"> </w:t>
+      </w:r>
+      <w:proofErr w:type="spellStart"/>
+      <w:r>
+        <w:rPr>
+          <w:rFonts w:ascii="Times New Roman" w:hAnsi="Times New Roman" w:cs="Times New Roman"/>
+          <w:sz w:val="28"/>
+          <w:szCs w:val="28"/>
+          <w:lang w:val="en-US"/>
+        </w:rPr>
+        <w:t>файлами</w:t>
+      </w:r>
+      <w:proofErr w:type="spellEnd"/>
+      <w:r>
+        <w:rPr>
+          <w:rFonts w:ascii="Times New Roman" w:hAnsi="Times New Roman" w:cs="Times New Roman"/>
+          <w:sz w:val="28"/>
+          <w:szCs w:val="28"/>
+          <w:lang w:val="en-US"/>
+        </w:rPr>
+        <w:t>.</w:t>
+      </w:r>
+    </w:p>
+    <w:p>
+      <w:pPr>
+        <w:rPr>
+          <w:rFonts w:ascii="Times New Roman" w:hAnsi="Times New Roman" w:cs="Times New Roman"/>
+          <w:sz w:val="28"/>
+          <w:szCs w:val="28"/>
+          <w:lang w:val="en-US"/>
+        </w:rPr>
+      </w:pPr>
+      <w:proofErr w:type="spellStart"/>
+      <w:r>
+        <w:rPr>
+          <w:rFonts w:ascii="Times New Roman" w:hAnsi="Times New Roman" w:cs="Times New Roman"/>
+          <w:b/>
+          <w:bCs/>
+          <w:sz w:val="28"/>
+          <w:szCs w:val="28"/>
+          <w:lang w:val="en-US"/>
+        </w:rPr>
+        <w:t>Лістинг</w:t>
+      </w:r>
+      <w:proofErr w:type="spellEnd"/>
+      <w:r>
+        <w:rPr>
+          <w:rFonts w:ascii="Times New Roman" w:hAnsi="Times New Roman" w:cs="Times New Roman"/>
+          <w:b/>
+          <w:bCs/>
+          <w:sz w:val="28"/>
+          <w:szCs w:val="28"/>
+          <w:lang w:val="en-US"/>
+        </w:rPr>
+        <w:t xml:space="preserve"> 1.1</w:t>
+      </w:r>
+      <w:r>
+        <w:rPr>
+          <w:rFonts w:ascii="Times New Roman" w:hAnsi="Times New Roman" w:cs="Times New Roman"/>
+          <w:b/>
+          <w:bCs/>
+          <w:sz w:val="28"/>
+          <w:szCs w:val="28"/>
+        </w:rPr>
+        <w:t xml:space="preserve"> -</w:t>
+      </w:r>
+      <w:r>
+        <w:rPr>
+          <w:rFonts w:ascii="Times New Roman" w:hAnsi="Times New Roman" w:cs="Times New Roman"/>
+          <w:b/>
+          <w:bCs/>
+          <w:sz w:val="28"/>
+          <w:szCs w:val="28"/>
+          <w:lang w:val="en-US"/>
+        </w:rPr>
+        <w:t xml:space="preserve"> </w:t>
+      </w:r>
+      <w:proofErr w:type="spellStart"/>
+      <w:r>
+        <w:rPr>
+          <w:rFonts w:ascii="Times New Roman" w:hAnsi="Times New Roman" w:cs="Times New Roman"/>
+          <w:b/>
+          <w:bCs/>
+          <w:sz w:val="28"/>
+          <w:szCs w:val="28"/>
+          <w:lang w:val="en-US"/>
+        </w:rPr>
+        <w:t>Виведення</w:t>
+      </w:r>
+      <w:proofErr w:type="spellEnd"/>
+      <w:r>
+        <w:rPr>
+          <w:rFonts w:ascii="Times New Roman" w:hAnsi="Times New Roman" w:cs="Times New Roman"/>
+          <w:b/>
+          <w:bCs/>
+          <w:sz w:val="28"/>
+          <w:szCs w:val="28"/>
+          <w:lang w:val="en-US"/>
+        </w:rPr>
+        <w:t xml:space="preserve"> </w:t>
+      </w:r>
+      <w:proofErr w:type="spellStart"/>
+      <w:r>
+        <w:rPr>
+          <w:rFonts w:ascii="Times New Roman" w:hAnsi="Times New Roman" w:cs="Times New Roman"/>
+          <w:b/>
+          <w:bCs/>
+          <w:sz w:val="28"/>
+          <w:szCs w:val="28"/>
+          <w:lang w:val="en-US"/>
+        </w:rPr>
+        <w:t>робочої</w:t>
+      </w:r>
+      <w:proofErr w:type="spellEnd"/>
+      <w:r>
+        <w:rPr>
+          <w:rFonts w:ascii="Times New Roman" w:hAnsi="Times New Roman" w:cs="Times New Roman"/>
+          <w:b/>
+          <w:bCs/>
+          <w:sz w:val="28"/>
+          <w:szCs w:val="28"/>
+          <w:lang w:val="en-US"/>
+        </w:rPr>
+        <w:t xml:space="preserve"> </w:t>
+      </w:r>
+      <w:proofErr w:type="spellStart"/>
+      <w:r>
+        <w:rPr>
+          <w:rFonts w:ascii="Times New Roman" w:hAnsi="Times New Roman" w:cs="Times New Roman"/>
+          <w:b/>
+          <w:bCs/>
+          <w:sz w:val="28"/>
+          <w:szCs w:val="28"/>
+          <w:lang w:val="en-US"/>
+        </w:rPr>
+        <w:t>директорії</w:t>
+      </w:r>
+      <w:proofErr w:type="spellEnd"/>
+      <w:r>
+        <w:rPr>
+          <w:rFonts w:ascii="Times New Roman" w:hAnsi="Times New Roman" w:cs="Times New Roman"/>
+          <w:b/>
+          <w:bCs/>
+          <w:sz w:val="28"/>
+          <w:szCs w:val="28"/>
+          <w:lang w:val="en-US"/>
+        </w:rPr>
+        <w:t xml:space="preserve"> </w:t>
+      </w:r>
+      <w:proofErr w:type="spellStart"/>
+      <w:r>
+        <w:rPr>
+          <w:rFonts w:ascii="Times New Roman" w:hAnsi="Times New Roman" w:cs="Times New Roman"/>
+          <w:b/>
+          <w:bCs/>
+          <w:sz w:val="28"/>
+          <w:szCs w:val="28"/>
+          <w:lang w:val="en-US"/>
+        </w:rPr>
+        <w:t>та</w:t>
+      </w:r>
+      <w:proofErr w:type="spellEnd"/>
+      <w:r>
+        <w:rPr>
+          <w:rFonts w:ascii="Times New Roman" w:hAnsi="Times New Roman" w:cs="Times New Roman"/>
+          <w:b/>
+          <w:bCs/>
+          <w:sz w:val="28"/>
+          <w:szCs w:val="28"/>
+          <w:lang w:val="en-US"/>
+        </w:rPr>
+        <w:t xml:space="preserve"> </w:t>
+      </w:r>
+      <w:proofErr w:type="spellStart"/>
+      <w:r>
+        <w:rPr>
+          <w:rFonts w:ascii="Times New Roman" w:hAnsi="Times New Roman" w:cs="Times New Roman"/>
+          <w:b/>
+          <w:bCs/>
+          <w:sz w:val="28"/>
+          <w:szCs w:val="28"/>
+          <w:lang w:val="en-US"/>
+        </w:rPr>
+        <w:t>користувача</w:t>
+      </w:r>
+      <w:proofErr w:type="spellEnd"/>
+      <w:r>
+        <w:rPr>
+          <w:rFonts w:ascii="Times New Roman" w:hAnsi="Times New Roman" w:cs="Times New Roman"/>
+          <w:sz w:val="28"/>
+          <w:szCs w:val="28"/>
+          <w:lang w:val="en-US"/>
+        </w:rPr>
+        <w:t>:</w:t>
+      </w:r>
+    </w:p>
+    <w:p>
+      <w:pPr>
+        <w:rPr>
+          <w:rFonts w:ascii="Times New Roman" w:hAnsi="Times New Roman" w:cs="Times New Roman"/>
+          <w:sz w:val="28"/>
+          <w:szCs w:val="28"/>
+          <w:lang w:val="en-US"/>
+        </w:rPr>
+      </w:pPr>
+      <w:proofErr w:type="spellStart"/>
+      <w:r>
+        <w:rPr>
+          <w:rFonts w:ascii="Times New Roman" w:hAnsi="Times New Roman" w:cs="Times New Roman"/>
+          <w:sz w:val="28"/>
+          <w:szCs w:val="28"/>
+          <w:lang w:val="en-US"/>
+        </w:rPr>
+        <w:t>pwd</w:t>
+      </w:r>
+      <w:proofErr w:type="spellEnd"/>
+    </w:p>
+    <w:p>
+      <w:pPr>
+        <w:rPr>
+          <w:rFonts w:ascii="Times New Roman" w:hAnsi="Times New Roman" w:cs="Times New Roman"/>
+          <w:sz w:val="28"/>
+          <w:szCs w:val="28"/>
+          <w:lang w:val="en-US"/>
+        </w:rPr>
+      </w:pPr>
+      <w:proofErr w:type="spellStart"/>
+      <w:r>
+        <w:rPr>
+          <w:rFonts w:ascii="Times New Roman" w:hAnsi="Times New Roman" w:cs="Times New Roman"/>
+          <w:sz w:val="28"/>
+          <w:szCs w:val="28"/>
+          <w:lang w:val="en-US"/>
+        </w:rPr>
+        <w:t>whoami</w:t>
+      </w:r>
+      <w:proofErr w:type="spellEnd"/>
+    </w:p>
+    <w:p>
+      <w:pPr>
+        <w:rPr>
+          <w:rFonts w:ascii="Times New Roman" w:hAnsi="Times New Roman" w:cs="Times New Roman"/>
+          <w:sz w:val="28"/>
+          <w:szCs w:val="28"/>
+          <w:lang w:val="en-US"/>
+        </w:rPr>
+      </w:pPr>
+    </w:p>
+    <w:p>
+      <w:pPr>
+        <w:rPr>
+          <w:rFonts w:ascii="Times New Roman" w:hAnsi="Times New Roman" w:cs="Times New Roman"/>
+          <w:b/>
+          <w:bCs/>
+          <w:sz w:val="28"/>
+          <w:szCs w:val="28"/>
+          <w:lang w:val="en-US"/>
+        </w:rPr>
+      </w:pPr>
+      <w:r>
+        <w:rPr>
+          <w:rFonts w:ascii="Times New Roman" w:hAnsi="Times New Roman" w:cs="Times New Roman"/>
+          <w:b/>
+          <w:bCs/>
+          <w:sz w:val="28"/>
+          <w:szCs w:val="28"/>
+        </w:rPr>
+        <w:t xml:space="preserve">Лістинг 1.2 - </w:t>
+      </w:r>
+      <w:proofErr w:type="spellStart"/>
+      <w:r>
+        <w:rPr>
+          <w:rFonts w:ascii="Times New Roman" w:hAnsi="Times New Roman" w:cs="Times New Roman"/>
+          <w:b/>
+          <w:bCs/>
+          <w:sz w:val="28"/>
+          <w:szCs w:val="28"/>
+          <w:lang w:val="en-US"/>
+        </w:rPr>
+        <w:t>Виведення</w:t>
+      </w:r>
+      <w:proofErr w:type="spellEnd"/>
+      <w:r>
+        <w:rPr>
+          <w:rFonts w:ascii="Times New Roman" w:hAnsi="Times New Roman" w:cs="Times New Roman"/>
+          <w:b/>
+          <w:bCs/>
+          <w:sz w:val="28"/>
+          <w:szCs w:val="28"/>
+          <w:lang w:val="en-US"/>
+        </w:rPr>
+        <w:t xml:space="preserve"> </w:t>
+      </w:r>
+      <w:proofErr w:type="spellStart"/>
+      <w:r>
+        <w:rPr>
+          <w:rFonts w:ascii="Times New Roman" w:hAnsi="Times New Roman" w:cs="Times New Roman"/>
+          <w:b/>
+          <w:bCs/>
+          <w:sz w:val="28"/>
+          <w:szCs w:val="28"/>
+          <w:lang w:val="en-US"/>
+        </w:rPr>
+        <w:t>вмісту</w:t>
+      </w:r>
+      <w:proofErr w:type="spellEnd"/>
+      <w:r>
+        <w:rPr>
+          <w:rFonts w:ascii="Times New Roman" w:hAnsi="Times New Roman" w:cs="Times New Roman"/>
+          <w:b/>
+          <w:bCs/>
+          <w:sz w:val="28"/>
+          <w:szCs w:val="28"/>
+          <w:lang w:val="en-US"/>
+        </w:rPr>
+        <w:t xml:space="preserve"> </w:t>
+      </w:r>
+      <w:proofErr w:type="spellStart"/>
+      <w:r>
+        <w:rPr>
+          <w:rFonts w:ascii="Times New Roman" w:hAnsi="Times New Roman" w:cs="Times New Roman"/>
+          <w:b/>
+          <w:bCs/>
+          <w:sz w:val="28"/>
+          <w:szCs w:val="28"/>
+          <w:lang w:val="en-US"/>
+        </w:rPr>
+        <w:t>робочої</w:t>
+      </w:r>
+      <w:proofErr w:type="spellEnd"/>
+      <w:r>
+        <w:rPr>
+          <w:rFonts w:ascii="Times New Roman" w:hAnsi="Times New Roman" w:cs="Times New Roman"/>
+          <w:b/>
+          <w:bCs/>
+          <w:sz w:val="28"/>
+          <w:szCs w:val="28"/>
+          <w:lang w:val="en-US"/>
+        </w:rPr>
+        <w:t xml:space="preserve"> </w:t>
+      </w:r>
+      <w:proofErr w:type="spellStart"/>
+      <w:r>
+        <w:rPr>
+          <w:rFonts w:ascii="Times New Roman" w:hAnsi="Times New Roman" w:cs="Times New Roman"/>
+          <w:b/>
+          <w:bCs/>
+          <w:sz w:val="28"/>
+          <w:szCs w:val="28"/>
+          <w:lang w:val="en-US"/>
+        </w:rPr>
+        <w:t>директорії</w:t>
+      </w:r>
+      <w:proofErr w:type="spellEnd"/>
+      <w:r>
+        <w:rPr>
+          <w:rFonts w:ascii="Times New Roman" w:hAnsi="Times New Roman" w:cs="Times New Roman"/>
+          <w:sz w:val="28"/>
+          <w:szCs w:val="28"/>
+          <w:lang w:val="en-US"/>
+        </w:rPr>
+        <w:t>:</w:t>
+      </w:r>
+    </w:p>
+    <w:p>
+      <w:pPr>
+        <w:rPr>
+          <w:rFonts w:ascii="Times New Roman" w:hAnsi="Times New Roman" w:cs="Times New Roman"/>
+          <w:sz w:val="28"/>
+          <w:szCs w:val="28"/>
+          <w:lang w:val="en-US"/>
+        </w:rPr>
+      </w:pPr>
+      <w:r>
+        <w:rPr>
+          <w:rFonts w:ascii="Times New Roman" w:hAnsi="Times New Roman" w:cs="Times New Roman"/>
+          <w:sz w:val="28"/>
+          <w:szCs w:val="28"/>
+          <w:lang w:val="en-US"/>
+        </w:rPr>
+        <w:t>ls -la</w:t>
+      </w:r>
+    </w:p>
+    <w:p>
+      <w:pPr>
+        <w:rPr>
+          <w:rFonts w:ascii="Times New Roman" w:hAnsi="Times New Roman" w:cs="Times New Roman"/>
+          <w:sz w:val="28"/>
+          <w:szCs w:val="28"/>
+          <w:lang w:val="en-US"/>
+        </w:rPr>
+      </w:pPr>
+    </w:p>
+    <w:p>
+      <w:pPr>
+        <w:rPr>
+          <w:rFonts w:ascii="Times New Roman" w:hAnsi="Times New Roman" w:cs="Times New Roman"/>
+          <w:sz w:val="28"/>
+          <w:szCs w:val="28"/>
+        </w:rPr>
+      </w:pPr>
+      <w:r>
+        <w:rPr>
+          <w:rFonts w:ascii="Times New Roman" w:hAnsi="Times New Roman" w:cs="Times New Roman"/>
+          <w:b/>
+          <w:bCs/>
+          <w:sz w:val="28"/>
+          <w:szCs w:val="28"/>
+        </w:rPr>
+        <w:t>Лістинг 1.3 -</w:t>
+      </w:r>
+      <w:r>
+        <w:rPr>
+          <w:rFonts w:ascii="Times New Roman" w:hAnsi="Times New Roman" w:cs="Times New Roman"/>
+          <w:b/>
+          <w:bCs/>
+          <w:sz w:val="28"/>
+          <w:szCs w:val="28"/>
+          <w:lang w:val="en-US"/>
+        </w:rPr>
+        <w:t xml:space="preserve"> </w:t>
+      </w:r>
+      <w:proofErr w:type="spellStart"/>
+      <w:r>
+        <w:rPr>
+          <w:rFonts w:ascii="Times New Roman" w:hAnsi="Times New Roman" w:cs="Times New Roman"/>
+          <w:b/>
+          <w:bCs/>
+          <w:sz w:val="28"/>
+          <w:szCs w:val="28"/>
+          <w:lang w:val="en-US"/>
+        </w:rPr>
+        <w:t>Перехід</w:t>
+      </w:r>
+      <w:proofErr w:type="spellEnd"/>
+      <w:r>
+        <w:rPr>
+          <w:rFonts w:ascii="Times New Roman" w:hAnsi="Times New Roman" w:cs="Times New Roman"/>
+          <w:b/>
+          <w:bCs/>
+          <w:sz w:val="28"/>
+          <w:szCs w:val="28"/>
+          <w:lang w:val="en-US"/>
+        </w:rPr>
+        <w:t xml:space="preserve"> </w:t>
+      </w:r>
+      <w:proofErr w:type="spellStart"/>
+      <w:r>
+        <w:rPr>
+          <w:rFonts w:ascii="Times New Roman" w:hAnsi="Times New Roman" w:cs="Times New Roman"/>
+          <w:b/>
+          <w:bCs/>
+          <w:sz w:val="28"/>
+          <w:szCs w:val="28"/>
+          <w:lang w:val="en-US"/>
+        </w:rPr>
+        <w:t>до</w:t>
+      </w:r>
+      <w:proofErr w:type="spellEnd"/>
+      <w:r>
+        <w:rPr>
+          <w:rFonts w:ascii="Times New Roman" w:hAnsi="Times New Roman" w:cs="Times New Roman"/>
+          <w:b/>
+          <w:bCs/>
+          <w:sz w:val="28"/>
+          <w:szCs w:val="28"/>
+          <w:lang w:val="en-US"/>
+        </w:rPr>
+        <w:t xml:space="preserve"> </w:t>
+      </w:r>
+      <w:proofErr w:type="spellStart"/>
+      <w:r>
+        <w:rPr>
+          <w:rFonts w:ascii="Times New Roman" w:hAnsi="Times New Roman" w:cs="Times New Roman"/>
+          <w:b/>
+          <w:bCs/>
+          <w:sz w:val="28"/>
+          <w:szCs w:val="28"/>
+          <w:lang w:val="en-US"/>
+        </w:rPr>
+        <w:t>субдиректорії</w:t>
+      </w:r>
+      <w:proofErr w:type="spellEnd"/>
+      <w:r>
+        <w:rPr>
+          <w:rFonts w:ascii="Times New Roman" w:hAnsi="Times New Roman" w:cs="Times New Roman"/>
+          <w:b/>
+          <w:bCs/>
+          <w:sz w:val="28"/>
+          <w:szCs w:val="28"/>
+          <w:lang w:val="en-US"/>
+        </w:rPr>
+        <w:t xml:space="preserve"> </w:t>
+      </w:r>
+      <w:proofErr w:type="spellStart"/>
+      <w:r>
+        <w:rPr>
+          <w:rFonts w:ascii="Times New Roman" w:hAnsi="Times New Roman" w:cs="Times New Roman"/>
+          <w:b/>
+          <w:bCs/>
+          <w:sz w:val="28"/>
+          <w:szCs w:val="28"/>
+          <w:lang w:val="en-US"/>
+        </w:rPr>
+        <w:t>та</w:t>
+      </w:r>
+      <w:proofErr w:type="spellEnd"/>
+      <w:r>
+        <w:rPr>
+          <w:rFonts w:ascii="Times New Roman" w:hAnsi="Times New Roman" w:cs="Times New Roman"/>
+          <w:b/>
+          <w:bCs/>
+          <w:sz w:val="28"/>
+          <w:szCs w:val="28"/>
+          <w:lang w:val="en-US"/>
+        </w:rPr>
+        <w:t xml:space="preserve"> </w:t>
+      </w:r>
+      <w:proofErr w:type="spellStart"/>
+      <w:r>
+        <w:rPr>
+          <w:rFonts w:ascii="Times New Roman" w:hAnsi="Times New Roman" w:cs="Times New Roman"/>
+          <w:b/>
+          <w:bCs/>
+          <w:sz w:val="28"/>
+          <w:szCs w:val="28"/>
+          <w:lang w:val="en-US"/>
+        </w:rPr>
+        <w:t>перегляд</w:t>
+      </w:r>
+      <w:proofErr w:type="spellEnd"/>
+      <w:r>
+        <w:rPr>
+          <w:rFonts w:ascii="Times New Roman" w:hAnsi="Times New Roman" w:cs="Times New Roman"/>
+          <w:b/>
+          <w:bCs/>
+          <w:sz w:val="28"/>
+          <w:szCs w:val="28"/>
+          <w:lang w:val="en-US"/>
+        </w:rPr>
+        <w:t xml:space="preserve"> </w:t>
+      </w:r>
+      <w:proofErr w:type="spellStart"/>
+      <w:r>
+        <w:rPr>
+          <w:rFonts w:ascii="Times New Roman" w:hAnsi="Times New Roman" w:cs="Times New Roman"/>
+          <w:b/>
+          <w:bCs/>
+          <w:sz w:val="28"/>
+          <w:szCs w:val="28"/>
+          <w:lang w:val="en-US"/>
+        </w:rPr>
+        <w:t>її</w:t>
+      </w:r>
+      <w:proofErr w:type="spellEnd"/>
+      <w:r>
+        <w:rPr>
+          <w:rFonts w:ascii="Times New Roman" w:hAnsi="Times New Roman" w:cs="Times New Roman"/>
+          <w:b/>
+          <w:bCs/>
+          <w:sz w:val="28"/>
+          <w:szCs w:val="28"/>
+          <w:lang w:val="en-US"/>
+        </w:rPr>
+        <w:t xml:space="preserve"> </w:t>
+      </w:r>
+      <w:proofErr w:type="spellStart"/>
+      <w:r>
+        <w:rPr>
+          <w:rFonts w:ascii="Times New Roman" w:hAnsi="Times New Roman" w:cs="Times New Roman"/>
+          <w:b/>
+          <w:bCs/>
+          <w:sz w:val="28"/>
+          <w:szCs w:val="28"/>
+          <w:lang w:val="en-US"/>
+        </w:rPr>
+        <w:t>вмісту</w:t>
+      </w:r>
+      <w:proofErr w:type="spellEnd"/>
+      <w:r>
+        <w:rPr>
+          <w:rFonts w:ascii="Times New Roman" w:hAnsi="Times New Roman" w:cs="Times New Roman"/>
+          <w:sz w:val="28"/>
+          <w:szCs w:val="28"/>
+          <w:lang w:val="en-US"/>
+        </w:rPr>
+        <w:t>:</w:t>
+      </w:r>
+    </w:p>
+    <w:p>
+      <w:pPr>
+        <w:rPr>
+          <w:rFonts w:ascii="Times New Roman" w:hAnsi="Times New Roman" w:cs="Times New Roman"/>
+          <w:sz w:val="28"/>
+          <w:szCs w:val="28"/>
+          <w:lang w:val="en-US"/>
+        </w:rPr>
+      </w:pPr>
+      <w:proofErr w:type="spellStart"/>
+      <w:r>
+        <w:rPr>
+          <w:rFonts w:ascii="Times New Roman" w:hAnsi="Times New Roman" w:cs="Times New Roman"/>
+          <w:sz w:val="28"/>
+          <w:szCs w:val="28"/>
+          <w:lang w:val="en-US"/>
+        </w:rPr>
+        <w:t>mkdir</w:t>
+      </w:r>
+      <w:proofErr w:type="spellEnd"/>
+      <w:r>
+        <w:rPr>
+          <w:rFonts w:ascii="Times New Roman" w:hAnsi="Times New Roman" w:cs="Times New Roman"/>
+          <w:sz w:val="28"/>
+          <w:szCs w:val="28"/>
+          <w:lang w:val="en-US"/>
+        </w:rPr>
+        <w:t xml:space="preserve"> </w:t>
+      </w:r>
+      <w:r>
+        <w:rPr>
+          <w:rFonts w:ascii="Times New Roman" w:hAnsi="Times New Roman" w:cs="Times New Roman"/>
+          <w:sz w:val="28"/>
+          <w:szCs w:val="28"/>
+          <w:lang w:val="en-US"/>
+        </w:rPr>
+        <w:t>test1.1</w:t>
+      </w:r>
+    </w:p>
+    <w:p>
+      <w:pPr>
+        <w:rPr>
+          <w:rFonts w:ascii="Times New Roman" w:hAnsi="Times New Roman" w:cs="Times New Roman"/>
+          <w:sz w:val="28"/>
+          <w:szCs w:val="28"/>
+          <w:lang w:val="en-US"/>
+        </w:rPr>
+      </w:pPr>
+      <w:r>
+        <w:rPr>
+          <w:rFonts w:ascii="Times New Roman" w:hAnsi="Times New Roman" w:cs="Times New Roman"/>
+          <w:sz w:val="28"/>
+          <w:szCs w:val="28"/>
+          <w:lang w:val="en-US"/>
+        </w:rPr>
+        <w:t xml:space="preserve">cd </w:t>
+      </w:r>
+      <w:r>
+        <w:rPr>
+          <w:rFonts w:ascii="Times New Roman" w:hAnsi="Times New Roman" w:cs="Times New Roman"/>
+          <w:sz w:val="28"/>
+          <w:szCs w:val="28"/>
+          <w:lang w:val="en-US"/>
+        </w:rPr>
+        <w:t>test1.1</w:t>
+      </w:r>
+    </w:p>
+    <w:p>
+      <w:pPr>
+        <w:rPr>
+          <w:rFonts w:ascii="Times New Roman" w:hAnsi="Times New Roman" w:cs="Times New Roman"/>
+          <w:sz w:val="28"/>
+          <w:szCs w:val="28"/>
+          <w:lang w:val="en-US"/>
+        </w:rPr>
+      </w:pPr>
+      <w:proofErr w:type="spellStart"/>
+      <w:r>
+        <w:rPr>
+          <w:rFonts w:ascii="Times New Roman" w:hAnsi="Times New Roman" w:cs="Times New Roman"/>
+          <w:sz w:val="28"/>
+          <w:szCs w:val="28"/>
+          <w:lang w:val="en-US"/>
+        </w:rPr>
+        <w:t>pwd</w:t>
+      </w:r>
+      <w:proofErr w:type="spellEnd"/>
+    </w:p>
+    <w:p>
+      <w:pPr>
+        <w:rPr>
+          <w:rFonts w:ascii="Times New Roman" w:hAnsi="Times New Roman" w:cs="Times New Roman"/>
+          <w:sz w:val="28"/>
+          <w:szCs w:val="28"/>
+          <w:lang w:val="en-US"/>
+        </w:rPr>
+      </w:pPr>
+      <w:proofErr w:type="spellStart"/>
+      <w:r>
+        <w:rPr>
+          <w:rFonts w:ascii="Times New Roman" w:hAnsi="Times New Roman" w:cs="Times New Roman"/>
+          <w:sz w:val="28"/>
+          <w:szCs w:val="28"/>
+          <w:lang w:val="en-US"/>
+        </w:rPr>
+        <w:t>mkdir</w:t>
+      </w:r>
+      <w:proofErr w:type="spellEnd"/>
+      <w:r>
+        <w:rPr>
+          <w:rFonts w:ascii="Times New Roman" w:hAnsi="Times New Roman" w:cs="Times New Roman"/>
+          <w:sz w:val="28"/>
+          <w:szCs w:val="28"/>
+          <w:lang w:val="en-US"/>
+        </w:rPr>
+        <w:t xml:space="preserve"> </w:t>
+      </w:r>
+      <w:r>
+        <w:rPr>
+          <w:rFonts w:ascii="Times New Roman" w:hAnsi="Times New Roman" w:cs="Times New Roman"/>
+          <w:sz w:val="28"/>
+          <w:szCs w:val="28"/>
+          <w:lang w:val="en-US"/>
+        </w:rPr>
+        <w:t>test1.2</w:t>
+      </w:r>
+    </w:p>
+    <w:p>
+      <w:pPr>
+        <w:rPr>
+          <w:rFonts w:ascii="Times New Roman" w:hAnsi="Times New Roman" w:cs="Times New Roman"/>
+          <w:sz w:val="28"/>
+          <w:szCs w:val="28"/>
+          <w:lang w:val="en-US"/>
+        </w:rPr>
+      </w:pPr>
+      <w:r>
+        <w:rPr>
+          <w:rFonts w:ascii="Times New Roman" w:hAnsi="Times New Roman" w:cs="Times New Roman"/>
+          <w:sz w:val="28"/>
+          <w:szCs w:val="28"/>
+          <w:lang w:val="en-US"/>
+        </w:rPr>
+        <w:t xml:space="preserve">cd </w:t>
+      </w:r>
+      <w:r>
+        <w:rPr>
+          <w:rFonts w:ascii="Times New Roman" w:hAnsi="Times New Roman" w:cs="Times New Roman"/>
+          <w:sz w:val="28"/>
+          <w:szCs w:val="28"/>
+          <w:lang w:val="en-US"/>
+        </w:rPr>
+        <w:t>test1.2</w:t>
+      </w:r>
+    </w:p>
+    <w:p>
+      <w:pPr>
+        <w:rPr>
+          <w:rFonts w:ascii="Times New Roman" w:hAnsi="Times New Roman" w:cs="Times New Roman"/>
+          <w:sz w:val="28"/>
+          <w:szCs w:val="28"/>
+        </w:rPr>
+      </w:pPr>
+      <w:proofErr w:type="gramStart"/>
+      <w:r>
+        <w:rPr>
+          <w:rFonts w:ascii="Times New Roman" w:hAnsi="Times New Roman" w:cs="Times New Roman"/>
+          <w:sz w:val="28"/>
+          <w:szCs w:val="28"/>
+          <w:lang w:val="en-US"/>
+        </w:rPr>
+        <w:t xml:space="preserve">cd </w:t>
+      </w:r>
+      <w:r>
+        <w:rPr>
+          <w:rFonts w:ascii="Times New Roman" w:hAnsi="Times New Roman" w:cs="Times New Roman"/>
+          <w:sz w:val="28"/>
+          <w:szCs w:val="28"/>
+          <w:lang w:val="en-US"/>
+        </w:rPr>
+        <w:t xml:space="preserve"> ~</w:t>
+      </w:r>
+      <w:proofErr w:type="gramEnd"/>
+    </w:p>
+    <w:p>
+      <w:pPr>
+        <w:rPr>
+          <w:rFonts w:ascii="Times New Roman" w:hAnsi="Times New Roman" w:cs="Times New Roman"/>
+          <w:sz w:val="28"/>
+          <w:szCs w:val="28"/>
+          <w:lang w:val="en-US"/>
+        </w:rPr>
+      </w:pPr>
+      <w:proofErr w:type="spellStart"/>
+      <w:r>
+        <w:rPr>
+          <w:rFonts w:ascii="Times New Roman" w:hAnsi="Times New Roman" w:cs="Times New Roman"/>
+          <w:sz w:val="28"/>
+          <w:szCs w:val="28"/>
+          <w:lang w:val="en-US"/>
+        </w:rPr>
+        <w:t>mkdir</w:t>
+      </w:r>
+      <w:proofErr w:type="spellEnd"/>
+      <w:r>
+        <w:rPr>
+          <w:rFonts w:ascii="Times New Roman" w:hAnsi="Times New Roman" w:cs="Times New Roman"/>
+          <w:sz w:val="28"/>
+          <w:szCs w:val="28"/>
+          <w:lang w:val="en-US"/>
+        </w:rPr>
+        <w:t xml:space="preserve"> </w:t>
+      </w:r>
+      <w:proofErr w:type="spellStart"/>
+      <w:r>
+        <w:rPr>
+          <w:rFonts w:ascii="Times New Roman" w:hAnsi="Times New Roman" w:cs="Times New Roman"/>
+          <w:sz w:val="28"/>
+          <w:szCs w:val="28"/>
+          <w:lang w:val="en-US"/>
+        </w:rPr>
+        <w:t>boooba</w:t>
+      </w:r>
+      <w:proofErr w:type="spellEnd"/>
+    </w:p>
+    <w:p>
+      <w:pPr>
+        <w:rPr>
+          <w:rFonts w:ascii="Times New Roman" w:hAnsi="Times New Roman" w:cs="Times New Roman"/>
+          <w:sz w:val="28"/>
+          <w:szCs w:val="28"/>
+          <w:lang w:val="en-US"/>
+        </w:rPr>
+      </w:pPr>
+      <w:r>
+        <w:rPr>
+          <w:rFonts w:ascii="Times New Roman" w:hAnsi="Times New Roman" w:cs="Times New Roman"/>
+          <w:sz w:val="28"/>
+          <w:szCs w:val="28"/>
+          <w:lang w:val="en-US"/>
+        </w:rPr>
+        <w:t xml:space="preserve">cd Contacts &amp;&amp; </w:t>
+      </w:r>
+      <w:proofErr w:type="spellStart"/>
+      <w:r>
+        <w:rPr>
+          <w:rFonts w:ascii="Times New Roman" w:hAnsi="Times New Roman" w:cs="Times New Roman"/>
+          <w:sz w:val="28"/>
+          <w:szCs w:val="28"/>
+          <w:lang w:val="en-US"/>
+        </w:rPr>
+        <w:t>pwd</w:t>
+      </w:r>
+      <w:proofErr w:type="spellEnd"/>
+      <w:r>
+        <w:rPr>
+          <w:rFonts w:ascii="Times New Roman" w:hAnsi="Times New Roman" w:cs="Times New Roman"/>
+          <w:sz w:val="28"/>
+          <w:szCs w:val="28"/>
+          <w:lang w:val="en-US"/>
+        </w:rPr>
+        <w:t xml:space="preserve"> &amp;&amp; ls &amp;&amp; cd</w:t>
+      </w:r>
+    </w:p>
+    <w:p>
+      <w:pPr>
+        <w:rPr>
+          <w:rFonts w:ascii="Times New Roman" w:hAnsi="Times New Roman" w:cs="Times New Roman"/>
+          <w:sz w:val="28"/>
+          <w:szCs w:val="28"/>
+          <w:lang w:val="en-US"/>
+        </w:rPr>
+      </w:pPr>
+      <w:r>
+        <w:rPr>
+          <w:rFonts w:ascii="Times New Roman" w:hAnsi="Times New Roman" w:cs="Times New Roman"/>
+          <w:sz w:val="28"/>
+          <w:szCs w:val="28"/>
+          <w:lang w:val="en-US"/>
+        </w:rPr>
+        <w:t xml:space="preserve">cd Contact; </w:t>
+      </w:r>
+      <w:proofErr w:type="spellStart"/>
+      <w:r>
+        <w:rPr>
+          <w:rFonts w:ascii="Times New Roman" w:hAnsi="Times New Roman" w:cs="Times New Roman"/>
+          <w:sz w:val="28"/>
+          <w:szCs w:val="28"/>
+          <w:lang w:val="en-US"/>
+        </w:rPr>
+        <w:t>pwd</w:t>
+      </w:r>
+      <w:proofErr w:type="spellEnd"/>
+      <w:r>
+        <w:rPr>
+          <w:rFonts w:ascii="Times New Roman" w:hAnsi="Times New Roman" w:cs="Times New Roman"/>
+          <w:sz w:val="28"/>
+          <w:szCs w:val="28"/>
+          <w:lang w:val="en-US"/>
+        </w:rPr>
+        <w:t>; ls; cd</w:t>
+      </w:r>
+    </w:p>
+    <w:p>
+      <w:pPr>
+        <w:pStyle w:val="1"/>
+        <w:rPr>
+          <w:rFonts w:ascii="Times New Roman" w:hAnsi="Times New Roman" w:cs="Times New Roman"/>
+          <w:b/>
+          <w:bCs/>
+          <w:sz w:val="28"/>
+          <w:szCs w:val="28"/>
+          <w:lang w:val="en-US"/>
+        </w:rPr>
+      </w:pPr>
+      <w:r>
+        <w:rPr>
+          <w:rFonts w:ascii="Times New Roman" w:hAnsi="Times New Roman" w:cs="Times New Roman"/>
+          <w:sz w:val="28"/>
+          <w:szCs w:val="28"/>
+          <w:lang w:val="en-US"/>
+        </w:rPr>
+        <w:br w:type="page"/>
+      </w:r>
+      <w:bookmarkStart w:id="1" w:name="_Toc191252617"/>
       <w:r>
         <w:rPr>
           <w:rFonts w:ascii="Times New Roman" w:hAnsi="Times New Roman" w:cs="Times New Roman"/>
@@ -715,6 +2374,7 @@
         </w:rPr>
         <w:t>)</w:t>
       </w:r>
+      <w:bookmarkEnd w:id="1"/>
     </w:p>
     <w:p>
       <w:pPr>
@@ -734,10 +2394,18 @@
           <w:lang w:val="en-US"/>
         </w:rPr>
         <w:drawing>
-          <wp:inline distT="0" distB="0" distL="0" distR="0" wp14:anchorId="0DCA53FE" wp14:editId="2604E8F4">
-            <wp:extent cx="3172571" cy="619760"/>
-            <wp:effectExtent l="0" t="0" r="8890" b="8890"/>
-            <wp:docPr id="1536649774" name="Рисунок 1"/>
+          <wp:anchor distT="0" distB="0" distL="114300" distR="114300" simplePos="0" relativeHeight="251659264" behindDoc="0" locked="0" layoutInCell="1" allowOverlap="1" wp14:anchorId="3A535B7F" wp14:editId="40B7DBB9">
+            <wp:simplePos x="0" y="0"/>
+            <wp:positionH relativeFrom="margin">
+              <wp:posOffset>1231072</wp:posOffset>
+            </wp:positionH>
+            <wp:positionV relativeFrom="margin">
+              <wp:posOffset>445659</wp:posOffset>
+            </wp:positionV>
+            <wp:extent cx="4773930" cy="7974965"/>
+            <wp:effectExtent l="0" t="0" r="7620" b="6985"/>
+            <wp:wrapSquare wrapText="bothSides"/>
+            <wp:docPr id="1300786692" name="Рисунок 1"/>
             <wp:cNvGraphicFramePr>
               <a:graphicFrameLocks xmlns:a="http://schemas.openxmlformats.org/drawingml/2006/main" noChangeAspect="1"/>
             </wp:cNvGraphicFramePr>
@@ -745,44 +2413,40 @@
               <a:graphicData uri="http://schemas.openxmlformats.org/drawingml/2006/picture">
                 <pic:pic xmlns:pic="http://schemas.openxmlformats.org/drawingml/2006/picture">
                   <pic:nvPicPr>
-                    <pic:cNvPr id="0" name="Picture 1"/>
-                    <pic:cNvPicPr>
-                      <a:picLocks noChangeAspect="1" noChangeArrowheads="1"/>
-                    </pic:cNvPicPr>
+                    <pic:cNvPr id="1300786692" name=""/>
+                    <pic:cNvPicPr/>
                   </pic:nvPicPr>
-                  <pic:blipFill rotWithShape="1">
-                    <a:blip r:embed="rId5">
+                  <pic:blipFill>
+                    <a:blip r:embed="rId6">
                       <a:extLst>
                         <a:ext uri="{28A0092B-C50C-407E-A947-70E740481C1C}">
                           <a14:useLocalDpi xmlns:a14="http://schemas.microsoft.com/office/drawing/2010/main" val="0"/>
                         </a:ext>
                       </a:extLst>
                     </a:blip>
-                    <a:srcRect t="93738" r="49251" b="2546"/>
-                    <a:stretch/>
+                    <a:stretch>
+                      <a:fillRect/>
+                    </a:stretch>
                   </pic:blipFill>
-                  <pic:spPr bwMode="auto">
+                  <pic:spPr>
                     <a:xfrm>
                       <a:off x="0" y="0"/>
-                      <a:ext cx="3174834" cy="620202"/>
+                      <a:ext cx="4773930" cy="7974965"/>
                     </a:xfrm>
                     <a:prstGeom prst="rect">
                       <a:avLst/>
                     </a:prstGeom>
-                    <a:noFill/>
-                    <a:ln>
-                      <a:noFill/>
-                    </a:ln>
-                    <a:extLst>
-                      <a:ext uri="{53640926-AAD7-44D8-BBD7-CCE9431645EC}">
-                        <a14:shadowObscured xmlns:a14="http://schemas.microsoft.com/office/drawing/2010/main"/>
-                      </a:ext>
-                    </a:extLst>
                   </pic:spPr>
                 </pic:pic>
               </a:graphicData>
             </a:graphic>
-          </wp:inline>
+            <wp14:sizeRelH relativeFrom="margin">
+              <wp14:pctWidth>0</wp14:pctWidth>
+            </wp14:sizeRelH>
+            <wp14:sizeRelV relativeFrom="margin">
+              <wp14:pctHeight>0</wp14:pctHeight>
+            </wp14:sizeRelV>
+          </wp:anchor>
         </w:drawing>
       </w:r>
     </w:p>
@@ -790,34 +2454,77 @@
       <w:pPr>
         <w:rPr>
           <w:rFonts w:ascii="Times New Roman" w:hAnsi="Times New Roman" w:cs="Times New Roman"/>
-          <w:sz w:val="28"/>
-          <w:szCs w:val="28"/>
-          <w:lang w:val="en-US"/>
-        </w:rPr>
-      </w:pPr>
-      <w:r>
-        <w:rPr>
-          <w:rFonts w:ascii="Times New Roman" w:hAnsi="Times New Roman" w:cs="Times New Roman"/>
+          <w:noProof/>
+          <w:sz w:val="28"/>
+          <w:szCs w:val="28"/>
+          <w:lang w:val="en-US"/>
+        </w:rPr>
+      </w:pPr>
+    </w:p>
+    <w:p>
+      <w:pPr>
+        <w:rPr>
+          <w:rFonts w:ascii="Times New Roman" w:hAnsi="Times New Roman" w:cs="Times New Roman"/>
+          <w:noProof/>
+          <w:sz w:val="28"/>
+          <w:szCs w:val="28"/>
+          <w:lang w:val="en-US"/>
+        </w:rPr>
+      </w:pPr>
+    </w:p>
+    <w:p>
+      <w:pPr>
+        <w:rPr>
+          <w:rFonts w:ascii="Times New Roman" w:hAnsi="Times New Roman" w:cs="Times New Roman"/>
+          <w:noProof/>
+          <w:sz w:val="28"/>
+          <w:szCs w:val="28"/>
+          <w:lang w:val="en-US"/>
+        </w:rPr>
+      </w:pPr>
+      <w:r>
+        <w:rPr>
+          <w:rFonts w:ascii="Times New Roman" w:hAnsi="Times New Roman" w:cs="Times New Roman"/>
+          <w:noProof/>
+          <w:sz w:val="28"/>
+          <w:szCs w:val="28"/>
+          <w:lang w:val="en-US"/>
+        </w:rPr>
+        <w:br w:type="page"/>
+      </w:r>
+    </w:p>
+    <w:p>
+      <w:pPr>
+        <w:rPr>
+          <w:rFonts w:ascii="Times New Roman" w:hAnsi="Times New Roman" w:cs="Times New Roman"/>
+          <w:noProof/>
+          <w:sz w:val="28"/>
+          <w:szCs w:val="28"/>
+          <w:lang w:val="en-US"/>
+        </w:rPr>
+      </w:pPr>
+      <w:r>
+        <w:rPr>
+          <w:rFonts w:ascii="Times New Roman" w:hAnsi="Times New Roman" w:cs="Times New Roman"/>
+          <w:noProof/>
           <w:sz w:val="28"/>
           <w:szCs w:val="28"/>
           <w:lang w:val="en-US"/>
         </w:rPr>
         <w:lastRenderedPageBreak/>
-        <w:tab/>
-      </w:r>
-      <w:r>
-        <w:rPr>
-          <w:rFonts w:ascii="Times New Roman" w:hAnsi="Times New Roman" w:cs="Times New Roman"/>
-          <w:noProof/>
-          <w:sz w:val="28"/>
-          <w:szCs w:val="28"/>
-          <w:lang w:val="en-US"/>
-        </w:rPr>
         <w:drawing>
-          <wp:inline distT="0" distB="0" distL="0" distR="0" wp14:anchorId="21D79EAA" wp14:editId="07997808">
-            <wp:extent cx="3601941" cy="9736297"/>
-            <wp:effectExtent l="0" t="0" r="0" b="0"/>
-            <wp:docPr id="1941481419" name="Рисунок 2"/>
+          <wp:anchor distT="0" distB="0" distL="114300" distR="114300" simplePos="0" relativeHeight="251660288" behindDoc="0" locked="0" layoutInCell="1" allowOverlap="1" wp14:anchorId="1C0916DD" wp14:editId="557FD665">
+            <wp:simplePos x="0" y="0"/>
+            <wp:positionH relativeFrom="margin">
+              <wp:align>right</wp:align>
+            </wp:positionH>
+            <wp:positionV relativeFrom="margin">
+              <wp:posOffset>362972</wp:posOffset>
+            </wp:positionV>
+            <wp:extent cx="4919345" cy="6657975"/>
+            <wp:effectExtent l="0" t="0" r="0" b="9525"/>
+            <wp:wrapSquare wrapText="bothSides"/>
+            <wp:docPr id="1841359111" name="Рисунок 1"/>
             <wp:cNvGraphicFramePr>
               <a:graphicFrameLocks xmlns:a="http://schemas.openxmlformats.org/drawingml/2006/main" noChangeAspect="1"/>
             </wp:cNvGraphicFramePr>
@@ -825,81 +2532,1421 @@
               <a:graphicData uri="http://schemas.openxmlformats.org/drawingml/2006/picture">
                 <pic:pic xmlns:pic="http://schemas.openxmlformats.org/drawingml/2006/picture">
                   <pic:nvPicPr>
-                    <pic:cNvPr id="0" name="Picture 2"/>
-                    <pic:cNvPicPr>
-                      <a:picLocks noChangeAspect="1" noChangeArrowheads="1"/>
-                    </pic:cNvPicPr>
+                    <pic:cNvPr id="1841359111" name=""/>
+                    <pic:cNvPicPr/>
                   </pic:nvPicPr>
-                  <pic:blipFill rotWithShape="1">
-                    <a:blip r:embed="rId6">
+                  <pic:blipFill>
+                    <a:blip r:embed="rId7">
                       <a:extLst>
                         <a:ext uri="{28A0092B-C50C-407E-A947-70E740481C1C}">
                           <a14:useLocalDpi xmlns:a14="http://schemas.microsoft.com/office/drawing/2010/main" val="0"/>
                         </a:ext>
                       </a:extLst>
                     </a:blip>
-                    <a:srcRect l="877" r="3607" b="2596"/>
-                    <a:stretch/>
+                    <a:stretch>
+                      <a:fillRect/>
+                    </a:stretch>
                   </pic:blipFill>
-                  <pic:spPr bwMode="auto">
+                  <pic:spPr>
                     <a:xfrm>
                       <a:off x="0" y="0"/>
-                      <a:ext cx="3637487" cy="9832381"/>
+                      <a:ext cx="4919345" cy="6657975"/>
                     </a:xfrm>
                     <a:prstGeom prst="rect">
                       <a:avLst/>
                     </a:prstGeom>
-                    <a:noFill/>
-                    <a:ln>
-                      <a:noFill/>
-                    </a:ln>
-                    <a:extLst>
-                      <a:ext uri="{53640926-AAD7-44D8-BBD7-CCE9431645EC}">
-                        <a14:shadowObscured xmlns:a14="http://schemas.microsoft.com/office/drawing/2010/main"/>
-                      </a:ext>
-                    </a:extLst>
                   </pic:spPr>
                 </pic:pic>
               </a:graphicData>
             </a:graphic>
-          </wp:inline>
+            <wp14:sizeRelH relativeFrom="margin">
+              <wp14:pctWidth>0</wp14:pctWidth>
+            </wp14:sizeRelH>
+            <wp14:sizeRelV relativeFrom="margin">
+              <wp14:pctHeight>0</wp14:pctHeight>
+            </wp14:sizeRelV>
+          </wp:anchor>
         </w:drawing>
       </w:r>
-    </w:p>
-    <w:p>
-      <w:pPr>
-        <w:rPr>
-          <w:rFonts w:ascii="Times New Roman" w:hAnsi="Times New Roman" w:cs="Times New Roman"/>
-          <w:noProof/>
-          <w:sz w:val="28"/>
-          <w:szCs w:val="28"/>
-          <w:lang w:val="en-US"/>
-        </w:rPr>
-      </w:pPr>
-    </w:p>
-    <w:p>
-      <w:pPr>
-        <w:rPr>
-          <w:rFonts w:ascii="Times New Roman" w:hAnsi="Times New Roman" w:cs="Times New Roman"/>
-          <w:noProof/>
-          <w:sz w:val="28"/>
-          <w:szCs w:val="28"/>
-          <w:lang w:val="en-US"/>
-        </w:rPr>
-      </w:pPr>
-      <w:r>
-        <w:rPr>
-          <w:rFonts w:ascii="Times New Roman" w:hAnsi="Times New Roman" w:cs="Times New Roman"/>
-          <w:noProof/>
-          <w:sz w:val="28"/>
-          <w:szCs w:val="28"/>
-          <w:lang w:val="en-US"/>
-        </w:rPr>
+      <w:r>
+        <w:rPr>
+          <w:rFonts w:ascii="Times New Roman" w:hAnsi="Times New Roman" w:cs="Times New Roman"/>
+          <w:noProof/>
+          <w:sz w:val="28"/>
+          <w:szCs w:val="28"/>
+          <w:lang w:val="en-US"/>
+        </w:rPr>
+        <w:br w:type="page"/>
+      </w:r>
+    </w:p>
+    <w:p>
+      <w:pPr>
+        <w:rPr>
+          <w:rFonts w:ascii="Times New Roman" w:hAnsi="Times New Roman" w:cs="Times New Roman"/>
+          <w:noProof/>
+          <w:sz w:val="28"/>
+          <w:szCs w:val="28"/>
+          <w:lang w:val="en-US"/>
+        </w:rPr>
+      </w:pPr>
+      <w:r>
+        <w:rPr>
+          <w:rFonts w:ascii="Times New Roman" w:hAnsi="Times New Roman" w:cs="Times New Roman"/>
+          <w:b/>
+          <w:bCs/>
+          <w:noProof/>
+          <w:sz w:val="28"/>
+          <w:szCs w:val="28"/>
+          <w:lang w:val="en-US"/>
+        </w:rPr>
+        <w:lastRenderedPageBreak/>
+        <w:t>Завдання</w:t>
+      </w:r>
+      <w:r>
+        <w:rPr>
+          <w:rFonts w:ascii="Times New Roman" w:hAnsi="Times New Roman" w:cs="Times New Roman"/>
+          <w:noProof/>
+          <w:sz w:val="28"/>
+          <w:szCs w:val="28"/>
+          <w:lang w:val="en-US"/>
+        </w:rPr>
+        <w:t>:</w:t>
+      </w:r>
+    </w:p>
+    <w:p>
+      <w:pPr>
+        <w:rPr>
+          <w:rFonts w:ascii="Times New Roman" w:hAnsi="Times New Roman" w:cs="Times New Roman"/>
+          <w:noProof/>
+          <w:sz w:val="28"/>
+          <w:szCs w:val="28"/>
+          <w:lang w:val="en-US"/>
+        </w:rPr>
+      </w:pPr>
+      <w:r>
+        <w:rPr>
+          <w:rFonts w:ascii="Times New Roman" w:hAnsi="Times New Roman" w:cs="Times New Roman"/>
+          <w:noProof/>
+          <w:sz w:val="28"/>
+          <w:szCs w:val="28"/>
+          <w:lang w:val="en-US"/>
+        </w:rPr>
+        <w:t>Створено директорію praktuka1 з файлами:</w:t>
+      </w:r>
+    </w:p>
+    <w:p>
+      <w:pPr>
+        <w:rPr>
+          <w:rFonts w:ascii="Times New Roman" w:hAnsi="Times New Roman" w:cs="Times New Roman"/>
+          <w:noProof/>
+          <w:sz w:val="28"/>
+          <w:szCs w:val="28"/>
+          <w:lang w:val="en-US"/>
+        </w:rPr>
+      </w:pPr>
+      <w:r>
+        <w:rPr>
+          <w:rFonts w:ascii="Times New Roman" w:hAnsi="Times New Roman" w:cs="Times New Roman"/>
+          <w:noProof/>
+          <w:sz w:val="28"/>
+          <w:szCs w:val="28"/>
+          <w:lang w:val="en-US"/>
+        </w:rPr>
+        <w:t>file1.txt, file2.txt, file3.txt, виконано операції з ними.</w:t>
+      </w:r>
+    </w:p>
+    <w:p>
+      <w:pPr>
+        <w:rPr>
+          <w:rFonts w:ascii="Times New Roman" w:hAnsi="Times New Roman" w:cs="Times New Roman"/>
+          <w:noProof/>
+          <w:sz w:val="28"/>
+          <w:szCs w:val="28"/>
+          <w:lang w:val="en-US"/>
+        </w:rPr>
+      </w:pPr>
+    </w:p>
+    <w:p>
+      <w:pPr>
+        <w:rPr>
+          <w:rFonts w:ascii="Times New Roman" w:hAnsi="Times New Roman" w:cs="Times New Roman"/>
+          <w:noProof/>
+          <w:sz w:val="28"/>
+          <w:szCs w:val="28"/>
+          <w:lang w:val="en-US"/>
+        </w:rPr>
+      </w:pPr>
+      <w:r>
+        <w:rPr>
+          <w:rFonts w:ascii="Times New Roman" w:hAnsi="Times New Roman" w:cs="Times New Roman"/>
+          <w:b/>
+          <w:bCs/>
+          <w:noProof/>
+          <w:sz w:val="28"/>
+          <w:szCs w:val="28"/>
+          <w:lang w:val="en-US"/>
+        </w:rPr>
+        <w:t>Лістинг 2.1 – Код для створення директорії та файлів</w:t>
+      </w:r>
+      <w:r>
+        <w:rPr>
+          <w:rFonts w:ascii="Times New Roman" w:hAnsi="Times New Roman" w:cs="Times New Roman"/>
+          <w:noProof/>
+          <w:sz w:val="28"/>
+          <w:szCs w:val="28"/>
+          <w:lang w:val="en-US"/>
+        </w:rPr>
+        <w:t>:</w:t>
+      </w:r>
+    </w:p>
+    <w:p>
+      <w:pPr>
+        <w:rPr>
+          <w:rFonts w:ascii="Times New Roman" w:hAnsi="Times New Roman" w:cs="Times New Roman"/>
+          <w:noProof/>
+          <w:sz w:val="28"/>
+          <w:szCs w:val="28"/>
+          <w:lang w:val="en-US"/>
+        </w:rPr>
+      </w:pPr>
+      <w:r>
+        <w:rPr>
+          <w:rFonts w:ascii="Times New Roman" w:hAnsi="Times New Roman" w:cs="Times New Roman"/>
+          <w:noProof/>
+          <w:sz w:val="28"/>
+          <w:szCs w:val="28"/>
+          <w:lang w:val="en-US"/>
+        </w:rPr>
+        <w:t xml:space="preserve">mkdir </w:t>
+      </w:r>
+      <w:r>
+        <w:rPr>
+          <w:rFonts w:ascii="Times New Roman" w:hAnsi="Times New Roman" w:cs="Times New Roman"/>
+          <w:noProof/>
+          <w:sz w:val="28"/>
+          <w:szCs w:val="28"/>
+          <w:lang w:val="en-US"/>
+        </w:rPr>
+        <w:t>demo_ivan</w:t>
+      </w:r>
+      <w:r>
+        <w:rPr>
+          <w:rFonts w:ascii="Times New Roman" w:hAnsi="Times New Roman" w:cs="Times New Roman"/>
+          <w:noProof/>
+          <w:sz w:val="28"/>
+          <w:szCs w:val="28"/>
+          <w:lang w:val="en-US"/>
+        </w:rPr>
+        <w:t>_</w:t>
+      </w:r>
+      <w:r>
+        <w:rPr>
+          <w:rFonts w:ascii="Times New Roman" w:hAnsi="Times New Roman" w:cs="Times New Roman"/>
+          <w:noProof/>
+          <w:sz w:val="28"/>
+          <w:szCs w:val="28"/>
+          <w:lang w:val="en-US"/>
+        </w:rPr>
+        <w:t>zavaliy</w:t>
+      </w:r>
+    </w:p>
+    <w:p>
+      <w:pPr>
+        <w:rPr>
+          <w:rFonts w:ascii="Times New Roman" w:hAnsi="Times New Roman" w:cs="Times New Roman"/>
+          <w:noProof/>
+          <w:sz w:val="28"/>
+          <w:szCs w:val="28"/>
+          <w:lang w:val="en-US"/>
+        </w:rPr>
+      </w:pPr>
+      <w:r>
+        <w:rPr>
+          <w:rFonts w:ascii="Times New Roman" w:hAnsi="Times New Roman" w:cs="Times New Roman"/>
+          <w:noProof/>
+          <w:sz w:val="28"/>
+          <w:szCs w:val="28"/>
+          <w:lang w:val="en-US"/>
+        </w:rPr>
+        <w:t>cd</w:t>
+      </w:r>
+      <w:r>
+        <w:rPr>
+          <w:rFonts w:ascii="Times New Roman" w:hAnsi="Times New Roman" w:cs="Times New Roman"/>
+          <w:noProof/>
+          <w:sz w:val="28"/>
+          <w:szCs w:val="28"/>
+          <w:lang w:val="en-US"/>
+        </w:rPr>
+        <w:t xml:space="preserve"> demo_ivan</w:t>
+      </w:r>
+      <w:r>
+        <w:rPr>
+          <w:rFonts w:ascii="Times New Roman" w:hAnsi="Times New Roman" w:cs="Times New Roman"/>
+          <w:noProof/>
+          <w:sz w:val="28"/>
+          <w:szCs w:val="28"/>
+          <w:lang w:val="en-US"/>
+        </w:rPr>
+        <w:t>_</w:t>
+      </w:r>
+      <w:r>
+        <w:rPr>
+          <w:rFonts w:ascii="Times New Roman" w:hAnsi="Times New Roman" w:cs="Times New Roman"/>
+          <w:noProof/>
+          <w:sz w:val="28"/>
+          <w:szCs w:val="28"/>
+          <w:lang w:val="en-US"/>
+        </w:rPr>
+        <w:t>zavaliy</w:t>
+      </w:r>
+    </w:p>
+    <w:p>
+      <w:pPr>
+        <w:rPr>
+          <w:rFonts w:ascii="Times New Roman" w:hAnsi="Times New Roman" w:cs="Times New Roman"/>
+          <w:noProof/>
+          <w:sz w:val="28"/>
+          <w:szCs w:val="28"/>
+          <w:lang w:val="en-US"/>
+        </w:rPr>
+      </w:pPr>
+      <w:r>
+        <w:rPr>
+          <w:rFonts w:ascii="Times New Roman" w:hAnsi="Times New Roman" w:cs="Times New Roman"/>
+          <w:noProof/>
+          <w:sz w:val="28"/>
+          <w:szCs w:val="28"/>
+          <w:lang w:val="en-US"/>
+        </w:rPr>
+        <w:t>touch file1.txt file2.txt file3.txt</w:t>
+      </w:r>
+    </w:p>
+    <w:p>
+      <w:pPr>
+        <w:rPr>
+          <w:rFonts w:ascii="Times New Roman" w:hAnsi="Times New Roman" w:cs="Times New Roman"/>
+          <w:noProof/>
+          <w:sz w:val="28"/>
+          <w:szCs w:val="28"/>
+          <w:lang w:val="en-US"/>
+        </w:rPr>
+      </w:pPr>
+      <w:r>
+        <w:rPr>
+          <w:rFonts w:ascii="Times New Roman" w:hAnsi="Times New Roman" w:cs="Times New Roman"/>
+          <w:noProof/>
+          <w:sz w:val="28"/>
+          <w:szCs w:val="28"/>
+          <w:lang w:val="en-US"/>
+        </w:rPr>
+        <w:t>echo</w:t>
+      </w:r>
+      <w:r>
+        <w:rPr>
+          <w:rFonts w:ascii="Times New Roman" w:hAnsi="Times New Roman" w:cs="Times New Roman"/>
+          <w:noProof/>
+          <w:sz w:val="28"/>
+          <w:szCs w:val="28"/>
+          <w:lang w:val="en-US"/>
+        </w:rPr>
+        <w:t xml:space="preserve"> </w:t>
+      </w:r>
+      <w:r>
+        <w:rPr>
+          <w:rFonts w:ascii="Times New Roman" w:hAnsi="Times New Roman" w:cs="Times New Roman"/>
+          <w:noProof/>
+          <w:sz w:val="28"/>
+          <w:szCs w:val="28"/>
+          <w:lang w:val="en-US"/>
+        </w:rPr>
+        <w:t>-e</w:t>
+      </w:r>
+      <w:r>
+        <w:rPr>
+          <w:rFonts w:ascii="Times New Roman" w:hAnsi="Times New Roman" w:cs="Times New Roman"/>
+          <w:noProof/>
+          <w:sz w:val="28"/>
+          <w:szCs w:val="28"/>
+          <w:lang w:val="en-US"/>
+        </w:rPr>
+        <w:t xml:space="preserve"> </w:t>
+      </w:r>
+      <w:r>
+        <w:rPr>
+          <w:rFonts w:ascii="Times New Roman" w:hAnsi="Times New Roman" w:cs="Times New Roman"/>
+          <w:noProof/>
+          <w:sz w:val="28"/>
+          <w:szCs w:val="28"/>
+          <w:lang w:val="en-US"/>
+        </w:rPr>
+        <w:t>“Line1</w:t>
+      </w:r>
+      <w:r>
+        <w:rPr>
+          <w:rFonts w:ascii="Times New Roman" w:hAnsi="Times New Roman" w:cs="Times New Roman"/>
+          <w:noProof/>
+          <w:sz w:val="28"/>
+          <w:szCs w:val="28"/>
+          <w:lang w:val="en-US"/>
+        </w:rPr>
+        <w:t>/</w:t>
+      </w:r>
+      <w:r>
+        <w:rPr>
+          <w:rFonts w:ascii="Times New Roman" w:hAnsi="Times New Roman" w:cs="Times New Roman"/>
+          <w:noProof/>
+          <w:sz w:val="28"/>
+          <w:szCs w:val="28"/>
+          <w:lang w:val="en-US"/>
+        </w:rPr>
+        <w:t>nLine2</w:t>
+      </w:r>
+      <w:r>
+        <w:rPr>
+          <w:rFonts w:ascii="Times New Roman" w:hAnsi="Times New Roman" w:cs="Times New Roman"/>
+          <w:noProof/>
+          <w:sz w:val="28"/>
+          <w:szCs w:val="28"/>
+          <w:lang w:val="en-US"/>
+        </w:rPr>
+        <w:t>/</w:t>
+      </w:r>
+      <w:r>
+        <w:rPr>
+          <w:rFonts w:ascii="Times New Roman" w:hAnsi="Times New Roman" w:cs="Times New Roman"/>
+          <w:noProof/>
+          <w:sz w:val="28"/>
+          <w:szCs w:val="28"/>
+          <w:lang w:val="en-US"/>
+        </w:rPr>
+        <w:t>nLine3</w:t>
+      </w:r>
+      <w:r>
+        <w:rPr>
+          <w:rFonts w:ascii="Times New Roman" w:hAnsi="Times New Roman" w:cs="Times New Roman"/>
+          <w:noProof/>
+          <w:sz w:val="28"/>
+          <w:szCs w:val="28"/>
+          <w:lang w:val="en-US"/>
+        </w:rPr>
+        <w:t>/</w:t>
+      </w:r>
+      <w:r>
+        <w:rPr>
+          <w:rFonts w:ascii="Times New Roman" w:hAnsi="Times New Roman" w:cs="Times New Roman"/>
+          <w:noProof/>
+          <w:sz w:val="28"/>
+          <w:szCs w:val="28"/>
+          <w:lang w:val="en-US"/>
+        </w:rPr>
+        <w:t>nLine4</w:t>
+      </w:r>
+      <w:r>
+        <w:rPr>
+          <w:rFonts w:ascii="Times New Roman" w:hAnsi="Times New Roman" w:cs="Times New Roman"/>
+          <w:noProof/>
+          <w:sz w:val="28"/>
+          <w:szCs w:val="28"/>
+          <w:lang w:val="en-US"/>
+        </w:rPr>
+        <w:t>/</w:t>
+      </w:r>
+      <w:r>
+        <w:rPr>
+          <w:rFonts w:ascii="Times New Roman" w:hAnsi="Times New Roman" w:cs="Times New Roman"/>
+          <w:noProof/>
+          <w:sz w:val="28"/>
+          <w:szCs w:val="28"/>
+          <w:lang w:val="en-US"/>
+        </w:rPr>
+        <w:t>nLine5</w:t>
+      </w:r>
+      <w:r>
+        <w:rPr>
+          <w:rFonts w:ascii="Times New Roman" w:hAnsi="Times New Roman" w:cs="Times New Roman"/>
+          <w:noProof/>
+          <w:sz w:val="28"/>
+          <w:szCs w:val="28"/>
+          <w:lang w:val="en-US"/>
+        </w:rPr>
+        <w:t>/</w:t>
+      </w:r>
+      <w:r>
+        <w:rPr>
+          <w:rFonts w:ascii="Times New Roman" w:hAnsi="Times New Roman" w:cs="Times New Roman"/>
+          <w:noProof/>
+          <w:sz w:val="28"/>
+          <w:szCs w:val="28"/>
+          <w:lang w:val="en-US"/>
+        </w:rPr>
+        <w:t>nLine6</w:t>
+      </w:r>
+      <w:r>
+        <w:rPr>
+          <w:rFonts w:ascii="Times New Roman" w:hAnsi="Times New Roman" w:cs="Times New Roman"/>
+          <w:noProof/>
+          <w:sz w:val="28"/>
+          <w:szCs w:val="28"/>
+          <w:lang w:val="en-US"/>
+        </w:rPr>
+        <w:t>/</w:t>
+      </w:r>
+      <w:r>
+        <w:rPr>
+          <w:rFonts w:ascii="Times New Roman" w:hAnsi="Times New Roman" w:cs="Times New Roman"/>
+          <w:noProof/>
+          <w:sz w:val="28"/>
+          <w:szCs w:val="28"/>
+          <w:lang w:val="en-US"/>
+        </w:rPr>
+        <w:t>nLine7</w:t>
+      </w:r>
+      <w:r>
+        <w:rPr>
+          <w:rFonts w:ascii="Times New Roman" w:hAnsi="Times New Roman" w:cs="Times New Roman"/>
+          <w:noProof/>
+          <w:sz w:val="28"/>
+          <w:szCs w:val="28"/>
+          <w:lang w:val="en-US"/>
+        </w:rPr>
+        <w:t>/</w:t>
+      </w:r>
+      <w:r>
+        <w:rPr>
+          <w:rFonts w:ascii="Times New Roman" w:hAnsi="Times New Roman" w:cs="Times New Roman"/>
+          <w:noProof/>
+          <w:sz w:val="28"/>
+          <w:szCs w:val="28"/>
+          <w:lang w:val="en-US"/>
+        </w:rPr>
+        <w:t>nLine8</w:t>
+      </w:r>
+      <w:r>
+        <w:rPr>
+          <w:rFonts w:ascii="Times New Roman" w:hAnsi="Times New Roman" w:cs="Times New Roman"/>
+          <w:noProof/>
+          <w:sz w:val="28"/>
+          <w:szCs w:val="28"/>
+          <w:lang w:val="en-US"/>
+        </w:rPr>
+        <w:t>/</w:t>
+      </w:r>
+      <w:r>
+        <w:rPr>
+          <w:rFonts w:ascii="Times New Roman" w:hAnsi="Times New Roman" w:cs="Times New Roman"/>
+          <w:noProof/>
+          <w:sz w:val="28"/>
+          <w:szCs w:val="28"/>
+          <w:lang w:val="en-US"/>
+        </w:rPr>
+        <w:t>nLine9</w:t>
+      </w:r>
+      <w:r>
+        <w:rPr>
+          <w:rFonts w:ascii="Times New Roman" w:hAnsi="Times New Roman" w:cs="Times New Roman"/>
+          <w:noProof/>
+          <w:sz w:val="28"/>
+          <w:szCs w:val="28"/>
+          <w:lang w:val="en-US"/>
+        </w:rPr>
+        <w:t>/</w:t>
+      </w:r>
+      <w:r>
+        <w:rPr>
+          <w:rFonts w:ascii="Times New Roman" w:hAnsi="Times New Roman" w:cs="Times New Roman"/>
+          <w:noProof/>
+          <w:sz w:val="28"/>
+          <w:szCs w:val="28"/>
+          <w:lang w:val="en-US"/>
+        </w:rPr>
+        <w:t>nLine10” &gt; file1.txt</w:t>
+      </w:r>
+    </w:p>
+    <w:p>
+      <w:pPr>
+        <w:rPr>
+          <w:rFonts w:ascii="Times New Roman" w:hAnsi="Times New Roman" w:cs="Times New Roman"/>
+          <w:noProof/>
+          <w:sz w:val="28"/>
+          <w:szCs w:val="28"/>
+          <w:lang w:val="en-US"/>
+        </w:rPr>
+      </w:pPr>
+      <w:r>
+        <w:rPr>
+          <w:rFonts w:ascii="Times New Roman" w:hAnsi="Times New Roman" w:cs="Times New Roman"/>
+          <w:noProof/>
+          <w:sz w:val="28"/>
+          <w:szCs w:val="28"/>
+          <w:lang w:val="en-US"/>
+        </w:rPr>
+        <w:t>echo -e “Line1\n</w:t>
+      </w:r>
+      <w:r>
+        <w:rPr>
+          <w:rFonts w:ascii="Times New Roman" w:hAnsi="Times New Roman" w:cs="Times New Roman"/>
+          <w:noProof/>
+          <w:sz w:val="28"/>
+          <w:szCs w:val="28"/>
+          <w:lang w:val="en-US"/>
+        </w:rPr>
+        <w:t xml:space="preserve"> </w:t>
+      </w:r>
+      <w:r>
+        <w:rPr>
+          <w:rFonts w:ascii="Times New Roman" w:hAnsi="Times New Roman" w:cs="Times New Roman"/>
+          <w:noProof/>
+          <w:sz w:val="28"/>
+          <w:szCs w:val="28"/>
+          <w:lang w:val="en-US"/>
+        </w:rPr>
+        <w:t>Line2\n</w:t>
+      </w:r>
+      <w:r>
+        <w:rPr>
+          <w:rFonts w:ascii="Times New Roman" w:hAnsi="Times New Roman" w:cs="Times New Roman"/>
+          <w:noProof/>
+          <w:sz w:val="28"/>
+          <w:szCs w:val="28"/>
+          <w:lang w:val="en-US"/>
+        </w:rPr>
+        <w:t xml:space="preserve"> </w:t>
+      </w:r>
+      <w:r>
+        <w:rPr>
+          <w:rFonts w:ascii="Times New Roman" w:hAnsi="Times New Roman" w:cs="Times New Roman"/>
+          <w:noProof/>
+          <w:sz w:val="28"/>
+          <w:szCs w:val="28"/>
+          <w:lang w:val="en-US"/>
+        </w:rPr>
+        <w:t>Line3\n</w:t>
+      </w:r>
+      <w:r>
+        <w:rPr>
+          <w:rFonts w:ascii="Times New Roman" w:hAnsi="Times New Roman" w:cs="Times New Roman"/>
+          <w:noProof/>
+          <w:sz w:val="28"/>
+          <w:szCs w:val="28"/>
+          <w:lang w:val="en-US"/>
+        </w:rPr>
+        <w:t xml:space="preserve"> </w:t>
+      </w:r>
+      <w:r>
+        <w:rPr>
+          <w:rFonts w:ascii="Times New Roman" w:hAnsi="Times New Roman" w:cs="Times New Roman"/>
+          <w:noProof/>
+          <w:sz w:val="28"/>
+          <w:szCs w:val="28"/>
+          <w:lang w:val="en-US"/>
+        </w:rPr>
+        <w:t>Line4\n</w:t>
+      </w:r>
+      <w:r>
+        <w:rPr>
+          <w:rFonts w:ascii="Times New Roman" w:hAnsi="Times New Roman" w:cs="Times New Roman"/>
+          <w:noProof/>
+          <w:sz w:val="28"/>
+          <w:szCs w:val="28"/>
+          <w:lang w:val="en-US"/>
+        </w:rPr>
+        <w:t xml:space="preserve"> </w:t>
+      </w:r>
+      <w:r>
+        <w:rPr>
+          <w:rFonts w:ascii="Times New Roman" w:hAnsi="Times New Roman" w:cs="Times New Roman"/>
+          <w:noProof/>
+          <w:sz w:val="28"/>
+          <w:szCs w:val="28"/>
+          <w:lang w:val="en-US"/>
+        </w:rPr>
+        <w:t>Line5\n</w:t>
+      </w:r>
+      <w:r>
+        <w:rPr>
+          <w:rFonts w:ascii="Times New Roman" w:hAnsi="Times New Roman" w:cs="Times New Roman"/>
+          <w:noProof/>
+          <w:sz w:val="28"/>
+          <w:szCs w:val="28"/>
+          <w:lang w:val="en-US"/>
+        </w:rPr>
+        <w:t xml:space="preserve"> </w:t>
+      </w:r>
+      <w:r>
+        <w:rPr>
+          <w:rFonts w:ascii="Times New Roman" w:hAnsi="Times New Roman" w:cs="Times New Roman"/>
+          <w:noProof/>
+          <w:sz w:val="28"/>
+          <w:szCs w:val="28"/>
+          <w:lang w:val="en-US"/>
+        </w:rPr>
+        <w:t>Line6\n</w:t>
+      </w:r>
+      <w:r>
+        <w:rPr>
+          <w:rFonts w:ascii="Times New Roman" w:hAnsi="Times New Roman" w:cs="Times New Roman"/>
+          <w:noProof/>
+          <w:sz w:val="28"/>
+          <w:szCs w:val="28"/>
+          <w:lang w:val="en-US"/>
+        </w:rPr>
+        <w:t xml:space="preserve"> </w:t>
+      </w:r>
+      <w:r>
+        <w:rPr>
+          <w:rFonts w:ascii="Times New Roman" w:hAnsi="Times New Roman" w:cs="Times New Roman"/>
+          <w:noProof/>
+          <w:sz w:val="28"/>
+          <w:szCs w:val="28"/>
+          <w:lang w:val="en-US"/>
+        </w:rPr>
+        <w:t>Line7\n</w:t>
+      </w:r>
+      <w:r>
+        <w:rPr>
+          <w:rFonts w:ascii="Times New Roman" w:hAnsi="Times New Roman" w:cs="Times New Roman"/>
+          <w:noProof/>
+          <w:sz w:val="28"/>
+          <w:szCs w:val="28"/>
+          <w:lang w:val="en-US"/>
+        </w:rPr>
+        <w:t xml:space="preserve"> </w:t>
+      </w:r>
+      <w:r>
+        <w:rPr>
+          <w:rFonts w:ascii="Times New Roman" w:hAnsi="Times New Roman" w:cs="Times New Roman"/>
+          <w:noProof/>
+          <w:sz w:val="28"/>
+          <w:szCs w:val="28"/>
+          <w:lang w:val="en-US"/>
+        </w:rPr>
+        <w:t>Line8\n</w:t>
+      </w:r>
+      <w:r>
+        <w:rPr>
+          <w:rFonts w:ascii="Times New Roman" w:hAnsi="Times New Roman" w:cs="Times New Roman"/>
+          <w:noProof/>
+          <w:sz w:val="28"/>
+          <w:szCs w:val="28"/>
+          <w:lang w:val="en-US"/>
+        </w:rPr>
+        <w:t xml:space="preserve"> </w:t>
+      </w:r>
+      <w:r>
+        <w:rPr>
+          <w:rFonts w:ascii="Times New Roman" w:hAnsi="Times New Roman" w:cs="Times New Roman"/>
+          <w:noProof/>
+          <w:sz w:val="28"/>
+          <w:szCs w:val="28"/>
+          <w:lang w:val="en-US"/>
+        </w:rPr>
+        <w:t>Line9\n</w:t>
+      </w:r>
+      <w:r>
+        <w:rPr>
+          <w:rFonts w:ascii="Times New Roman" w:hAnsi="Times New Roman" w:cs="Times New Roman"/>
+          <w:noProof/>
+          <w:sz w:val="28"/>
+          <w:szCs w:val="28"/>
+          <w:lang w:val="en-US"/>
+        </w:rPr>
+        <w:t xml:space="preserve"> </w:t>
+      </w:r>
+      <w:r>
+        <w:rPr>
+          <w:rFonts w:ascii="Times New Roman" w:hAnsi="Times New Roman" w:cs="Times New Roman"/>
+          <w:noProof/>
+          <w:sz w:val="28"/>
+          <w:szCs w:val="28"/>
+          <w:lang w:val="en-US"/>
+        </w:rPr>
+        <w:t>Line10” &gt;&gt; file2.txt</w:t>
+      </w:r>
+    </w:p>
+    <w:p>
+      <w:pPr>
+        <w:rPr>
+          <w:rFonts w:ascii="Times New Roman" w:hAnsi="Times New Roman" w:cs="Times New Roman"/>
+          <w:noProof/>
+          <w:sz w:val="28"/>
+          <w:szCs w:val="28"/>
+          <w:lang w:val="en-US"/>
+        </w:rPr>
+      </w:pPr>
+      <w:r>
+        <w:rPr>
+          <w:rFonts w:ascii="Times New Roman" w:hAnsi="Times New Roman" w:cs="Times New Roman"/>
+          <w:noProof/>
+          <w:sz w:val="28"/>
+          <w:szCs w:val="28"/>
+          <w:lang w:val="en-US"/>
+        </w:rPr>
+        <w:t>echo -e “Line1\n</w:t>
+      </w:r>
+      <w:r>
+        <w:rPr>
+          <w:rFonts w:ascii="Times New Roman" w:hAnsi="Times New Roman" w:cs="Times New Roman"/>
+          <w:noProof/>
+          <w:sz w:val="28"/>
+          <w:szCs w:val="28"/>
+          <w:lang w:val="en-US"/>
+        </w:rPr>
+        <w:t xml:space="preserve"> </w:t>
+      </w:r>
+      <w:r>
+        <w:rPr>
+          <w:rFonts w:ascii="Times New Roman" w:hAnsi="Times New Roman" w:cs="Times New Roman"/>
+          <w:noProof/>
+          <w:sz w:val="28"/>
+          <w:szCs w:val="28"/>
+          <w:lang w:val="en-US"/>
+        </w:rPr>
+        <w:t>Line2\n</w:t>
+      </w:r>
+      <w:r>
+        <w:rPr>
+          <w:rFonts w:ascii="Times New Roman" w:hAnsi="Times New Roman" w:cs="Times New Roman"/>
+          <w:noProof/>
+          <w:sz w:val="28"/>
+          <w:szCs w:val="28"/>
+          <w:lang w:val="en-US"/>
+        </w:rPr>
+        <w:t xml:space="preserve"> </w:t>
+      </w:r>
+      <w:r>
+        <w:rPr>
+          <w:rFonts w:ascii="Times New Roman" w:hAnsi="Times New Roman" w:cs="Times New Roman"/>
+          <w:noProof/>
+          <w:sz w:val="28"/>
+          <w:szCs w:val="28"/>
+          <w:lang w:val="en-US"/>
+        </w:rPr>
+        <w:t>Line3\n</w:t>
+      </w:r>
+      <w:r>
+        <w:rPr>
+          <w:rFonts w:ascii="Times New Roman" w:hAnsi="Times New Roman" w:cs="Times New Roman"/>
+          <w:noProof/>
+          <w:sz w:val="28"/>
+          <w:szCs w:val="28"/>
+          <w:lang w:val="en-US"/>
+        </w:rPr>
+        <w:t xml:space="preserve"> </w:t>
+      </w:r>
+      <w:r>
+        <w:rPr>
+          <w:rFonts w:ascii="Times New Roman" w:hAnsi="Times New Roman" w:cs="Times New Roman"/>
+          <w:noProof/>
+          <w:sz w:val="28"/>
+          <w:szCs w:val="28"/>
+          <w:lang w:val="en-US"/>
+        </w:rPr>
+        <w:t>Line4\n</w:t>
+      </w:r>
+      <w:r>
+        <w:rPr>
+          <w:rFonts w:ascii="Times New Roman" w:hAnsi="Times New Roman" w:cs="Times New Roman"/>
+          <w:noProof/>
+          <w:sz w:val="28"/>
+          <w:szCs w:val="28"/>
+          <w:lang w:val="en-US"/>
+        </w:rPr>
+        <w:t xml:space="preserve"> </w:t>
+      </w:r>
+      <w:r>
+        <w:rPr>
+          <w:rFonts w:ascii="Times New Roman" w:hAnsi="Times New Roman" w:cs="Times New Roman"/>
+          <w:noProof/>
+          <w:sz w:val="28"/>
+          <w:szCs w:val="28"/>
+          <w:lang w:val="en-US"/>
+        </w:rPr>
+        <w:t>Line5\n</w:t>
+      </w:r>
+      <w:r>
+        <w:rPr>
+          <w:rFonts w:ascii="Times New Roman" w:hAnsi="Times New Roman" w:cs="Times New Roman"/>
+          <w:noProof/>
+          <w:sz w:val="28"/>
+          <w:szCs w:val="28"/>
+          <w:lang w:val="en-US"/>
+        </w:rPr>
+        <w:t xml:space="preserve"> </w:t>
+      </w:r>
+      <w:r>
+        <w:rPr>
+          <w:rFonts w:ascii="Times New Roman" w:hAnsi="Times New Roman" w:cs="Times New Roman"/>
+          <w:noProof/>
+          <w:sz w:val="28"/>
+          <w:szCs w:val="28"/>
+          <w:lang w:val="en-US"/>
+        </w:rPr>
+        <w:t>Line6\n</w:t>
+      </w:r>
+      <w:r>
+        <w:rPr>
+          <w:rFonts w:ascii="Times New Roman" w:hAnsi="Times New Roman" w:cs="Times New Roman"/>
+          <w:noProof/>
+          <w:sz w:val="28"/>
+          <w:szCs w:val="28"/>
+          <w:lang w:val="en-US"/>
+        </w:rPr>
+        <w:t xml:space="preserve"> </w:t>
+      </w:r>
+      <w:r>
+        <w:rPr>
+          <w:rFonts w:ascii="Times New Roman" w:hAnsi="Times New Roman" w:cs="Times New Roman"/>
+          <w:noProof/>
+          <w:sz w:val="28"/>
+          <w:szCs w:val="28"/>
+          <w:lang w:val="en-US"/>
+        </w:rPr>
+        <w:t>Line7\n</w:t>
+      </w:r>
+      <w:r>
+        <w:rPr>
+          <w:rFonts w:ascii="Times New Roman" w:hAnsi="Times New Roman" w:cs="Times New Roman"/>
+          <w:noProof/>
+          <w:sz w:val="28"/>
+          <w:szCs w:val="28"/>
+          <w:lang w:val="en-US"/>
+        </w:rPr>
+        <w:t xml:space="preserve"> </w:t>
+      </w:r>
+      <w:r>
+        <w:rPr>
+          <w:rFonts w:ascii="Times New Roman" w:hAnsi="Times New Roman" w:cs="Times New Roman"/>
+          <w:noProof/>
+          <w:sz w:val="28"/>
+          <w:szCs w:val="28"/>
+          <w:lang w:val="en-US"/>
+        </w:rPr>
+        <w:t>Line8\n</w:t>
+      </w:r>
+      <w:r>
+        <w:rPr>
+          <w:rFonts w:ascii="Times New Roman" w:hAnsi="Times New Roman" w:cs="Times New Roman"/>
+          <w:noProof/>
+          <w:sz w:val="28"/>
+          <w:szCs w:val="28"/>
+          <w:lang w:val="en-US"/>
+        </w:rPr>
+        <w:t xml:space="preserve"> </w:t>
+      </w:r>
+      <w:r>
+        <w:rPr>
+          <w:rFonts w:ascii="Times New Roman" w:hAnsi="Times New Roman" w:cs="Times New Roman"/>
+          <w:noProof/>
+          <w:sz w:val="28"/>
+          <w:szCs w:val="28"/>
+          <w:lang w:val="en-US"/>
+        </w:rPr>
+        <w:t>Line9\n</w:t>
+      </w:r>
+      <w:r>
+        <w:rPr>
+          <w:rFonts w:ascii="Times New Roman" w:hAnsi="Times New Roman" w:cs="Times New Roman"/>
+          <w:noProof/>
+          <w:sz w:val="28"/>
+          <w:szCs w:val="28"/>
+          <w:lang w:val="en-US"/>
+        </w:rPr>
+        <w:t xml:space="preserve"> </w:t>
+      </w:r>
+      <w:r>
+        <w:rPr>
+          <w:rFonts w:ascii="Times New Roman" w:hAnsi="Times New Roman" w:cs="Times New Roman"/>
+          <w:noProof/>
+          <w:sz w:val="28"/>
+          <w:szCs w:val="28"/>
+          <w:lang w:val="en-US"/>
+        </w:rPr>
+        <w:t>Line10” &gt;&gt; file3.txt</w:t>
+      </w:r>
+    </w:p>
+    <w:p>
+      <w:pPr>
+        <w:rPr>
+          <w:rFonts w:ascii="Times New Roman" w:hAnsi="Times New Roman" w:cs="Times New Roman"/>
+          <w:noProof/>
+          <w:sz w:val="28"/>
+          <w:szCs w:val="28"/>
+          <w:lang w:val="en-US"/>
+        </w:rPr>
+      </w:pPr>
+    </w:p>
+    <w:p>
+      <w:pPr>
+        <w:rPr>
+          <w:rFonts w:ascii="Times New Roman" w:hAnsi="Times New Roman" w:cs="Times New Roman"/>
+          <w:noProof/>
+          <w:sz w:val="28"/>
+          <w:szCs w:val="28"/>
+          <w:lang w:val="en-US"/>
+        </w:rPr>
+      </w:pPr>
+      <w:r>
+        <w:rPr>
+          <w:rFonts w:ascii="Times New Roman" w:hAnsi="Times New Roman" w:cs="Times New Roman"/>
+          <w:b/>
+          <w:bCs/>
+          <w:noProof/>
+          <w:sz w:val="28"/>
+          <w:szCs w:val="28"/>
+          <w:lang w:val="en-US"/>
+        </w:rPr>
+        <w:t>Лістинг 2.2 – Код для виведення частини вмісту файлів</w:t>
+      </w:r>
+      <w:r>
+        <w:rPr>
+          <w:rFonts w:ascii="Times New Roman" w:hAnsi="Times New Roman" w:cs="Times New Roman"/>
+          <w:noProof/>
+          <w:sz w:val="28"/>
+          <w:szCs w:val="28"/>
+          <w:lang w:val="en-US"/>
+        </w:rPr>
+        <w:t>:</w:t>
+      </w:r>
+    </w:p>
+    <w:p>
+      <w:pPr>
+        <w:rPr>
+          <w:rFonts w:ascii="Times New Roman" w:hAnsi="Times New Roman" w:cs="Times New Roman"/>
+          <w:noProof/>
+          <w:sz w:val="28"/>
+          <w:szCs w:val="28"/>
+          <w:lang w:val="en-US"/>
+        </w:rPr>
+      </w:pPr>
+      <w:r>
+        <w:rPr>
+          <w:rFonts w:ascii="Times New Roman" w:hAnsi="Times New Roman" w:cs="Times New Roman"/>
+          <w:noProof/>
+          <w:sz w:val="28"/>
+          <w:szCs w:val="28"/>
+          <w:lang w:val="en-US"/>
+        </w:rPr>
+        <w:t>head -n 5 file1.txt</w:t>
+      </w:r>
+    </w:p>
+    <w:p>
+      <w:pPr>
+        <w:rPr>
+          <w:rFonts w:ascii="Times New Roman" w:hAnsi="Times New Roman" w:cs="Times New Roman"/>
+          <w:noProof/>
+          <w:sz w:val="28"/>
+          <w:szCs w:val="28"/>
+          <w:lang w:val="en-US"/>
+        </w:rPr>
+      </w:pPr>
+      <w:r>
+        <w:rPr>
+          <w:rFonts w:ascii="Times New Roman" w:hAnsi="Times New Roman" w:cs="Times New Roman"/>
+          <w:noProof/>
+          <w:sz w:val="28"/>
+          <w:szCs w:val="28"/>
+          <w:lang w:val="en-US"/>
+        </w:rPr>
+        <w:t>tail -n 5 file1.txt</w:t>
+      </w:r>
+    </w:p>
+    <w:p>
+      <w:pPr>
+        <w:rPr>
+          <w:rFonts w:ascii="Times New Roman" w:hAnsi="Times New Roman" w:cs="Times New Roman"/>
+          <w:noProof/>
+          <w:sz w:val="28"/>
+          <w:szCs w:val="28"/>
+          <w:lang w:val="en-US"/>
+        </w:rPr>
+      </w:pPr>
+      <w:r>
+        <w:rPr>
+          <w:rFonts w:ascii="Times New Roman" w:hAnsi="Times New Roman" w:cs="Times New Roman"/>
+          <w:noProof/>
+          <w:sz w:val="28"/>
+          <w:szCs w:val="28"/>
+          <w:lang w:val="en-US"/>
+        </w:rPr>
+        <w:t>cat file1.txt</w:t>
+      </w:r>
+    </w:p>
+    <w:p>
+      <w:pPr>
+        <w:rPr>
+          <w:rFonts w:ascii="Times New Roman" w:hAnsi="Times New Roman" w:cs="Times New Roman"/>
+          <w:noProof/>
+          <w:sz w:val="28"/>
+          <w:szCs w:val="28"/>
+          <w:lang w:val="en-US"/>
+        </w:rPr>
+      </w:pPr>
+      <w:r>
+        <w:rPr>
+          <w:rFonts w:ascii="Times New Roman" w:hAnsi="Times New Roman" w:cs="Times New Roman"/>
+          <w:noProof/>
+          <w:sz w:val="28"/>
+          <w:szCs w:val="28"/>
+          <w:lang w:val="en-US"/>
+        </w:rPr>
+        <w:t>cat file2.txt</w:t>
+      </w:r>
+    </w:p>
+    <w:p>
+      <w:pPr>
+        <w:rPr>
+          <w:rFonts w:ascii="Times New Roman" w:hAnsi="Times New Roman" w:cs="Times New Roman"/>
+          <w:noProof/>
+          <w:sz w:val="28"/>
+          <w:szCs w:val="28"/>
+          <w:lang w:val="en-US"/>
+        </w:rPr>
+      </w:pPr>
+    </w:p>
+    <w:p>
+      <w:pPr>
+        <w:rPr>
+          <w:rFonts w:ascii="Times New Roman" w:hAnsi="Times New Roman" w:cs="Times New Roman"/>
+          <w:b/>
+          <w:bCs/>
+          <w:noProof/>
+          <w:sz w:val="28"/>
+          <w:szCs w:val="28"/>
+        </w:rPr>
+      </w:pPr>
+      <w:r>
+        <w:rPr>
+          <w:rFonts w:ascii="Times New Roman" w:hAnsi="Times New Roman" w:cs="Times New Roman"/>
+          <w:b/>
+          <w:bCs/>
+          <w:noProof/>
+          <w:sz w:val="28"/>
+          <w:szCs w:val="28"/>
+        </w:rPr>
+        <w:t>Лістинг 2.3 – Код для редагування та переміщення файлів:</w:t>
+      </w:r>
+    </w:p>
+    <w:p>
+      <w:pPr>
+        <w:rPr>
+          <w:rFonts w:ascii="Times New Roman" w:hAnsi="Times New Roman" w:cs="Times New Roman"/>
+          <w:noProof/>
+          <w:sz w:val="28"/>
+          <w:szCs w:val="28"/>
+          <w:lang w:val="en-US"/>
+        </w:rPr>
+      </w:pPr>
+      <w:r>
+        <w:rPr>
+          <w:rFonts w:ascii="Times New Roman" w:hAnsi="Times New Roman" w:cs="Times New Roman"/>
+          <w:noProof/>
+          <w:sz w:val="28"/>
+          <w:szCs w:val="28"/>
+          <w:lang w:val="en-US"/>
+        </w:rPr>
+        <w:t>ls</w:t>
+      </w:r>
+    </w:p>
+    <w:p>
+      <w:pPr>
+        <w:rPr>
+          <w:rFonts w:ascii="Times New Roman" w:hAnsi="Times New Roman" w:cs="Times New Roman"/>
+          <w:noProof/>
+          <w:sz w:val="28"/>
+          <w:szCs w:val="28"/>
+          <w:lang w:val="en-US"/>
+        </w:rPr>
+      </w:pPr>
+      <w:r>
+        <w:rPr>
+          <w:rFonts w:ascii="Times New Roman" w:hAnsi="Times New Roman" w:cs="Times New Roman"/>
+          <w:noProof/>
+          <w:sz w:val="28"/>
+          <w:szCs w:val="28"/>
+          <w:lang w:val="en-US"/>
+        </w:rPr>
+        <w:t>rm -</w:t>
+      </w:r>
+      <w:r>
+        <w:rPr>
+          <w:rFonts w:ascii="Times New Roman" w:hAnsi="Times New Roman" w:cs="Times New Roman"/>
+          <w:noProof/>
+          <w:sz w:val="28"/>
+          <w:szCs w:val="28"/>
+          <w:lang w:val="en-US"/>
+        </w:rPr>
+        <w:t>i</w:t>
+      </w:r>
+      <w:r>
+        <w:rPr>
+          <w:rFonts w:ascii="Times New Roman" w:hAnsi="Times New Roman" w:cs="Times New Roman"/>
+          <w:noProof/>
+          <w:sz w:val="28"/>
+          <w:szCs w:val="28"/>
+          <w:lang w:val="en-US"/>
+        </w:rPr>
+        <w:t xml:space="preserve"> file</w:t>
+      </w:r>
+      <w:r>
+        <w:rPr>
+          <w:rFonts w:ascii="Times New Roman" w:hAnsi="Times New Roman" w:cs="Times New Roman"/>
+          <w:noProof/>
+          <w:sz w:val="28"/>
+          <w:szCs w:val="28"/>
+          <w:lang w:val="en-US"/>
+        </w:rPr>
+        <w:t>1.txt</w:t>
+      </w:r>
+    </w:p>
+    <w:p>
+      <w:pPr>
+        <w:rPr>
+          <w:rFonts w:ascii="Times New Roman" w:hAnsi="Times New Roman" w:cs="Times New Roman"/>
+          <w:noProof/>
+          <w:sz w:val="28"/>
+          <w:szCs w:val="28"/>
+          <w:lang w:val="en-US"/>
+        </w:rPr>
+      </w:pPr>
+      <w:r>
+        <w:rPr>
+          <w:rFonts w:ascii="Times New Roman" w:hAnsi="Times New Roman" w:cs="Times New Roman"/>
+          <w:noProof/>
+          <w:sz w:val="28"/>
+          <w:szCs w:val="28"/>
+          <w:lang w:val="en-US"/>
+        </w:rPr>
+        <w:t>ls</w:t>
+      </w:r>
+    </w:p>
+    <w:p>
+      <w:pPr>
+        <w:rPr>
+          <w:rFonts w:ascii="Times New Roman" w:hAnsi="Times New Roman" w:cs="Times New Roman"/>
+          <w:noProof/>
+          <w:sz w:val="28"/>
+          <w:szCs w:val="28"/>
+          <w:lang w:val="en-US"/>
+        </w:rPr>
+      </w:pPr>
+      <w:r>
+        <w:rPr>
+          <w:rFonts w:ascii="Times New Roman" w:hAnsi="Times New Roman" w:cs="Times New Roman"/>
+          <w:noProof/>
+          <w:sz w:val="28"/>
+          <w:szCs w:val="28"/>
+          <w:lang w:val="en-US"/>
+        </w:rPr>
+        <w:t>mv file2.txt ..</w:t>
+      </w:r>
+    </w:p>
+    <w:p>
+      <w:pPr>
+        <w:rPr>
+          <w:rFonts w:ascii="Times New Roman" w:hAnsi="Times New Roman" w:cs="Times New Roman"/>
+          <w:noProof/>
+          <w:sz w:val="28"/>
+          <w:szCs w:val="28"/>
+          <w:lang w:val="en-US"/>
+        </w:rPr>
+      </w:pPr>
+      <w:r>
+        <w:rPr>
+          <w:rFonts w:ascii="Times New Roman" w:hAnsi="Times New Roman" w:cs="Times New Roman"/>
+          <w:noProof/>
+          <w:sz w:val="28"/>
+          <w:szCs w:val="28"/>
+          <w:lang w:val="en-US"/>
+        </w:rPr>
+        <w:t>cd ..</w:t>
+      </w:r>
+    </w:p>
+    <w:p>
+      <w:pPr>
+        <w:rPr>
+          <w:rFonts w:ascii="Times New Roman" w:hAnsi="Times New Roman" w:cs="Times New Roman"/>
+          <w:noProof/>
+          <w:sz w:val="28"/>
+          <w:szCs w:val="28"/>
+          <w:lang w:val="en-US"/>
+        </w:rPr>
+      </w:pPr>
+      <w:r>
+        <w:rPr>
+          <w:rFonts w:ascii="Times New Roman" w:hAnsi="Times New Roman" w:cs="Times New Roman"/>
+          <w:noProof/>
+          <w:sz w:val="28"/>
+          <w:szCs w:val="28"/>
+          <w:lang w:val="en-US"/>
+        </w:rPr>
+        <w:t>mv file2.txt hightfile2.txt</w:t>
+      </w:r>
+    </w:p>
+    <w:p>
+      <w:pPr>
+        <w:rPr>
+          <w:rFonts w:ascii="Times New Roman" w:hAnsi="Times New Roman" w:cs="Times New Roman"/>
+          <w:noProof/>
+          <w:sz w:val="28"/>
+          <w:szCs w:val="28"/>
+          <w:lang w:val="en-US"/>
+        </w:rPr>
+      </w:pPr>
+      <w:r>
+        <w:rPr>
+          <w:rFonts w:ascii="Times New Roman" w:hAnsi="Times New Roman" w:cs="Times New Roman"/>
+          <w:noProof/>
+          <w:sz w:val="28"/>
+          <w:szCs w:val="28"/>
+          <w:lang w:val="en-US"/>
+        </w:rPr>
+        <w:t>cp hightfile2 test1.3</w:t>
+      </w:r>
+    </w:p>
+    <w:p>
+      <w:pPr>
+        <w:rPr>
+          <w:rFonts w:ascii="Times New Roman" w:hAnsi="Times New Roman" w:cs="Times New Roman"/>
+          <w:noProof/>
+          <w:sz w:val="28"/>
+          <w:szCs w:val="28"/>
+          <w:lang w:val="en-US"/>
+        </w:rPr>
+      </w:pPr>
+      <w:r>
+        <w:rPr>
+          <w:rFonts w:ascii="Times New Roman" w:hAnsi="Times New Roman" w:cs="Times New Roman"/>
+          <w:noProof/>
+          <w:sz w:val="28"/>
+          <w:szCs w:val="28"/>
+          <w:lang w:val="en-US"/>
+        </w:rPr>
+        <w:t>cd test1.3</w:t>
+      </w:r>
+    </w:p>
+    <w:p>
+      <w:pPr>
+        <w:rPr>
+          <w:rFonts w:ascii="Times New Roman" w:hAnsi="Times New Roman" w:cs="Times New Roman"/>
+          <w:noProof/>
+          <w:sz w:val="28"/>
+          <w:szCs w:val="28"/>
+          <w:lang w:val="en-US"/>
+        </w:rPr>
+      </w:pPr>
+      <w:r>
+        <w:rPr>
+          <w:rFonts w:ascii="Times New Roman" w:hAnsi="Times New Roman" w:cs="Times New Roman"/>
+          <w:noProof/>
+          <w:sz w:val="28"/>
+          <w:szCs w:val="28"/>
+          <w:lang w:val="en-US"/>
+        </w:rPr>
+        <w:lastRenderedPageBreak/>
+        <w:t>ls</w:t>
+      </w:r>
+    </w:p>
+    <w:p>
+      <w:pPr>
+        <w:rPr>
+          <w:rFonts w:ascii="Times New Roman" w:hAnsi="Times New Roman" w:cs="Times New Roman"/>
+          <w:noProof/>
+          <w:sz w:val="28"/>
+          <w:szCs w:val="28"/>
+          <w:lang w:val="en-US"/>
+        </w:rPr>
+      </w:pPr>
+      <w:r>
+        <w:rPr>
+          <w:rFonts w:ascii="Times New Roman" w:hAnsi="Times New Roman" w:cs="Times New Roman"/>
+          <w:noProof/>
+          <w:sz w:val="28"/>
+          <w:szCs w:val="28"/>
+          <w:lang w:val="en-US"/>
+        </w:rPr>
+        <w:t>cd ..</w:t>
+      </w:r>
+    </w:p>
+    <w:p>
+      <w:pPr>
+        <w:rPr>
+          <w:rFonts w:ascii="Times New Roman" w:hAnsi="Times New Roman" w:cs="Times New Roman"/>
+          <w:noProof/>
+          <w:sz w:val="28"/>
+          <w:szCs w:val="28"/>
+          <w:lang w:val="en-US"/>
+        </w:rPr>
+      </w:pPr>
+      <w:r>
+        <w:rPr>
+          <w:rFonts w:ascii="Times New Roman" w:hAnsi="Times New Roman" w:cs="Times New Roman"/>
+          <w:noProof/>
+          <w:sz w:val="28"/>
+          <w:szCs w:val="28"/>
+          <w:lang w:val="en-US"/>
+        </w:rPr>
+        <w:t>rm -r demo_ivan_zavaliy</w:t>
+      </w:r>
+    </w:p>
+    <w:p>
+      <w:pPr>
+        <w:rPr>
+          <w:rFonts w:ascii="Times New Roman" w:hAnsi="Times New Roman" w:cs="Times New Roman"/>
+          <w:b/>
+          <w:bCs/>
+          <w:noProof/>
+          <w:color w:val="000000" w:themeColor="text1"/>
+          <w:sz w:val="28"/>
+          <w:szCs w:val="28"/>
+          <w:lang w:val="en-US"/>
+        </w:rPr>
+      </w:pPr>
+      <w:r>
+        <w:rPr>
+          <w:rFonts w:ascii="Times New Roman" w:hAnsi="Times New Roman" w:cs="Times New Roman"/>
+          <w:noProof/>
+          <w:sz w:val="28"/>
+          <w:szCs w:val="28"/>
+          <w:lang w:val="en-US"/>
+        </w:rPr>
+        <w:t>ls</w:t>
+      </w:r>
+      <w:r>
+        <w:rPr>
+          <w:rFonts w:ascii="Times New Roman" w:hAnsi="Times New Roman" w:cs="Times New Roman"/>
+          <w:noProof/>
+          <w:sz w:val="28"/>
+          <w:szCs w:val="28"/>
+          <w:lang w:val="en-US"/>
+        </w:rPr>
+        <w:br w:type="page"/>
+      </w:r>
+      <w:r>
+        <w:rPr>
+          <w:rFonts w:ascii="Times New Roman" w:hAnsi="Times New Roman" w:cs="Times New Roman"/>
+          <w:b/>
+          <w:bCs/>
+          <w:noProof/>
+          <w:color w:val="000000" w:themeColor="text1"/>
+          <w:sz w:val="28"/>
+          <w:szCs w:val="28"/>
+          <w:lang w:val="en-US"/>
+        </w:rPr>
+        <w:lastRenderedPageBreak/>
         <w:drawing>
-          <wp:inline distT="0" distB="0" distL="0" distR="0" wp14:anchorId="4CD7F14A" wp14:editId="1E99AB28">
-            <wp:extent cx="6120765" cy="2059388"/>
+          <wp:anchor distT="0" distB="0" distL="114300" distR="114300" simplePos="0" relativeHeight="251665408" behindDoc="0" locked="0" layoutInCell="1" allowOverlap="1" wp14:anchorId="01416F64" wp14:editId="752175D1">
+            <wp:simplePos x="0" y="0"/>
+            <wp:positionH relativeFrom="margin">
+              <wp:posOffset>222637</wp:posOffset>
+            </wp:positionH>
+            <wp:positionV relativeFrom="margin">
+              <wp:posOffset>326004</wp:posOffset>
+            </wp:positionV>
+            <wp:extent cx="6120765" cy="6656705"/>
             <wp:effectExtent l="0" t="0" r="0" b="0"/>
-            <wp:docPr id="2130208447" name="Рисунок 3"/>
+            <wp:wrapSquare wrapText="bothSides"/>
+            <wp:docPr id="1548444023" name="Рисунок 1"/>
             <wp:cNvGraphicFramePr>
               <a:graphicFrameLocks xmlns:a="http://schemas.openxmlformats.org/drawingml/2006/main" noChangeAspect="1"/>
             </wp:cNvGraphicFramePr>
@@ -907,246 +3954,8 @@
               <a:graphicData uri="http://schemas.openxmlformats.org/drawingml/2006/picture">
                 <pic:pic xmlns:pic="http://schemas.openxmlformats.org/drawingml/2006/picture">
                   <pic:nvPicPr>
-                    <pic:cNvPr id="0" name="Picture 3"/>
-                    <pic:cNvPicPr>
-                      <a:picLocks noChangeAspect="1" noChangeArrowheads="1"/>
-                    </pic:cNvPicPr>
-                  </pic:nvPicPr>
-                  <pic:blipFill rotWithShape="1">
-                    <a:blip r:embed="rId7">
-                      <a:extLst>
-                        <a:ext uri="{28A0092B-C50C-407E-A947-70E740481C1C}">
-                          <a14:useLocalDpi xmlns:a14="http://schemas.microsoft.com/office/drawing/2010/main" val="0"/>
-                        </a:ext>
-                      </a:extLst>
-                    </a:blip>
-                    <a:srcRect b="35189"/>
-                    <a:stretch/>
-                  </pic:blipFill>
-                  <pic:spPr bwMode="auto">
-                    <a:xfrm>
-                      <a:off x="0" y="0"/>
-                      <a:ext cx="6120765" cy="2059388"/>
-                    </a:xfrm>
-                    <a:prstGeom prst="rect">
-                      <a:avLst/>
-                    </a:prstGeom>
-                    <a:noFill/>
-                    <a:ln>
-                      <a:noFill/>
-                    </a:ln>
-                    <a:extLst>
-                      <a:ext uri="{53640926-AAD7-44D8-BBD7-CCE9431645EC}">
-                        <a14:shadowObscured xmlns:a14="http://schemas.microsoft.com/office/drawing/2010/main"/>
-                      </a:ext>
-                    </a:extLst>
-                  </pic:spPr>
-                </pic:pic>
-              </a:graphicData>
-            </a:graphic>
-          </wp:inline>
-        </w:drawing>
-      </w:r>
-    </w:p>
-    <w:p>
-      <w:pPr>
-        <w:rPr>
-          <w:rFonts w:ascii="Times New Roman" w:hAnsi="Times New Roman" w:cs="Times New Roman"/>
-          <w:noProof/>
-          <w:sz w:val="28"/>
-          <w:szCs w:val="28"/>
-          <w:lang w:val="en-US"/>
-        </w:rPr>
-      </w:pPr>
-      <w:r>
-        <w:rPr>
-          <w:rFonts w:ascii="Times New Roman" w:hAnsi="Times New Roman" w:cs="Times New Roman"/>
-          <w:noProof/>
-          <w:sz w:val="28"/>
-          <w:szCs w:val="28"/>
-          <w:lang w:val="en-US"/>
-        </w:rPr>
-        <w:br w:type="page"/>
-      </w:r>
-    </w:p>
-    <w:p>
-      <w:pPr>
-        <w:pStyle w:val="1"/>
-        <w:rPr>
-          <w:rFonts w:ascii="Times New Roman" w:hAnsi="Times New Roman" w:cs="Times New Roman"/>
-          <w:b/>
-          <w:bCs/>
-          <w:noProof/>
-          <w:color w:val="000000" w:themeColor="text1"/>
-          <w:sz w:val="28"/>
-          <w:szCs w:val="28"/>
-          <w:lang w:val="en-US"/>
-        </w:rPr>
-      </w:pPr>
-      <w:r>
-        <w:rPr>
-          <w:rFonts w:ascii="Times New Roman" w:hAnsi="Times New Roman" w:cs="Times New Roman"/>
-          <w:b/>
-          <w:bCs/>
-          <w:noProof/>
-          <w:color w:val="000000" w:themeColor="text1"/>
-          <w:sz w:val="28"/>
-          <w:szCs w:val="28"/>
-          <w:lang w:val="en-US"/>
-        </w:rPr>
-        <w:lastRenderedPageBreak/>
-        <w:t>3</w:t>
-      </w:r>
-      <w:r>
-        <w:rPr>
-          <w:rFonts w:ascii="Times New Roman" w:hAnsi="Times New Roman" w:cs="Times New Roman"/>
-          <w:b/>
-          <w:bCs/>
-          <w:noProof/>
-          <w:color w:val="000000" w:themeColor="text1"/>
-          <w:sz w:val="28"/>
-          <w:szCs w:val="28"/>
-          <w:lang w:val="en-US"/>
-        </w:rPr>
-        <w:t>-4</w:t>
-      </w:r>
-      <w:r>
-        <w:rPr>
-          <w:rFonts w:ascii="Times New Roman" w:hAnsi="Times New Roman" w:cs="Times New Roman"/>
-          <w:b/>
-          <w:bCs/>
-          <w:noProof/>
-          <w:color w:val="000000" w:themeColor="text1"/>
-          <w:sz w:val="28"/>
-          <w:szCs w:val="28"/>
-          <w:lang w:val="en-US"/>
-        </w:rPr>
-        <w:t>.(Менеджер пакетів pip)</w:t>
-      </w:r>
-      <w:r>
-        <w:rPr>
-          <w:rFonts w:ascii="Times New Roman" w:eastAsia="Times New Roman" w:hAnsi="Times New Roman" w:cs="Times New Roman"/>
-          <w:b/>
-          <w:bCs/>
-          <w:i/>
-          <w:iCs/>
-          <w:color w:val="auto"/>
-          <w:kern w:val="0"/>
-          <w:sz w:val="28"/>
-          <w:szCs w:val="28"/>
-          <w:lang w:eastAsia="ru-RU"/>
-          <w14:ligatures w14:val="none"/>
-        </w:rPr>
-        <w:t xml:space="preserve"> </w:t>
-      </w:r>
-      <w:r>
-        <w:rPr>
-          <w:rFonts w:ascii="Times New Roman" w:hAnsi="Times New Roman" w:cs="Times New Roman"/>
-          <w:b/>
-          <w:bCs/>
-          <w:noProof/>
-          <w:color w:val="000000" w:themeColor="text1"/>
-          <w:sz w:val="28"/>
-          <w:szCs w:val="28"/>
-        </w:rPr>
-        <w:t>(Менеджер пакетів Poetry)</w:t>
-      </w:r>
-    </w:p>
-    <w:p>
-      <w:pPr>
-        <w:rPr>
-          <w:lang w:val="en-US"/>
-        </w:rPr>
-      </w:pPr>
-      <w:r>
-        <w:rPr>
-          <w:rFonts w:ascii="Times New Roman" w:hAnsi="Times New Roman" w:cs="Times New Roman"/>
-          <w:noProof/>
-          <w:sz w:val="28"/>
-          <w:szCs w:val="28"/>
-          <w:lang w:val="en-US"/>
-        </w:rPr>
-        <w:drawing>
-          <wp:inline distT="0" distB="0" distL="0" distR="0" wp14:anchorId="24C6AEAB" wp14:editId="591F39F5">
-            <wp:extent cx="5168348" cy="1049020"/>
-            <wp:effectExtent l="0" t="0" r="0" b="0"/>
-            <wp:docPr id="1588835739" name="Рисунок 3"/>
-            <wp:cNvGraphicFramePr>
-              <a:graphicFrameLocks xmlns:a="http://schemas.openxmlformats.org/drawingml/2006/main" noChangeAspect="1"/>
-            </wp:cNvGraphicFramePr>
-            <a:graphic xmlns:a="http://schemas.openxmlformats.org/drawingml/2006/main">
-              <a:graphicData uri="http://schemas.openxmlformats.org/drawingml/2006/picture">
-                <pic:pic xmlns:pic="http://schemas.openxmlformats.org/drawingml/2006/picture">
-                  <pic:nvPicPr>
-                    <pic:cNvPr id="0" name="Picture 3"/>
-                    <pic:cNvPicPr>
-                      <a:picLocks noChangeAspect="1" noChangeArrowheads="1"/>
-                    </pic:cNvPicPr>
-                  </pic:nvPicPr>
-                  <pic:blipFill rotWithShape="1">
-                    <a:blip r:embed="rId7">
-                      <a:extLst>
-                        <a:ext uri="{28A0092B-C50C-407E-A947-70E740481C1C}">
-                          <a14:useLocalDpi xmlns:a14="http://schemas.microsoft.com/office/drawing/2010/main" val="0"/>
-                        </a:ext>
-                      </a:extLst>
-                    </a:blip>
-                    <a:srcRect t="66328" r="15506" b="635"/>
-                    <a:stretch/>
-                  </pic:blipFill>
-                  <pic:spPr bwMode="auto">
-                    <a:xfrm>
-                      <a:off x="0" y="0"/>
-                      <a:ext cx="5171644" cy="1049689"/>
-                    </a:xfrm>
-                    <a:prstGeom prst="rect">
-                      <a:avLst/>
-                    </a:prstGeom>
-                    <a:noFill/>
-                    <a:ln>
-                      <a:noFill/>
-                    </a:ln>
-                    <a:extLst>
-                      <a:ext uri="{53640926-AAD7-44D8-BBD7-CCE9431645EC}">
-                        <a14:shadowObscured xmlns:a14="http://schemas.microsoft.com/office/drawing/2010/main"/>
-                      </a:ext>
-                    </a:extLst>
-                  </pic:spPr>
-                </pic:pic>
-              </a:graphicData>
-            </a:graphic>
-          </wp:inline>
-        </w:drawing>
-      </w:r>
-    </w:p>
-    <w:p>
-      <w:pPr>
-        <w:rPr>
-          <w:lang w:val="en-US"/>
-        </w:rPr>
-      </w:pPr>
-      <w:r>
-        <w:rPr>
-          <w:noProof/>
-          <w:lang w:val="en-US"/>
-        </w:rPr>
-        <w:lastRenderedPageBreak/>
-        <w:drawing>
-          <wp:inline distT="0" distB="0" distL="0" distR="0" wp14:anchorId="48DAE23B" wp14:editId="2E2888C5">
-            <wp:extent cx="3152775" cy="9612630"/>
-            <wp:effectExtent l="0" t="0" r="9525" b="7620"/>
-            <wp:docPr id="1263660080" name="Рисунок 4"/>
-            <wp:cNvGraphicFramePr>
-              <a:graphicFrameLocks xmlns:a="http://schemas.openxmlformats.org/drawingml/2006/main" noChangeAspect="1"/>
-            </wp:cNvGraphicFramePr>
-            <a:graphic xmlns:a="http://schemas.openxmlformats.org/drawingml/2006/main">
-              <a:graphicData uri="http://schemas.openxmlformats.org/drawingml/2006/picture">
-                <pic:pic xmlns:pic="http://schemas.openxmlformats.org/drawingml/2006/picture">
-                  <pic:nvPicPr>
-                    <pic:cNvPr id="0" name="Picture 4"/>
-                    <pic:cNvPicPr>
-                      <a:picLocks noChangeAspect="1" noChangeArrowheads="1"/>
-                    </pic:cNvPicPr>
+                    <pic:cNvPr id="1548444023" name=""/>
+                    <pic:cNvPicPr/>
                   </pic:nvPicPr>
                   <pic:blipFill>
                     <a:blip r:embed="rId8">
@@ -1156,48 +3965,101 @@
                         </a:ext>
                       </a:extLst>
                     </a:blip>
-                    <a:srcRect/>
                     <a:stretch>
                       <a:fillRect/>
                     </a:stretch>
                   </pic:blipFill>
-                  <pic:spPr bwMode="auto">
+                  <pic:spPr>
                     <a:xfrm>
                       <a:off x="0" y="0"/>
-                      <a:ext cx="3152775" cy="9612630"/>
+                      <a:ext cx="6120765" cy="6656705"/>
                     </a:xfrm>
                     <a:prstGeom prst="rect">
                       <a:avLst/>
                     </a:prstGeom>
-                    <a:noFill/>
-                    <a:ln>
-                      <a:noFill/>
-                    </a:ln>
                   </pic:spPr>
                 </pic:pic>
               </a:graphicData>
             </a:graphic>
-          </wp:inline>
+          </wp:anchor>
         </w:drawing>
       </w:r>
-    </w:p>
-    <w:p>
-      <w:pPr>
-        <w:rPr>
-          <w:lang w:val="en-US"/>
-        </w:rPr>
-      </w:pPr>
-      <w:r>
-        <w:rPr>
-          <w:noProof/>
-          <w:lang w:val="en-US"/>
+      <w:r>
+        <w:rPr>
+          <w:rFonts w:ascii="Times New Roman" w:hAnsi="Times New Roman" w:cs="Times New Roman"/>
+          <w:b/>
+          <w:bCs/>
+          <w:noProof/>
+          <w:color w:val="000000" w:themeColor="text1"/>
+          <w:sz w:val="28"/>
+          <w:szCs w:val="28"/>
+          <w:lang w:val="en-US"/>
+        </w:rPr>
+        <w:t>3.(Менеджер пакетів pip)</w:t>
+      </w:r>
+      <w:r>
+        <w:rPr>
+          <w:noProof/>
+        </w:rPr>
+        <w:t xml:space="preserve"> </w:t>
+      </w:r>
+    </w:p>
+    <w:p>
+      <w:pPr>
+        <w:rPr>
+          <w:rFonts w:ascii="Times New Roman" w:hAnsi="Times New Roman" w:cs="Times New Roman"/>
+          <w:b/>
+          <w:bCs/>
+          <w:noProof/>
+          <w:color w:val="000000" w:themeColor="text1"/>
+          <w:sz w:val="28"/>
+          <w:szCs w:val="28"/>
+          <w:lang w:val="en-US"/>
+        </w:rPr>
+      </w:pPr>
+      <w:r>
+        <w:rPr>
+          <w:rFonts w:ascii="Times New Roman" w:hAnsi="Times New Roman" w:cs="Times New Roman"/>
+          <w:b/>
+          <w:bCs/>
+          <w:noProof/>
+          <w:color w:val="000000" w:themeColor="text1"/>
+          <w:sz w:val="28"/>
+          <w:szCs w:val="28"/>
+          <w:lang w:val="en-US"/>
+        </w:rPr>
+        <w:br w:type="page"/>
+      </w:r>
+    </w:p>
+    <w:p>
+      <w:pPr>
+        <w:rPr>
+          <w:rFonts w:ascii="Times New Roman" w:eastAsia="Times New Roman" w:hAnsi="Times New Roman" w:cs="Times New Roman"/>
+          <w:kern w:val="0"/>
+          <w:sz w:val="28"/>
+          <w:szCs w:val="28"/>
+          <w:lang w:val="en-US" w:eastAsia="ru-RU"/>
+          <w14:ligatures w14:val="none"/>
+        </w:rPr>
+      </w:pPr>
+      <w:r>
+        <w:rPr>
+          <w:noProof/>
         </w:rPr>
         <w:lastRenderedPageBreak/>
         <w:drawing>
-          <wp:inline distT="0" distB="0" distL="0" distR="0" wp14:anchorId="41E56724" wp14:editId="0BF52F99">
-            <wp:extent cx="4493260" cy="9612630"/>
-            <wp:effectExtent l="0" t="0" r="2540" b="7620"/>
-            <wp:docPr id="1462401582" name="Рисунок 5"/>
+          <wp:anchor distT="0" distB="0" distL="114300" distR="114300" simplePos="0" relativeHeight="251666432" behindDoc="0" locked="0" layoutInCell="1" allowOverlap="1" wp14:anchorId="6DC0DE72" wp14:editId="0582E765">
+            <wp:simplePos x="0" y="0"/>
+            <wp:positionH relativeFrom="margin">
+              <wp:posOffset>781961</wp:posOffset>
+            </wp:positionH>
+            <wp:positionV relativeFrom="margin">
+              <wp:posOffset>302150</wp:posOffset>
+            </wp:positionV>
+            <wp:extent cx="5308600" cy="8293100"/>
+            <wp:effectExtent l="0" t="0" r="6350" b="0"/>
+            <wp:wrapSquare wrapText="bothSides"/>
+            <wp:docPr id="1571870873" name="Рисунок 1"/>
             <wp:cNvGraphicFramePr>
               <a:graphicFrameLocks xmlns:a="http://schemas.openxmlformats.org/drawingml/2006/main" noChangeAspect="1"/>
             </wp:cNvGraphicFramePr>
@@ -1205,10 +4067,8 @@
               <a:graphicData uri="http://schemas.openxmlformats.org/drawingml/2006/picture">
                 <pic:pic xmlns:pic="http://schemas.openxmlformats.org/drawingml/2006/picture">
                   <pic:nvPicPr>
-                    <pic:cNvPr id="0" name="Picture 5"/>
-                    <pic:cNvPicPr>
-                      <a:picLocks noChangeAspect="1" noChangeArrowheads="1"/>
-                    </pic:cNvPicPr>
+                    <pic:cNvPr id="1571870873" name=""/>
+                    <pic:cNvPicPr/>
                   </pic:nvPicPr>
                   <pic:blipFill>
                     <a:blip r:embed="rId9">
@@ -1218,48 +4078,90 @@
                         </a:ext>
                       </a:extLst>
                     </a:blip>
-                    <a:srcRect/>
                     <a:stretch>
                       <a:fillRect/>
                     </a:stretch>
                   </pic:blipFill>
-                  <pic:spPr bwMode="auto">
+                  <pic:spPr>
                     <a:xfrm>
                       <a:off x="0" y="0"/>
-                      <a:ext cx="4493260" cy="9612630"/>
+                      <a:ext cx="5308600" cy="8293100"/>
                     </a:xfrm>
                     <a:prstGeom prst="rect">
                       <a:avLst/>
                     </a:prstGeom>
-                    <a:noFill/>
-                    <a:ln>
-                      <a:noFill/>
-                    </a:ln>
                   </pic:spPr>
                 </pic:pic>
               </a:graphicData>
             </a:graphic>
-          </wp:inline>
+          </wp:anchor>
         </w:drawing>
       </w:r>
     </w:p>
     <w:p>
-      <w:pPr>
-        <w:rPr>
-          <w:lang w:val="en-US"/>
-        </w:rPr>
-      </w:pPr>
-      <w:r>
-        <w:rPr>
-          <w:noProof/>
-          <w:lang w:val="en-US"/>
+      <w:r>
+        <w:rPr>
+          <w:noProof/>
+        </w:rPr>
+        <w:t xml:space="preserve"> </w:t>
+      </w:r>
+    </w:p>
+    <w:p>
+      <w:pPr>
+        <w:rPr>
+          <w:lang w:val="en-US"/>
+        </w:rPr>
+      </w:pPr>
+    </w:p>
+    <w:p>
+      <w:pPr>
+        <w:rPr>
+          <w:lang w:val="en-US"/>
+        </w:rPr>
+      </w:pPr>
+    </w:p>
+    <w:p>
+      <w:pPr>
+        <w:rPr>
+          <w:lang w:val="en-US"/>
+        </w:rPr>
+      </w:pPr>
+      <w:r>
+        <w:rPr>
+          <w:lang w:val="en-US"/>
+        </w:rPr>
+        <w:br w:type="page"/>
+      </w:r>
+    </w:p>
+    <w:p>
+      <w:pPr>
+        <w:rPr>
+          <w:rFonts w:ascii="Times New Roman" w:hAnsi="Times New Roman" w:cs="Times New Roman"/>
+          <w:b/>
+          <w:bCs/>
+          <w:sz w:val="28"/>
+          <w:szCs w:val="28"/>
+          <w:lang w:val="en-US"/>
+        </w:rPr>
+      </w:pPr>
+      <w:r>
+        <w:rPr>
+          <w:noProof/>
         </w:rPr>
         <w:lastRenderedPageBreak/>
         <w:drawing>
-          <wp:inline distT="0" distB="0" distL="0" distR="0" wp14:anchorId="7B31B5D1" wp14:editId="411C762B">
-            <wp:extent cx="6120765" cy="4878070"/>
-            <wp:effectExtent l="0" t="0" r="0" b="0"/>
-            <wp:docPr id="759418363" name="Рисунок 6"/>
+          <wp:anchor distT="0" distB="0" distL="114300" distR="114300" simplePos="0" relativeHeight="251662336" behindDoc="0" locked="0" layoutInCell="1" allowOverlap="1" wp14:anchorId="1AE3598A" wp14:editId="2A799E33">
+            <wp:simplePos x="0" y="0"/>
+            <wp:positionH relativeFrom="margin">
+              <wp:align>right</wp:align>
+            </wp:positionH>
+            <wp:positionV relativeFrom="margin">
+              <wp:posOffset>8172</wp:posOffset>
+            </wp:positionV>
+            <wp:extent cx="4964430" cy="6710680"/>
+            <wp:effectExtent l="0" t="0" r="7620" b="0"/>
+            <wp:wrapSquare wrapText="bothSides"/>
+            <wp:docPr id="1879593185" name="Рисунок 1"/>
             <wp:cNvGraphicFramePr>
               <a:graphicFrameLocks xmlns:a="http://schemas.openxmlformats.org/drawingml/2006/main" noChangeAspect="1"/>
             </wp:cNvGraphicFramePr>
@@ -1267,10 +4169,8 @@
               <a:graphicData uri="http://schemas.openxmlformats.org/drawingml/2006/picture">
                 <pic:pic xmlns:pic="http://schemas.openxmlformats.org/drawingml/2006/picture">
                   <pic:nvPicPr>
-                    <pic:cNvPr id="0" name="Picture 6"/>
-                    <pic:cNvPicPr>
-                      <a:picLocks noChangeAspect="1" noChangeArrowheads="1"/>
-                    </pic:cNvPicPr>
+                    <pic:cNvPr id="1879593185" name=""/>
+                    <pic:cNvPicPr/>
                   </pic:nvPicPr>
                   <pic:blipFill>
                     <a:blip r:embed="rId10">
@@ -1280,47 +4180,67 @@
                         </a:ext>
                       </a:extLst>
                     </a:blip>
-                    <a:srcRect/>
                     <a:stretch>
                       <a:fillRect/>
                     </a:stretch>
                   </pic:blipFill>
-                  <pic:spPr bwMode="auto">
+                  <pic:spPr>
                     <a:xfrm>
                       <a:off x="0" y="0"/>
-                      <a:ext cx="6120765" cy="4878070"/>
+                      <a:ext cx="4964430" cy="6710680"/>
                     </a:xfrm>
                     <a:prstGeom prst="rect">
                       <a:avLst/>
                     </a:prstGeom>
-                    <a:noFill/>
-                    <a:ln>
-                      <a:noFill/>
-                    </a:ln>
                   </pic:spPr>
                 </pic:pic>
               </a:graphicData>
             </a:graphic>
-          </wp:inline>
+          </wp:anchor>
         </w:drawing>
       </w:r>
-    </w:p>
-    <w:p>
-      <w:pPr>
-        <w:rPr>
-          <w:lang w:val="en-US"/>
-        </w:rPr>
-      </w:pPr>
-      <w:r>
-        <w:rPr>
-          <w:noProof/>
-          <w:lang w:val="en-US"/>
-        </w:rPr>
+      <w:r>
+        <w:rPr>
+          <w:rFonts w:ascii="Times New Roman" w:hAnsi="Times New Roman" w:cs="Times New Roman"/>
+          <w:b/>
+          <w:bCs/>
+          <w:sz w:val="28"/>
+          <w:szCs w:val="28"/>
+          <w:lang w:val="en-US"/>
+        </w:rPr>
+        <w:br w:type="page"/>
+      </w:r>
+    </w:p>
+    <w:p>
+      <w:pPr>
+        <w:rPr>
+          <w:rFonts w:ascii="Times New Roman" w:hAnsi="Times New Roman" w:cs="Times New Roman"/>
+          <w:b/>
+          <w:bCs/>
+          <w:sz w:val="28"/>
+          <w:szCs w:val="28"/>
+          <w:lang w:val="en-US"/>
+        </w:rPr>
+      </w:pPr>
+      <w:r>
+        <w:rPr>
+          <w:noProof/>
+          <w:lang w:val="en-US"/>
+        </w:rPr>
+        <w:lastRenderedPageBreak/>
         <w:drawing>
-          <wp:inline distT="0" distB="0" distL="0" distR="0" wp14:anchorId="4CAB7670" wp14:editId="00D071BD">
-            <wp:extent cx="5685155" cy="2202815"/>
-            <wp:effectExtent l="0" t="0" r="0" b="6985"/>
-            <wp:docPr id="1907404736" name="Рисунок 7"/>
+          <wp:anchor distT="0" distB="0" distL="114300" distR="114300" simplePos="0" relativeHeight="251663360" behindDoc="0" locked="0" layoutInCell="1" allowOverlap="1" wp14:anchorId="56290960" wp14:editId="0A3FBCDF">
+            <wp:simplePos x="0" y="0"/>
+            <wp:positionH relativeFrom="margin">
+              <wp:posOffset>705016</wp:posOffset>
+            </wp:positionH>
+            <wp:positionV relativeFrom="page">
+              <wp:posOffset>674315</wp:posOffset>
+            </wp:positionV>
+            <wp:extent cx="5511165" cy="9612630"/>
+            <wp:effectExtent l="0" t="0" r="0" b="7620"/>
+            <wp:wrapSquare wrapText="bothSides"/>
+            <wp:docPr id="1156386099" name="Рисунок 1"/>
             <wp:cNvGraphicFramePr>
               <a:graphicFrameLocks xmlns:a="http://schemas.openxmlformats.org/drawingml/2006/main" noChangeAspect="1"/>
             </wp:cNvGraphicFramePr>
@@ -1328,10 +4248,8 @@
               <a:graphicData uri="http://schemas.openxmlformats.org/drawingml/2006/picture">
                 <pic:pic xmlns:pic="http://schemas.openxmlformats.org/drawingml/2006/picture">
                   <pic:nvPicPr>
-                    <pic:cNvPr id="0" name="Picture 7"/>
-                    <pic:cNvPicPr>
-                      <a:picLocks noChangeAspect="1" noChangeArrowheads="1"/>
-                    </pic:cNvPicPr>
+                    <pic:cNvPr id="1156386099" name=""/>
+                    <pic:cNvPicPr/>
                   </pic:nvPicPr>
                   <pic:blipFill>
                     <a:blip r:embed="rId11">
@@ -1341,48 +4259,2627 @@
                         </a:ext>
                       </a:extLst>
                     </a:blip>
-                    <a:srcRect/>
                     <a:stretch>
                       <a:fillRect/>
                     </a:stretch>
                   </pic:blipFill>
-                  <pic:spPr bwMode="auto">
+                  <pic:spPr>
                     <a:xfrm>
                       <a:off x="0" y="0"/>
-                      <a:ext cx="5685155" cy="2202815"/>
+                      <a:ext cx="5511165" cy="9612630"/>
                     </a:xfrm>
                     <a:prstGeom prst="rect">
                       <a:avLst/>
                     </a:prstGeom>
-                    <a:noFill/>
-                    <a:ln>
-                      <a:noFill/>
-                    </a:ln>
                   </pic:spPr>
                 </pic:pic>
               </a:graphicData>
             </a:graphic>
-          </wp:inline>
+          </wp:anchor>
         </w:drawing>
       </w:r>
-    </w:p>
-    <w:p>
-      <w:pPr>
-        <w:rPr>
-          <w:lang w:val="en-US"/>
-        </w:rPr>
-      </w:pPr>
-      <w:r>
-        <w:rPr>
-          <w:noProof/>
+      <w:r>
+        <w:rPr>
+          <w:rFonts w:ascii="Times New Roman" w:hAnsi="Times New Roman" w:cs="Times New Roman"/>
+          <w:b/>
+          <w:bCs/>
+          <w:sz w:val="28"/>
+          <w:szCs w:val="28"/>
+          <w:lang w:val="en-US"/>
+        </w:rPr>
+        <w:br w:type="page"/>
+      </w:r>
+    </w:p>
+    <w:p>
+      <w:pPr>
+        <w:rPr>
+          <w:rFonts w:ascii="Times New Roman" w:hAnsi="Times New Roman" w:cs="Times New Roman"/>
+          <w:b/>
+          <w:bCs/>
+          <w:sz w:val="28"/>
+          <w:szCs w:val="28"/>
+          <w:lang w:val="en-US"/>
+        </w:rPr>
+      </w:pPr>
+      <w:proofErr w:type="spellStart"/>
+      <w:r>
+        <w:rPr>
+          <w:rFonts w:ascii="Times New Roman" w:hAnsi="Times New Roman" w:cs="Times New Roman"/>
+          <w:b/>
+          <w:bCs/>
+          <w:sz w:val="28"/>
+          <w:szCs w:val="28"/>
           <w:lang w:val="en-US"/>
         </w:rPr>
         <w:lastRenderedPageBreak/>
+        <w:t>Завдання</w:t>
+      </w:r>
+      <w:proofErr w:type="spellEnd"/>
+      <w:r>
+        <w:rPr>
+          <w:rFonts w:ascii="Times New Roman" w:hAnsi="Times New Roman" w:cs="Times New Roman"/>
+          <w:b/>
+          <w:bCs/>
+          <w:sz w:val="28"/>
+          <w:szCs w:val="28"/>
+          <w:lang w:val="en-US"/>
+        </w:rPr>
+        <w:t>:</w:t>
+      </w:r>
+    </w:p>
+    <w:p>
+      <w:pPr>
+        <w:rPr>
+          <w:rFonts w:ascii="Times New Roman" w:hAnsi="Times New Roman" w:cs="Times New Roman"/>
+          <w:sz w:val="28"/>
+          <w:szCs w:val="28"/>
+          <w:lang w:val="en-US"/>
+        </w:rPr>
+      </w:pPr>
+      <w:proofErr w:type="spellStart"/>
+      <w:r>
+        <w:rPr>
+          <w:rFonts w:ascii="Times New Roman" w:hAnsi="Times New Roman" w:cs="Times New Roman"/>
+          <w:sz w:val="28"/>
+          <w:szCs w:val="28"/>
+          <w:lang w:val="en-US"/>
+        </w:rPr>
+        <w:t>Створено</w:t>
+      </w:r>
+      <w:proofErr w:type="spellEnd"/>
+      <w:r>
+        <w:rPr>
+          <w:rFonts w:ascii="Times New Roman" w:hAnsi="Times New Roman" w:cs="Times New Roman"/>
+          <w:sz w:val="28"/>
+          <w:szCs w:val="28"/>
+          <w:lang w:val="en-US"/>
+        </w:rPr>
+        <w:t xml:space="preserve"> </w:t>
+      </w:r>
+      <w:proofErr w:type="spellStart"/>
+      <w:r>
+        <w:rPr>
+          <w:rFonts w:ascii="Times New Roman" w:hAnsi="Times New Roman" w:cs="Times New Roman"/>
+          <w:sz w:val="28"/>
+          <w:szCs w:val="28"/>
+          <w:lang w:val="en-US"/>
+        </w:rPr>
+        <w:t>файл</w:t>
+      </w:r>
+      <w:proofErr w:type="spellEnd"/>
+      <w:r>
+        <w:rPr>
+          <w:rFonts w:ascii="Times New Roman" w:hAnsi="Times New Roman" w:cs="Times New Roman"/>
+          <w:sz w:val="28"/>
+          <w:szCs w:val="28"/>
+          <w:lang w:val="en-US"/>
+        </w:rPr>
+        <w:t xml:space="preserve"> requirements.txt, </w:t>
+      </w:r>
+      <w:proofErr w:type="spellStart"/>
+      <w:r>
+        <w:rPr>
+          <w:rFonts w:ascii="Times New Roman" w:hAnsi="Times New Roman" w:cs="Times New Roman"/>
+          <w:sz w:val="28"/>
+          <w:szCs w:val="28"/>
+          <w:lang w:val="en-US"/>
+        </w:rPr>
+        <w:t>встановлено</w:t>
+      </w:r>
+      <w:proofErr w:type="spellEnd"/>
+      <w:r>
+        <w:rPr>
+          <w:rFonts w:ascii="Times New Roman" w:hAnsi="Times New Roman" w:cs="Times New Roman"/>
+          <w:sz w:val="28"/>
+          <w:szCs w:val="28"/>
+          <w:lang w:val="en-US"/>
+        </w:rPr>
+        <w:t xml:space="preserve"> </w:t>
+      </w:r>
+      <w:proofErr w:type="spellStart"/>
+      <w:r>
+        <w:rPr>
+          <w:rFonts w:ascii="Times New Roman" w:hAnsi="Times New Roman" w:cs="Times New Roman"/>
+          <w:sz w:val="28"/>
+          <w:szCs w:val="28"/>
+          <w:lang w:val="en-US"/>
+        </w:rPr>
+        <w:t>необхідні</w:t>
+      </w:r>
+      <w:proofErr w:type="spellEnd"/>
+      <w:r>
+        <w:rPr>
+          <w:rFonts w:ascii="Times New Roman" w:hAnsi="Times New Roman" w:cs="Times New Roman"/>
+          <w:sz w:val="28"/>
+          <w:szCs w:val="28"/>
+          <w:lang w:val="en-US"/>
+        </w:rPr>
+        <w:t xml:space="preserve"> </w:t>
+      </w:r>
+      <w:proofErr w:type="spellStart"/>
+      <w:r>
+        <w:rPr>
+          <w:rFonts w:ascii="Times New Roman" w:hAnsi="Times New Roman" w:cs="Times New Roman"/>
+          <w:sz w:val="28"/>
+          <w:szCs w:val="28"/>
+          <w:lang w:val="en-US"/>
+        </w:rPr>
+        <w:t>бібліотеки</w:t>
+      </w:r>
+      <w:proofErr w:type="spellEnd"/>
+      <w:r>
+        <w:rPr>
+          <w:rFonts w:ascii="Times New Roman" w:hAnsi="Times New Roman" w:cs="Times New Roman"/>
+          <w:sz w:val="28"/>
+          <w:szCs w:val="28"/>
+          <w:lang w:val="en-US"/>
+        </w:rPr>
+        <w:t xml:space="preserve">, </w:t>
+      </w:r>
+      <w:proofErr w:type="spellStart"/>
+      <w:r>
+        <w:rPr>
+          <w:rFonts w:ascii="Times New Roman" w:hAnsi="Times New Roman" w:cs="Times New Roman"/>
+          <w:sz w:val="28"/>
+          <w:szCs w:val="28"/>
+          <w:lang w:val="en-US"/>
+        </w:rPr>
+        <w:t>запущено</w:t>
+      </w:r>
+      <w:proofErr w:type="spellEnd"/>
+      <w:r>
+        <w:rPr>
+          <w:rFonts w:ascii="Times New Roman" w:hAnsi="Times New Roman" w:cs="Times New Roman"/>
+          <w:sz w:val="28"/>
+          <w:szCs w:val="28"/>
+          <w:lang w:val="en-US"/>
+        </w:rPr>
+        <w:t xml:space="preserve"> </w:t>
+      </w:r>
+      <w:proofErr w:type="spellStart"/>
+      <w:r>
+        <w:rPr>
+          <w:rFonts w:ascii="Times New Roman" w:hAnsi="Times New Roman" w:cs="Times New Roman"/>
+          <w:sz w:val="28"/>
+          <w:szCs w:val="28"/>
+          <w:lang w:val="en-US"/>
+        </w:rPr>
+        <w:t>Streamlit-додаток</w:t>
+      </w:r>
+      <w:proofErr w:type="spellEnd"/>
+      <w:r>
+        <w:rPr>
+          <w:rFonts w:ascii="Times New Roman" w:hAnsi="Times New Roman" w:cs="Times New Roman"/>
+          <w:sz w:val="28"/>
+          <w:szCs w:val="28"/>
+          <w:lang w:val="en-US"/>
+        </w:rPr>
+        <w:t>.</w:t>
+      </w:r>
+    </w:p>
+    <w:p>
+      <w:pPr>
+        <w:rPr>
+          <w:rFonts w:ascii="Times New Roman" w:hAnsi="Times New Roman" w:cs="Times New Roman"/>
+          <w:sz w:val="28"/>
+          <w:szCs w:val="28"/>
+          <w:lang w:val="en-US"/>
+        </w:rPr>
+      </w:pPr>
+    </w:p>
+    <w:p>
+      <w:pPr>
+        <w:rPr>
+          <w:rFonts w:ascii="Times New Roman" w:hAnsi="Times New Roman" w:cs="Times New Roman"/>
+          <w:b/>
+          <w:bCs/>
+          <w:sz w:val="28"/>
+          <w:szCs w:val="28"/>
+          <w:lang w:val="en-US"/>
+        </w:rPr>
+      </w:pPr>
+      <w:proofErr w:type="spellStart"/>
+      <w:r>
+        <w:rPr>
+          <w:rFonts w:ascii="Times New Roman" w:hAnsi="Times New Roman" w:cs="Times New Roman"/>
+          <w:b/>
+          <w:bCs/>
+          <w:sz w:val="28"/>
+          <w:szCs w:val="28"/>
+          <w:lang w:val="en-US"/>
+        </w:rPr>
+        <w:t>Лістинг</w:t>
+      </w:r>
+      <w:proofErr w:type="spellEnd"/>
+      <w:r>
+        <w:rPr>
+          <w:rFonts w:ascii="Times New Roman" w:hAnsi="Times New Roman" w:cs="Times New Roman"/>
+          <w:b/>
+          <w:bCs/>
+          <w:sz w:val="28"/>
+          <w:szCs w:val="28"/>
+          <w:lang w:val="en-US"/>
+        </w:rPr>
+        <w:t xml:space="preserve"> 3.1 – </w:t>
+      </w:r>
+      <w:proofErr w:type="spellStart"/>
+      <w:r>
+        <w:rPr>
+          <w:rFonts w:ascii="Times New Roman" w:hAnsi="Times New Roman" w:cs="Times New Roman"/>
+          <w:b/>
+          <w:bCs/>
+          <w:sz w:val="28"/>
+          <w:szCs w:val="28"/>
+          <w:lang w:val="en-US"/>
+        </w:rPr>
+        <w:t>Код</w:t>
+      </w:r>
+      <w:proofErr w:type="spellEnd"/>
+      <w:r>
+        <w:rPr>
+          <w:rFonts w:ascii="Times New Roman" w:hAnsi="Times New Roman" w:cs="Times New Roman"/>
+          <w:b/>
+          <w:bCs/>
+          <w:sz w:val="28"/>
+          <w:szCs w:val="28"/>
+          <w:lang w:val="en-US"/>
+        </w:rPr>
+        <w:t xml:space="preserve"> </w:t>
+      </w:r>
+      <w:proofErr w:type="spellStart"/>
+      <w:r>
+        <w:rPr>
+          <w:rFonts w:ascii="Times New Roman" w:hAnsi="Times New Roman" w:cs="Times New Roman"/>
+          <w:b/>
+          <w:bCs/>
+          <w:sz w:val="28"/>
+          <w:szCs w:val="28"/>
+          <w:lang w:val="en-US"/>
+        </w:rPr>
+        <w:t>для</w:t>
+      </w:r>
+      <w:proofErr w:type="spellEnd"/>
+      <w:r>
+        <w:rPr>
+          <w:rFonts w:ascii="Times New Roman" w:hAnsi="Times New Roman" w:cs="Times New Roman"/>
+          <w:b/>
+          <w:bCs/>
+          <w:sz w:val="28"/>
+          <w:szCs w:val="28"/>
+          <w:lang w:val="en-US"/>
+        </w:rPr>
+        <w:t xml:space="preserve"> </w:t>
+      </w:r>
+      <w:proofErr w:type="spellStart"/>
+      <w:r>
+        <w:rPr>
+          <w:rFonts w:ascii="Times New Roman" w:hAnsi="Times New Roman" w:cs="Times New Roman"/>
+          <w:b/>
+          <w:bCs/>
+          <w:sz w:val="28"/>
+          <w:szCs w:val="28"/>
+          <w:lang w:val="en-US"/>
+        </w:rPr>
+        <w:t>створення</w:t>
+      </w:r>
+      <w:proofErr w:type="spellEnd"/>
+      <w:r>
+        <w:rPr>
+          <w:rFonts w:ascii="Times New Roman" w:hAnsi="Times New Roman" w:cs="Times New Roman"/>
+          <w:b/>
+          <w:bCs/>
+          <w:sz w:val="28"/>
+          <w:szCs w:val="28"/>
+          <w:lang w:val="en-US"/>
+        </w:rPr>
+        <w:t xml:space="preserve"> requirements.txt:</w:t>
+      </w:r>
+    </w:p>
+    <w:p>
+      <w:pPr>
+        <w:rPr>
+          <w:rFonts w:ascii="Times New Roman" w:hAnsi="Times New Roman" w:cs="Times New Roman"/>
+          <w:sz w:val="28"/>
+          <w:szCs w:val="28"/>
+          <w:lang w:val="en-US"/>
+        </w:rPr>
+      </w:pPr>
+      <w:r>
+        <w:rPr>
+          <w:rFonts w:ascii="Times New Roman" w:hAnsi="Times New Roman" w:cs="Times New Roman"/>
+          <w:sz w:val="28"/>
+          <w:szCs w:val="28"/>
+          <w:lang w:val="en-US"/>
+        </w:rPr>
+        <w:t>echo "</w:t>
+      </w:r>
+      <w:proofErr w:type="spellStart"/>
+      <w:r>
+        <w:rPr>
+          <w:rFonts w:ascii="Times New Roman" w:hAnsi="Times New Roman" w:cs="Times New Roman"/>
+          <w:sz w:val="28"/>
+          <w:szCs w:val="28"/>
+          <w:lang w:val="en-US"/>
+        </w:rPr>
+        <w:t>streamlit</w:t>
+      </w:r>
+      <w:proofErr w:type="spellEnd"/>
+      <w:r>
+        <w:rPr>
+          <w:rFonts w:ascii="Times New Roman" w:hAnsi="Times New Roman" w:cs="Times New Roman"/>
+          <w:sz w:val="28"/>
+          <w:szCs w:val="28"/>
+          <w:lang w:val="en-US"/>
+        </w:rPr>
+        <w:t>" &gt; requirements.txt</w:t>
+      </w:r>
+    </w:p>
+    <w:p>
+      <w:pPr>
+        <w:rPr>
+          <w:rFonts w:ascii="Times New Roman" w:hAnsi="Times New Roman" w:cs="Times New Roman"/>
+          <w:sz w:val="28"/>
+          <w:szCs w:val="28"/>
+          <w:lang w:val="en-US"/>
+        </w:rPr>
+      </w:pPr>
+      <w:r>
+        <w:rPr>
+          <w:rFonts w:ascii="Times New Roman" w:hAnsi="Times New Roman" w:cs="Times New Roman"/>
+          <w:sz w:val="28"/>
+          <w:szCs w:val="28"/>
+          <w:lang w:val="en-US"/>
+        </w:rPr>
+        <w:t>echo "pandas" &gt;&gt; requirements.txt</w:t>
+      </w:r>
+    </w:p>
+    <w:p>
+      <w:pPr>
+        <w:rPr>
+          <w:rFonts w:ascii="Times New Roman" w:hAnsi="Times New Roman" w:cs="Times New Roman"/>
+          <w:sz w:val="28"/>
+          <w:szCs w:val="28"/>
+          <w:lang w:val="en-US"/>
+        </w:rPr>
+      </w:pPr>
+      <w:r>
+        <w:rPr>
+          <w:rFonts w:ascii="Times New Roman" w:hAnsi="Times New Roman" w:cs="Times New Roman"/>
+          <w:sz w:val="28"/>
+          <w:szCs w:val="28"/>
+          <w:lang w:val="en-US"/>
+        </w:rPr>
+        <w:t>echo "</w:t>
+      </w:r>
+      <w:proofErr w:type="spellStart"/>
+      <w:r>
+        <w:rPr>
+          <w:rFonts w:ascii="Times New Roman" w:hAnsi="Times New Roman" w:cs="Times New Roman"/>
+          <w:sz w:val="28"/>
+          <w:szCs w:val="28"/>
+          <w:lang w:val="en-US"/>
+        </w:rPr>
+        <w:t>numpy</w:t>
+      </w:r>
+      <w:proofErr w:type="spellEnd"/>
+      <w:r>
+        <w:rPr>
+          <w:rFonts w:ascii="Times New Roman" w:hAnsi="Times New Roman" w:cs="Times New Roman"/>
+          <w:sz w:val="28"/>
+          <w:szCs w:val="28"/>
+          <w:lang w:val="en-US"/>
+        </w:rPr>
+        <w:t>" &gt;&gt; requirements.txt</w:t>
+      </w:r>
+    </w:p>
+    <w:p>
+      <w:pPr>
+        <w:rPr>
+          <w:rFonts w:ascii="Times New Roman" w:hAnsi="Times New Roman" w:cs="Times New Roman"/>
+          <w:sz w:val="28"/>
+          <w:szCs w:val="28"/>
+          <w:lang w:val="en-US"/>
+        </w:rPr>
+      </w:pPr>
+      <w:r>
+        <w:rPr>
+          <w:rFonts w:ascii="Times New Roman" w:hAnsi="Times New Roman" w:cs="Times New Roman"/>
+          <w:sz w:val="28"/>
+          <w:szCs w:val="28"/>
+          <w:lang w:val="en-US"/>
+        </w:rPr>
+        <w:t>echo "</w:t>
+      </w:r>
+      <w:proofErr w:type="spellStart"/>
+      <w:r>
+        <w:rPr>
+          <w:rFonts w:ascii="Times New Roman" w:hAnsi="Times New Roman" w:cs="Times New Roman"/>
+          <w:sz w:val="28"/>
+          <w:szCs w:val="28"/>
+          <w:lang w:val="en-US"/>
+        </w:rPr>
+        <w:t>opencv</w:t>
+      </w:r>
+      <w:proofErr w:type="spellEnd"/>
+      <w:r>
+        <w:rPr>
+          <w:rFonts w:ascii="Times New Roman" w:hAnsi="Times New Roman" w:cs="Times New Roman"/>
+          <w:sz w:val="28"/>
+          <w:szCs w:val="28"/>
+          <w:lang w:val="en-US"/>
+        </w:rPr>
+        <w:t>-python" &gt;&gt; requirements.txt</w:t>
+      </w:r>
+    </w:p>
+    <w:p>
+      <w:pPr>
+        <w:rPr>
+          <w:rFonts w:ascii="Times New Roman" w:hAnsi="Times New Roman" w:cs="Times New Roman"/>
+          <w:sz w:val="28"/>
+          <w:szCs w:val="28"/>
+          <w:lang w:val="en-US"/>
+        </w:rPr>
+      </w:pPr>
+      <w:r>
+        <w:rPr>
+          <w:rFonts w:ascii="Times New Roman" w:hAnsi="Times New Roman" w:cs="Times New Roman"/>
+          <w:sz w:val="28"/>
+          <w:szCs w:val="28"/>
+          <w:lang w:val="en-US"/>
+        </w:rPr>
+        <w:t>echo "Pillow" &gt;&gt; requirements.txt</w:t>
+      </w:r>
+    </w:p>
+    <w:p>
+      <w:pPr>
+        <w:rPr>
+          <w:rFonts w:ascii="Times New Roman" w:hAnsi="Times New Roman" w:cs="Times New Roman"/>
+          <w:sz w:val="28"/>
+          <w:szCs w:val="28"/>
+          <w:lang w:val="en-US"/>
+        </w:rPr>
+      </w:pPr>
+      <w:r>
+        <w:rPr>
+          <w:rFonts w:ascii="Times New Roman" w:hAnsi="Times New Roman" w:cs="Times New Roman"/>
+          <w:sz w:val="28"/>
+          <w:szCs w:val="28"/>
+          <w:lang w:val="en-US"/>
+        </w:rPr>
+        <w:t>echo "matplotlib" &gt;&gt; requirements.txt</w:t>
+      </w:r>
+    </w:p>
+    <w:p>
+      <w:pPr>
+        <w:rPr>
+          <w:rFonts w:ascii="Times New Roman" w:hAnsi="Times New Roman" w:cs="Times New Roman"/>
+          <w:sz w:val="28"/>
+          <w:szCs w:val="28"/>
+          <w:lang w:val="en-US"/>
+        </w:rPr>
+      </w:pPr>
+      <w:r>
+        <w:rPr>
+          <w:rFonts w:ascii="Times New Roman" w:hAnsi="Times New Roman" w:cs="Times New Roman"/>
+          <w:sz w:val="28"/>
+          <w:szCs w:val="28"/>
+          <w:lang w:val="en-US"/>
+        </w:rPr>
+        <w:t>echo "seaborn" &gt;&gt; requirements.txt</w:t>
+      </w:r>
+    </w:p>
+    <w:p>
+      <w:pPr>
+        <w:rPr>
+          <w:rFonts w:ascii="Times New Roman" w:hAnsi="Times New Roman" w:cs="Times New Roman"/>
+          <w:sz w:val="28"/>
+          <w:szCs w:val="28"/>
+          <w:lang w:val="en-US"/>
+        </w:rPr>
+      </w:pPr>
+    </w:p>
+    <w:p>
+      <w:pPr>
+        <w:rPr>
+          <w:rFonts w:ascii="Times New Roman" w:hAnsi="Times New Roman" w:cs="Times New Roman"/>
+          <w:b/>
+          <w:bCs/>
+          <w:sz w:val="28"/>
+          <w:szCs w:val="28"/>
+          <w:lang w:val="en-US"/>
+        </w:rPr>
+      </w:pPr>
+      <w:proofErr w:type="spellStart"/>
+      <w:r>
+        <w:rPr>
+          <w:rFonts w:ascii="Times New Roman" w:hAnsi="Times New Roman" w:cs="Times New Roman"/>
+          <w:b/>
+          <w:bCs/>
+          <w:sz w:val="28"/>
+          <w:szCs w:val="28"/>
+          <w:lang w:val="en-US"/>
+        </w:rPr>
+        <w:t>Лістинг</w:t>
+      </w:r>
+      <w:proofErr w:type="spellEnd"/>
+      <w:r>
+        <w:rPr>
+          <w:rFonts w:ascii="Times New Roman" w:hAnsi="Times New Roman" w:cs="Times New Roman"/>
+          <w:b/>
+          <w:bCs/>
+          <w:sz w:val="28"/>
+          <w:szCs w:val="28"/>
+          <w:lang w:val="en-US"/>
+        </w:rPr>
+        <w:t xml:space="preserve"> 3.2 – </w:t>
+      </w:r>
+      <w:proofErr w:type="spellStart"/>
+      <w:r>
+        <w:rPr>
+          <w:rFonts w:ascii="Times New Roman" w:hAnsi="Times New Roman" w:cs="Times New Roman"/>
+          <w:b/>
+          <w:bCs/>
+          <w:sz w:val="28"/>
+          <w:szCs w:val="28"/>
+          <w:lang w:val="en-US"/>
+        </w:rPr>
+        <w:t>Код</w:t>
+      </w:r>
+      <w:proofErr w:type="spellEnd"/>
+      <w:r>
+        <w:rPr>
+          <w:rFonts w:ascii="Times New Roman" w:hAnsi="Times New Roman" w:cs="Times New Roman"/>
+          <w:b/>
+          <w:bCs/>
+          <w:sz w:val="28"/>
+          <w:szCs w:val="28"/>
+          <w:lang w:val="en-US"/>
+        </w:rPr>
+        <w:t xml:space="preserve"> </w:t>
+      </w:r>
+      <w:proofErr w:type="spellStart"/>
+      <w:r>
+        <w:rPr>
+          <w:rFonts w:ascii="Times New Roman" w:hAnsi="Times New Roman" w:cs="Times New Roman"/>
+          <w:b/>
+          <w:bCs/>
+          <w:sz w:val="28"/>
+          <w:szCs w:val="28"/>
+          <w:lang w:val="en-US"/>
+        </w:rPr>
+        <w:t>для</w:t>
+      </w:r>
+      <w:proofErr w:type="spellEnd"/>
+      <w:r>
+        <w:rPr>
+          <w:rFonts w:ascii="Times New Roman" w:hAnsi="Times New Roman" w:cs="Times New Roman"/>
+          <w:b/>
+          <w:bCs/>
+          <w:sz w:val="28"/>
+          <w:szCs w:val="28"/>
+          <w:lang w:val="en-US"/>
+        </w:rPr>
+        <w:t xml:space="preserve"> </w:t>
+      </w:r>
+      <w:proofErr w:type="spellStart"/>
+      <w:r>
+        <w:rPr>
+          <w:rFonts w:ascii="Times New Roman" w:hAnsi="Times New Roman" w:cs="Times New Roman"/>
+          <w:b/>
+          <w:bCs/>
+          <w:sz w:val="28"/>
+          <w:szCs w:val="28"/>
+          <w:lang w:val="en-US"/>
+        </w:rPr>
+        <w:t>встановлення</w:t>
+      </w:r>
+      <w:proofErr w:type="spellEnd"/>
+      <w:r>
+        <w:rPr>
+          <w:rFonts w:ascii="Times New Roman" w:hAnsi="Times New Roman" w:cs="Times New Roman"/>
+          <w:b/>
+          <w:bCs/>
+          <w:sz w:val="28"/>
+          <w:szCs w:val="28"/>
+          <w:lang w:val="en-US"/>
+        </w:rPr>
+        <w:t xml:space="preserve"> </w:t>
+      </w:r>
+      <w:proofErr w:type="spellStart"/>
+      <w:r>
+        <w:rPr>
+          <w:rFonts w:ascii="Times New Roman" w:hAnsi="Times New Roman" w:cs="Times New Roman"/>
+          <w:b/>
+          <w:bCs/>
+          <w:sz w:val="28"/>
+          <w:szCs w:val="28"/>
+          <w:lang w:val="en-US"/>
+        </w:rPr>
+        <w:t>бібліотек</w:t>
+      </w:r>
+      <w:proofErr w:type="spellEnd"/>
+      <w:r>
+        <w:rPr>
+          <w:rFonts w:ascii="Times New Roman" w:hAnsi="Times New Roman" w:cs="Times New Roman"/>
+          <w:b/>
+          <w:bCs/>
+          <w:sz w:val="28"/>
+          <w:szCs w:val="28"/>
+          <w:lang w:val="en-US"/>
+        </w:rPr>
+        <w:t>:</w:t>
+      </w:r>
+    </w:p>
+    <w:p>
+      <w:pPr>
+        <w:rPr>
+          <w:rFonts w:ascii="Times New Roman" w:hAnsi="Times New Roman" w:cs="Times New Roman"/>
+          <w:sz w:val="28"/>
+          <w:szCs w:val="28"/>
+          <w:lang w:val="en-US"/>
+        </w:rPr>
+      </w:pPr>
+      <w:r>
+        <w:rPr>
+          <w:rFonts w:ascii="Times New Roman" w:hAnsi="Times New Roman" w:cs="Times New Roman"/>
+          <w:sz w:val="28"/>
+          <w:szCs w:val="28"/>
+          <w:lang w:val="en-US"/>
+        </w:rPr>
+        <w:t xml:space="preserve">python -m </w:t>
+      </w:r>
+      <w:proofErr w:type="spellStart"/>
+      <w:r>
+        <w:rPr>
+          <w:rFonts w:ascii="Times New Roman" w:hAnsi="Times New Roman" w:cs="Times New Roman"/>
+          <w:sz w:val="28"/>
+          <w:szCs w:val="28"/>
+          <w:lang w:val="en-US"/>
+        </w:rPr>
+        <w:t>venv</w:t>
+      </w:r>
+      <w:proofErr w:type="spellEnd"/>
+      <w:r>
+        <w:rPr>
+          <w:rFonts w:ascii="Times New Roman" w:hAnsi="Times New Roman" w:cs="Times New Roman"/>
+          <w:sz w:val="28"/>
+          <w:szCs w:val="28"/>
+          <w:lang w:val="en-US"/>
+        </w:rPr>
+        <w:t xml:space="preserve"> </w:t>
+      </w:r>
+      <w:proofErr w:type="spellStart"/>
+      <w:r>
+        <w:rPr>
+          <w:rFonts w:ascii="Times New Roman" w:hAnsi="Times New Roman" w:cs="Times New Roman"/>
+          <w:sz w:val="28"/>
+          <w:szCs w:val="28"/>
+          <w:lang w:val="en-US"/>
+        </w:rPr>
+        <w:t>venv</w:t>
+      </w:r>
+      <w:proofErr w:type="spellEnd"/>
+    </w:p>
+    <w:p>
+      <w:pPr>
+        <w:rPr>
+          <w:rFonts w:ascii="Times New Roman" w:hAnsi="Times New Roman" w:cs="Times New Roman"/>
+          <w:sz w:val="28"/>
+          <w:szCs w:val="28"/>
+          <w:lang w:val="en-US"/>
+        </w:rPr>
+      </w:pPr>
+      <w:r>
+        <w:rPr>
+          <w:rFonts w:ascii="Times New Roman" w:hAnsi="Times New Roman" w:cs="Times New Roman"/>
+          <w:sz w:val="28"/>
+          <w:szCs w:val="28"/>
+          <w:lang w:val="en-US"/>
+        </w:rPr>
+        <w:t xml:space="preserve">source </w:t>
+      </w:r>
+      <w:proofErr w:type="spellStart"/>
+      <w:r>
+        <w:rPr>
+          <w:rFonts w:ascii="Times New Roman" w:hAnsi="Times New Roman" w:cs="Times New Roman"/>
+          <w:sz w:val="28"/>
+          <w:szCs w:val="28"/>
+          <w:lang w:val="en-US"/>
+        </w:rPr>
+        <w:t>venv</w:t>
+      </w:r>
+      <w:proofErr w:type="spellEnd"/>
+      <w:r>
+        <w:rPr>
+          <w:rFonts w:ascii="Times New Roman" w:hAnsi="Times New Roman" w:cs="Times New Roman"/>
+          <w:sz w:val="28"/>
+          <w:szCs w:val="28"/>
+          <w:lang w:val="en-US"/>
+        </w:rPr>
+        <w:t>/bin/activate</w:t>
+      </w:r>
+    </w:p>
+    <w:p>
+      <w:pPr>
+        <w:rPr>
+          <w:rFonts w:ascii="Times New Roman" w:hAnsi="Times New Roman" w:cs="Times New Roman"/>
+          <w:sz w:val="28"/>
+          <w:szCs w:val="28"/>
+          <w:lang w:val="en-US"/>
+        </w:rPr>
+      </w:pPr>
+      <w:r>
+        <w:rPr>
+          <w:rFonts w:ascii="Times New Roman" w:hAnsi="Times New Roman" w:cs="Times New Roman"/>
+          <w:sz w:val="28"/>
+          <w:szCs w:val="28"/>
+          <w:lang w:val="en-US"/>
+        </w:rPr>
+        <w:t>pip install -r requirements.txt</w:t>
+      </w:r>
+    </w:p>
+    <w:p>
+      <w:pPr>
+        <w:rPr>
+          <w:rFonts w:ascii="Times New Roman" w:hAnsi="Times New Roman" w:cs="Times New Roman"/>
+          <w:sz w:val="28"/>
+          <w:szCs w:val="28"/>
+          <w:lang w:val="en-US"/>
+        </w:rPr>
+      </w:pPr>
+      <w:r>
+        <w:rPr>
+          <w:rFonts w:ascii="Times New Roman" w:hAnsi="Times New Roman" w:cs="Times New Roman"/>
+          <w:sz w:val="28"/>
+          <w:szCs w:val="28"/>
+          <w:lang w:val="en-US"/>
+        </w:rPr>
+        <w:t>pip list</w:t>
+      </w:r>
+    </w:p>
+    <w:p>
+      <w:pPr>
+        <w:rPr>
+          <w:rFonts w:ascii="Times New Roman" w:hAnsi="Times New Roman" w:cs="Times New Roman"/>
+          <w:sz w:val="28"/>
+          <w:szCs w:val="28"/>
+          <w:lang w:val="en-US"/>
+        </w:rPr>
+      </w:pPr>
+    </w:p>
+    <w:p>
+      <w:pPr>
+        <w:rPr>
+          <w:rFonts w:ascii="Times New Roman" w:hAnsi="Times New Roman" w:cs="Times New Roman"/>
+          <w:b/>
+          <w:bCs/>
+          <w:sz w:val="28"/>
+          <w:szCs w:val="28"/>
+          <w:lang w:val="en-US"/>
+        </w:rPr>
+      </w:pPr>
+      <w:proofErr w:type="spellStart"/>
+      <w:r>
+        <w:rPr>
+          <w:rFonts w:ascii="Times New Roman" w:hAnsi="Times New Roman" w:cs="Times New Roman"/>
+          <w:b/>
+          <w:bCs/>
+          <w:sz w:val="28"/>
+          <w:szCs w:val="28"/>
+          <w:lang w:val="en-US"/>
+        </w:rPr>
+        <w:t>Лістинг</w:t>
+      </w:r>
+      <w:proofErr w:type="spellEnd"/>
+      <w:r>
+        <w:rPr>
+          <w:rFonts w:ascii="Times New Roman" w:hAnsi="Times New Roman" w:cs="Times New Roman"/>
+          <w:b/>
+          <w:bCs/>
+          <w:sz w:val="28"/>
+          <w:szCs w:val="28"/>
+          <w:lang w:val="en-US"/>
+        </w:rPr>
+        <w:t xml:space="preserve"> 3.3 – </w:t>
+      </w:r>
+      <w:proofErr w:type="spellStart"/>
+      <w:r>
+        <w:rPr>
+          <w:rFonts w:ascii="Times New Roman" w:hAnsi="Times New Roman" w:cs="Times New Roman"/>
+          <w:b/>
+          <w:bCs/>
+          <w:sz w:val="28"/>
+          <w:szCs w:val="28"/>
+          <w:lang w:val="en-US"/>
+        </w:rPr>
+        <w:t>Код</w:t>
+      </w:r>
+      <w:proofErr w:type="spellEnd"/>
+      <w:r>
+        <w:rPr>
+          <w:rFonts w:ascii="Times New Roman" w:hAnsi="Times New Roman" w:cs="Times New Roman"/>
+          <w:b/>
+          <w:bCs/>
+          <w:sz w:val="28"/>
+          <w:szCs w:val="28"/>
+          <w:lang w:val="en-US"/>
+        </w:rPr>
+        <w:t xml:space="preserve"> </w:t>
+      </w:r>
+      <w:proofErr w:type="spellStart"/>
+      <w:r>
+        <w:rPr>
+          <w:rFonts w:ascii="Times New Roman" w:hAnsi="Times New Roman" w:cs="Times New Roman"/>
+          <w:b/>
+          <w:bCs/>
+          <w:sz w:val="28"/>
+          <w:szCs w:val="28"/>
+          <w:lang w:val="en-US"/>
+        </w:rPr>
+        <w:t>для</w:t>
+      </w:r>
+      <w:proofErr w:type="spellEnd"/>
+      <w:r>
+        <w:rPr>
+          <w:rFonts w:ascii="Times New Roman" w:hAnsi="Times New Roman" w:cs="Times New Roman"/>
+          <w:b/>
+          <w:bCs/>
+          <w:sz w:val="28"/>
+          <w:szCs w:val="28"/>
+          <w:lang w:val="en-US"/>
+        </w:rPr>
+        <w:t xml:space="preserve"> </w:t>
+      </w:r>
+      <w:proofErr w:type="spellStart"/>
+      <w:r>
+        <w:rPr>
+          <w:rFonts w:ascii="Times New Roman" w:hAnsi="Times New Roman" w:cs="Times New Roman"/>
+          <w:b/>
+          <w:bCs/>
+          <w:sz w:val="28"/>
+          <w:szCs w:val="28"/>
+          <w:lang w:val="en-US"/>
+        </w:rPr>
+        <w:t>запуску</w:t>
+      </w:r>
+      <w:proofErr w:type="spellEnd"/>
+      <w:r>
+        <w:rPr>
+          <w:rFonts w:ascii="Times New Roman" w:hAnsi="Times New Roman" w:cs="Times New Roman"/>
+          <w:b/>
+          <w:bCs/>
+          <w:sz w:val="28"/>
+          <w:szCs w:val="28"/>
+          <w:lang w:val="en-US"/>
+        </w:rPr>
+        <w:t xml:space="preserve"> </w:t>
+      </w:r>
+      <w:proofErr w:type="spellStart"/>
+      <w:r>
+        <w:rPr>
+          <w:rFonts w:ascii="Times New Roman" w:hAnsi="Times New Roman" w:cs="Times New Roman"/>
+          <w:b/>
+          <w:bCs/>
+          <w:sz w:val="28"/>
+          <w:szCs w:val="28"/>
+          <w:lang w:val="en-US"/>
+        </w:rPr>
+        <w:t>Streamlit</w:t>
+      </w:r>
+      <w:proofErr w:type="spellEnd"/>
+      <w:r>
+        <w:rPr>
+          <w:rFonts w:ascii="Times New Roman" w:hAnsi="Times New Roman" w:cs="Times New Roman"/>
+          <w:b/>
+          <w:bCs/>
+          <w:sz w:val="28"/>
+          <w:szCs w:val="28"/>
+          <w:lang w:val="en-US"/>
+        </w:rPr>
+        <w:t>:</w:t>
+      </w:r>
+    </w:p>
+    <w:p>
+      <w:pPr>
+        <w:rPr>
+          <w:rFonts w:ascii="Times New Roman" w:hAnsi="Times New Roman" w:cs="Times New Roman"/>
+          <w:sz w:val="24"/>
+          <w:szCs w:val="24"/>
+          <w:lang w:val="en-US"/>
+        </w:rPr>
+      </w:pPr>
+      <w:r>
+        <w:rPr>
+          <w:rFonts w:ascii="Times New Roman" w:hAnsi="Times New Roman" w:cs="Times New Roman"/>
+          <w:sz w:val="24"/>
+          <w:szCs w:val="24"/>
+          <w:lang w:val="en-US"/>
+        </w:rPr>
+        <w:t>cat &gt; app.py &lt;&lt; EOF</w:t>
+      </w:r>
+    </w:p>
+    <w:p>
+      <w:pPr>
+        <w:rPr>
+          <w:rFonts w:ascii="Times New Roman" w:hAnsi="Times New Roman" w:cs="Times New Roman"/>
+          <w:sz w:val="24"/>
+          <w:szCs w:val="24"/>
+          <w:lang w:val="en-US"/>
+        </w:rPr>
+      </w:pPr>
+      <w:r>
+        <w:rPr>
+          <w:rFonts w:ascii="Times New Roman" w:hAnsi="Times New Roman" w:cs="Times New Roman"/>
+          <w:sz w:val="24"/>
+          <w:szCs w:val="24"/>
+          <w:lang w:val="en-US"/>
+        </w:rPr>
+        <w:t xml:space="preserve">import </w:t>
+      </w:r>
+      <w:proofErr w:type="spellStart"/>
+      <w:r>
+        <w:rPr>
+          <w:rFonts w:ascii="Times New Roman" w:hAnsi="Times New Roman" w:cs="Times New Roman"/>
+          <w:sz w:val="24"/>
+          <w:szCs w:val="24"/>
+          <w:lang w:val="en-US"/>
+        </w:rPr>
+        <w:t>streamlit</w:t>
+      </w:r>
+      <w:proofErr w:type="spellEnd"/>
+      <w:r>
+        <w:rPr>
+          <w:rFonts w:ascii="Times New Roman" w:hAnsi="Times New Roman" w:cs="Times New Roman"/>
+          <w:sz w:val="24"/>
+          <w:szCs w:val="24"/>
+          <w:lang w:val="en-US"/>
+        </w:rPr>
+        <w:t xml:space="preserve"> as </w:t>
+      </w:r>
+      <w:proofErr w:type="spellStart"/>
+      <w:r>
+        <w:rPr>
+          <w:rFonts w:ascii="Times New Roman" w:hAnsi="Times New Roman" w:cs="Times New Roman"/>
+          <w:sz w:val="24"/>
+          <w:szCs w:val="24"/>
+          <w:lang w:val="en-US"/>
+        </w:rPr>
+        <w:t>st</w:t>
+      </w:r>
+      <w:proofErr w:type="spellEnd"/>
+    </w:p>
+    <w:p>
+      <w:pPr>
+        <w:rPr>
+          <w:rFonts w:ascii="Times New Roman" w:hAnsi="Times New Roman" w:cs="Times New Roman"/>
+          <w:sz w:val="24"/>
+          <w:szCs w:val="24"/>
+          <w:lang w:val="en-US"/>
+        </w:rPr>
+      </w:pPr>
+      <w:r>
+        <w:rPr>
+          <w:rFonts w:ascii="Times New Roman" w:hAnsi="Times New Roman" w:cs="Times New Roman"/>
+          <w:sz w:val="24"/>
+          <w:szCs w:val="24"/>
+          <w:lang w:val="en-US"/>
+        </w:rPr>
+        <w:t>import pandas as pd</w:t>
+      </w:r>
+    </w:p>
+    <w:p>
+      <w:pPr>
+        <w:rPr>
+          <w:rFonts w:ascii="Times New Roman" w:hAnsi="Times New Roman" w:cs="Times New Roman"/>
+          <w:sz w:val="24"/>
+          <w:szCs w:val="24"/>
+          <w:lang w:val="en-US"/>
+        </w:rPr>
+      </w:pPr>
+      <w:r>
+        <w:rPr>
+          <w:rFonts w:ascii="Times New Roman" w:hAnsi="Times New Roman" w:cs="Times New Roman"/>
+          <w:sz w:val="24"/>
+          <w:szCs w:val="24"/>
+          <w:lang w:val="en-US"/>
+        </w:rPr>
+        <w:t xml:space="preserve">import </w:t>
+      </w:r>
+      <w:proofErr w:type="spellStart"/>
+      <w:r>
+        <w:rPr>
+          <w:rFonts w:ascii="Times New Roman" w:hAnsi="Times New Roman" w:cs="Times New Roman"/>
+          <w:sz w:val="24"/>
+          <w:szCs w:val="24"/>
+          <w:lang w:val="en-US"/>
+        </w:rPr>
+        <w:t>numpy</w:t>
+      </w:r>
+      <w:proofErr w:type="spellEnd"/>
+      <w:r>
+        <w:rPr>
+          <w:rFonts w:ascii="Times New Roman" w:hAnsi="Times New Roman" w:cs="Times New Roman"/>
+          <w:sz w:val="24"/>
+          <w:szCs w:val="24"/>
+          <w:lang w:val="en-US"/>
+        </w:rPr>
+        <w:t xml:space="preserve"> as np</w:t>
+      </w:r>
+    </w:p>
+    <w:p>
+      <w:pPr>
+        <w:rPr>
+          <w:rFonts w:ascii="Times New Roman" w:hAnsi="Times New Roman" w:cs="Times New Roman"/>
+          <w:sz w:val="24"/>
+          <w:szCs w:val="24"/>
+          <w:lang w:val="en-US"/>
+        </w:rPr>
+      </w:pPr>
+    </w:p>
+    <w:p>
+      <w:pPr>
+        <w:rPr>
+          <w:rFonts w:ascii="Times New Roman" w:hAnsi="Times New Roman" w:cs="Times New Roman"/>
+          <w:sz w:val="24"/>
+          <w:szCs w:val="24"/>
+          <w:lang w:val="en-US"/>
+        </w:rPr>
+      </w:pPr>
+      <w:proofErr w:type="spellStart"/>
+      <w:proofErr w:type="gramStart"/>
+      <w:r>
+        <w:rPr>
+          <w:rFonts w:ascii="Times New Roman" w:hAnsi="Times New Roman" w:cs="Times New Roman"/>
+          <w:sz w:val="24"/>
+          <w:szCs w:val="24"/>
+          <w:lang w:val="en-US"/>
+        </w:rPr>
+        <w:t>st.title</w:t>
+      </w:r>
+      <w:proofErr w:type="spellEnd"/>
+      <w:proofErr w:type="gramEnd"/>
+      <w:r>
+        <w:rPr>
+          <w:rFonts w:ascii="Times New Roman" w:hAnsi="Times New Roman" w:cs="Times New Roman"/>
+          <w:sz w:val="24"/>
+          <w:szCs w:val="24"/>
+          <w:lang w:val="en-US"/>
+        </w:rPr>
+        <w:t>('Uber pickups in NYC')</w:t>
+      </w:r>
+    </w:p>
+    <w:p>
+      <w:pPr>
+        <w:rPr>
+          <w:rFonts w:ascii="Times New Roman" w:hAnsi="Times New Roman" w:cs="Times New Roman"/>
+          <w:sz w:val="24"/>
+          <w:szCs w:val="24"/>
+          <w:lang w:val="en-US"/>
+        </w:rPr>
+      </w:pPr>
+    </w:p>
+    <w:p>
+      <w:pPr>
+        <w:rPr>
+          <w:rFonts w:ascii="Times New Roman" w:hAnsi="Times New Roman" w:cs="Times New Roman"/>
+          <w:sz w:val="24"/>
+          <w:szCs w:val="24"/>
+          <w:lang w:val="en-US"/>
+        </w:rPr>
+      </w:pPr>
+      <w:r>
+        <w:rPr>
+          <w:rFonts w:ascii="Times New Roman" w:hAnsi="Times New Roman" w:cs="Times New Roman"/>
+          <w:sz w:val="24"/>
+          <w:szCs w:val="24"/>
+          <w:lang w:val="en-US"/>
+        </w:rPr>
+        <w:t>DATE_COLUMN = 'date/time'</w:t>
+      </w:r>
+    </w:p>
+    <w:p>
+      <w:pPr>
+        <w:rPr>
+          <w:rFonts w:ascii="Times New Roman" w:hAnsi="Times New Roman" w:cs="Times New Roman"/>
+          <w:sz w:val="24"/>
+          <w:szCs w:val="24"/>
+          <w:lang w:val="en-US"/>
+        </w:rPr>
+      </w:pPr>
+      <w:r>
+        <w:rPr>
+          <w:rFonts w:ascii="Times New Roman" w:hAnsi="Times New Roman" w:cs="Times New Roman"/>
+          <w:sz w:val="24"/>
+          <w:szCs w:val="24"/>
+          <w:lang w:val="en-US"/>
+        </w:rPr>
+        <w:t>DATA_URL = ('https://s3-us-west-2.amazonaws.com/'</w:t>
+      </w:r>
+    </w:p>
+    <w:p>
+      <w:pPr>
+        <w:rPr>
+          <w:rFonts w:ascii="Times New Roman" w:hAnsi="Times New Roman" w:cs="Times New Roman"/>
+          <w:sz w:val="24"/>
+          <w:szCs w:val="24"/>
+          <w:lang w:val="en-US"/>
+        </w:rPr>
+      </w:pPr>
+      <w:r>
+        <w:rPr>
+          <w:rFonts w:ascii="Times New Roman" w:hAnsi="Times New Roman" w:cs="Times New Roman"/>
+          <w:sz w:val="24"/>
+          <w:szCs w:val="24"/>
+          <w:lang w:val="en-US"/>
+        </w:rPr>
+        <w:t xml:space="preserve">         '</w:t>
+      </w:r>
+      <w:proofErr w:type="spellStart"/>
+      <w:r>
+        <w:rPr>
+          <w:rFonts w:ascii="Times New Roman" w:hAnsi="Times New Roman" w:cs="Times New Roman"/>
+          <w:sz w:val="24"/>
+          <w:szCs w:val="24"/>
+          <w:lang w:val="en-US"/>
+        </w:rPr>
+        <w:t>streamlit</w:t>
+      </w:r>
+      <w:proofErr w:type="spellEnd"/>
+      <w:r>
+        <w:rPr>
+          <w:rFonts w:ascii="Times New Roman" w:hAnsi="Times New Roman" w:cs="Times New Roman"/>
+          <w:sz w:val="24"/>
+          <w:szCs w:val="24"/>
+          <w:lang w:val="en-US"/>
+        </w:rPr>
+        <w:t>-demo-data/uber-raw-data-sep14.csv.gz')</w:t>
+      </w:r>
+    </w:p>
+    <w:p>
+      <w:pPr>
+        <w:rPr>
+          <w:rFonts w:ascii="Times New Roman" w:hAnsi="Times New Roman" w:cs="Times New Roman"/>
+          <w:sz w:val="24"/>
+          <w:szCs w:val="24"/>
+          <w:lang w:val="en-US"/>
+        </w:rPr>
+      </w:pPr>
+    </w:p>
+    <w:p>
+      <w:pPr>
+        <w:rPr>
+          <w:rFonts w:ascii="Times New Roman" w:hAnsi="Times New Roman" w:cs="Times New Roman"/>
+          <w:sz w:val="24"/>
+          <w:szCs w:val="24"/>
+          <w:lang w:val="en-US"/>
+        </w:rPr>
+      </w:pPr>
+      <w:r>
+        <w:rPr>
+          <w:rFonts w:ascii="Times New Roman" w:hAnsi="Times New Roman" w:cs="Times New Roman"/>
+          <w:sz w:val="24"/>
+          <w:szCs w:val="24"/>
+          <w:lang w:val="en-US"/>
+        </w:rPr>
+        <w:lastRenderedPageBreak/>
+        <w:t>@</w:t>
+      </w:r>
+      <w:proofErr w:type="gramStart"/>
+      <w:r>
+        <w:rPr>
+          <w:rFonts w:ascii="Times New Roman" w:hAnsi="Times New Roman" w:cs="Times New Roman"/>
+          <w:sz w:val="24"/>
+          <w:szCs w:val="24"/>
+          <w:lang w:val="en-US"/>
+        </w:rPr>
+        <w:t>st.cache</w:t>
+      </w:r>
+      <w:proofErr w:type="gramEnd"/>
+      <w:r>
+        <w:rPr>
+          <w:rFonts w:ascii="Times New Roman" w:hAnsi="Times New Roman" w:cs="Times New Roman"/>
+          <w:sz w:val="24"/>
+          <w:szCs w:val="24"/>
+          <w:lang w:val="en-US"/>
+        </w:rPr>
+        <w:t>_data</w:t>
+      </w:r>
+    </w:p>
+    <w:p>
+      <w:pPr>
+        <w:rPr>
+          <w:rFonts w:ascii="Times New Roman" w:hAnsi="Times New Roman" w:cs="Times New Roman"/>
+          <w:sz w:val="24"/>
+          <w:szCs w:val="24"/>
+          <w:lang w:val="en-US"/>
+        </w:rPr>
+      </w:pPr>
+      <w:r>
+        <w:rPr>
+          <w:rFonts w:ascii="Times New Roman" w:hAnsi="Times New Roman" w:cs="Times New Roman"/>
+          <w:sz w:val="24"/>
+          <w:szCs w:val="24"/>
+          <w:lang w:val="en-US"/>
+        </w:rPr>
+        <w:t xml:space="preserve">def </w:t>
+      </w:r>
+      <w:proofErr w:type="spellStart"/>
+      <w:r>
+        <w:rPr>
+          <w:rFonts w:ascii="Times New Roman" w:hAnsi="Times New Roman" w:cs="Times New Roman"/>
+          <w:sz w:val="24"/>
+          <w:szCs w:val="24"/>
+          <w:lang w:val="en-US"/>
+        </w:rPr>
+        <w:t>load_data</w:t>
+      </w:r>
+      <w:proofErr w:type="spellEnd"/>
+      <w:r>
+        <w:rPr>
+          <w:rFonts w:ascii="Times New Roman" w:hAnsi="Times New Roman" w:cs="Times New Roman"/>
+          <w:sz w:val="24"/>
+          <w:szCs w:val="24"/>
+          <w:lang w:val="en-US"/>
+        </w:rPr>
+        <w:t>(</w:t>
+      </w:r>
+      <w:proofErr w:type="spellStart"/>
+      <w:r>
+        <w:rPr>
+          <w:rFonts w:ascii="Times New Roman" w:hAnsi="Times New Roman" w:cs="Times New Roman"/>
+          <w:sz w:val="24"/>
+          <w:szCs w:val="24"/>
+          <w:lang w:val="en-US"/>
+        </w:rPr>
+        <w:t>nrows</w:t>
+      </w:r>
+      <w:proofErr w:type="spellEnd"/>
+      <w:r>
+        <w:rPr>
+          <w:rFonts w:ascii="Times New Roman" w:hAnsi="Times New Roman" w:cs="Times New Roman"/>
+          <w:sz w:val="24"/>
+          <w:szCs w:val="24"/>
+          <w:lang w:val="en-US"/>
+        </w:rPr>
+        <w:t>):</w:t>
+      </w:r>
+    </w:p>
+    <w:p>
+      <w:pPr>
+        <w:rPr>
+          <w:rFonts w:ascii="Times New Roman" w:hAnsi="Times New Roman" w:cs="Times New Roman"/>
+          <w:sz w:val="24"/>
+          <w:szCs w:val="24"/>
+          <w:lang w:val="en-US"/>
+        </w:rPr>
+      </w:pPr>
+      <w:r>
+        <w:rPr>
+          <w:rFonts w:ascii="Times New Roman" w:hAnsi="Times New Roman" w:cs="Times New Roman"/>
+          <w:sz w:val="24"/>
+          <w:szCs w:val="24"/>
+          <w:lang w:val="en-US"/>
+        </w:rPr>
+        <w:t xml:space="preserve">    data = </w:t>
+      </w:r>
+      <w:proofErr w:type="spellStart"/>
+      <w:proofErr w:type="gramStart"/>
+      <w:r>
+        <w:rPr>
+          <w:rFonts w:ascii="Times New Roman" w:hAnsi="Times New Roman" w:cs="Times New Roman"/>
+          <w:sz w:val="24"/>
+          <w:szCs w:val="24"/>
+          <w:lang w:val="en-US"/>
+        </w:rPr>
+        <w:t>pd.read</w:t>
+      </w:r>
+      <w:proofErr w:type="gramEnd"/>
+      <w:r>
+        <w:rPr>
+          <w:rFonts w:ascii="Times New Roman" w:hAnsi="Times New Roman" w:cs="Times New Roman"/>
+          <w:sz w:val="24"/>
+          <w:szCs w:val="24"/>
+          <w:lang w:val="en-US"/>
+        </w:rPr>
+        <w:t>_csv</w:t>
+      </w:r>
+      <w:proofErr w:type="spellEnd"/>
+      <w:r>
+        <w:rPr>
+          <w:rFonts w:ascii="Times New Roman" w:hAnsi="Times New Roman" w:cs="Times New Roman"/>
+          <w:sz w:val="24"/>
+          <w:szCs w:val="24"/>
+          <w:lang w:val="en-US"/>
+        </w:rPr>
+        <w:t xml:space="preserve">(DATA_URL, </w:t>
+      </w:r>
+      <w:proofErr w:type="spellStart"/>
+      <w:r>
+        <w:rPr>
+          <w:rFonts w:ascii="Times New Roman" w:hAnsi="Times New Roman" w:cs="Times New Roman"/>
+          <w:sz w:val="24"/>
+          <w:szCs w:val="24"/>
+          <w:lang w:val="en-US"/>
+        </w:rPr>
+        <w:t>nrows</w:t>
+      </w:r>
+      <w:proofErr w:type="spellEnd"/>
+      <w:r>
+        <w:rPr>
+          <w:rFonts w:ascii="Times New Roman" w:hAnsi="Times New Roman" w:cs="Times New Roman"/>
+          <w:sz w:val="24"/>
+          <w:szCs w:val="24"/>
+          <w:lang w:val="en-US"/>
+        </w:rPr>
+        <w:t>=</w:t>
+      </w:r>
+      <w:proofErr w:type="spellStart"/>
+      <w:r>
+        <w:rPr>
+          <w:rFonts w:ascii="Times New Roman" w:hAnsi="Times New Roman" w:cs="Times New Roman"/>
+          <w:sz w:val="24"/>
+          <w:szCs w:val="24"/>
+          <w:lang w:val="en-US"/>
+        </w:rPr>
+        <w:t>nrows</w:t>
+      </w:r>
+      <w:proofErr w:type="spellEnd"/>
+      <w:r>
+        <w:rPr>
+          <w:rFonts w:ascii="Times New Roman" w:hAnsi="Times New Roman" w:cs="Times New Roman"/>
+          <w:sz w:val="24"/>
+          <w:szCs w:val="24"/>
+          <w:lang w:val="en-US"/>
+        </w:rPr>
+        <w:t>)</w:t>
+      </w:r>
+    </w:p>
+    <w:p>
+      <w:pPr>
+        <w:rPr>
+          <w:rFonts w:ascii="Times New Roman" w:hAnsi="Times New Roman" w:cs="Times New Roman"/>
+          <w:sz w:val="24"/>
+          <w:szCs w:val="24"/>
+          <w:lang w:val="en-US"/>
+        </w:rPr>
+      </w:pPr>
+      <w:r>
+        <w:rPr>
+          <w:rFonts w:ascii="Times New Roman" w:hAnsi="Times New Roman" w:cs="Times New Roman"/>
+          <w:sz w:val="24"/>
+          <w:szCs w:val="24"/>
+          <w:lang w:val="en-US"/>
+        </w:rPr>
+        <w:t xml:space="preserve">    lowercase = lambda x: str(x</w:t>
+      </w:r>
+      <w:proofErr w:type="gramStart"/>
+      <w:r>
+        <w:rPr>
+          <w:rFonts w:ascii="Times New Roman" w:hAnsi="Times New Roman" w:cs="Times New Roman"/>
+          <w:sz w:val="24"/>
+          <w:szCs w:val="24"/>
+          <w:lang w:val="en-US"/>
+        </w:rPr>
+        <w:t>).lower</w:t>
+      </w:r>
+      <w:proofErr w:type="gramEnd"/>
+      <w:r>
+        <w:rPr>
+          <w:rFonts w:ascii="Times New Roman" w:hAnsi="Times New Roman" w:cs="Times New Roman"/>
+          <w:sz w:val="24"/>
+          <w:szCs w:val="24"/>
+          <w:lang w:val="en-US"/>
+        </w:rPr>
+        <w:t>()</w:t>
+      </w:r>
+    </w:p>
+    <w:p>
+      <w:pPr>
+        <w:rPr>
+          <w:rFonts w:ascii="Times New Roman" w:hAnsi="Times New Roman" w:cs="Times New Roman"/>
+          <w:sz w:val="24"/>
+          <w:szCs w:val="24"/>
+          <w:lang w:val="en-US"/>
+        </w:rPr>
+      </w:pPr>
+      <w:r>
+        <w:rPr>
+          <w:rFonts w:ascii="Times New Roman" w:hAnsi="Times New Roman" w:cs="Times New Roman"/>
+          <w:sz w:val="24"/>
+          <w:szCs w:val="24"/>
+          <w:lang w:val="en-US"/>
+        </w:rPr>
+        <w:t xml:space="preserve">    </w:t>
+      </w:r>
+      <w:proofErr w:type="spellStart"/>
+      <w:proofErr w:type="gramStart"/>
+      <w:r>
+        <w:rPr>
+          <w:rFonts w:ascii="Times New Roman" w:hAnsi="Times New Roman" w:cs="Times New Roman"/>
+          <w:sz w:val="24"/>
+          <w:szCs w:val="24"/>
+          <w:lang w:val="en-US"/>
+        </w:rPr>
+        <w:t>data.rename</w:t>
+      </w:r>
+      <w:proofErr w:type="spellEnd"/>
+      <w:proofErr w:type="gramEnd"/>
+      <w:r>
+        <w:rPr>
+          <w:rFonts w:ascii="Times New Roman" w:hAnsi="Times New Roman" w:cs="Times New Roman"/>
+          <w:sz w:val="24"/>
+          <w:szCs w:val="24"/>
+          <w:lang w:val="en-US"/>
+        </w:rPr>
+        <w:t xml:space="preserve">(lowercase, axis='columns', </w:t>
+      </w:r>
+      <w:proofErr w:type="spellStart"/>
+      <w:r>
+        <w:rPr>
+          <w:rFonts w:ascii="Times New Roman" w:hAnsi="Times New Roman" w:cs="Times New Roman"/>
+          <w:sz w:val="24"/>
+          <w:szCs w:val="24"/>
+          <w:lang w:val="en-US"/>
+        </w:rPr>
+        <w:t>inplace</w:t>
+      </w:r>
+      <w:proofErr w:type="spellEnd"/>
+      <w:r>
+        <w:rPr>
+          <w:rFonts w:ascii="Times New Roman" w:hAnsi="Times New Roman" w:cs="Times New Roman"/>
+          <w:sz w:val="24"/>
+          <w:szCs w:val="24"/>
+          <w:lang w:val="en-US"/>
+        </w:rPr>
+        <w:t>=True)</w:t>
+      </w:r>
+    </w:p>
+    <w:p>
+      <w:pPr>
+        <w:rPr>
+          <w:rFonts w:ascii="Times New Roman" w:hAnsi="Times New Roman" w:cs="Times New Roman"/>
+          <w:sz w:val="24"/>
+          <w:szCs w:val="24"/>
+          <w:lang w:val="en-US"/>
+        </w:rPr>
+      </w:pPr>
+      <w:r>
+        <w:rPr>
+          <w:rFonts w:ascii="Times New Roman" w:hAnsi="Times New Roman" w:cs="Times New Roman"/>
+          <w:sz w:val="24"/>
+          <w:szCs w:val="24"/>
+          <w:lang w:val="en-US"/>
+        </w:rPr>
+        <w:t xml:space="preserve">    </w:t>
+      </w:r>
+      <w:proofErr w:type="gramStart"/>
+      <w:r>
+        <w:rPr>
+          <w:rFonts w:ascii="Times New Roman" w:hAnsi="Times New Roman" w:cs="Times New Roman"/>
+          <w:sz w:val="24"/>
+          <w:szCs w:val="24"/>
+          <w:lang w:val="en-US"/>
+        </w:rPr>
+        <w:t>data[</w:t>
+      </w:r>
+      <w:proofErr w:type="gramEnd"/>
+      <w:r>
+        <w:rPr>
+          <w:rFonts w:ascii="Times New Roman" w:hAnsi="Times New Roman" w:cs="Times New Roman"/>
+          <w:sz w:val="24"/>
+          <w:szCs w:val="24"/>
+          <w:lang w:val="en-US"/>
+        </w:rPr>
+        <w:t xml:space="preserve">DATE_COLUMN] = </w:t>
+      </w:r>
+      <w:proofErr w:type="spellStart"/>
+      <w:r>
+        <w:rPr>
+          <w:rFonts w:ascii="Times New Roman" w:hAnsi="Times New Roman" w:cs="Times New Roman"/>
+          <w:sz w:val="24"/>
+          <w:szCs w:val="24"/>
+          <w:lang w:val="en-US"/>
+        </w:rPr>
+        <w:t>pd.to_datetime</w:t>
+      </w:r>
+      <w:proofErr w:type="spellEnd"/>
+      <w:r>
+        <w:rPr>
+          <w:rFonts w:ascii="Times New Roman" w:hAnsi="Times New Roman" w:cs="Times New Roman"/>
+          <w:sz w:val="24"/>
+          <w:szCs w:val="24"/>
+          <w:lang w:val="en-US"/>
+        </w:rPr>
+        <w:t>(data[DATE_COLUMN])</w:t>
+      </w:r>
+    </w:p>
+    <w:p>
+      <w:pPr>
+        <w:rPr>
+          <w:rFonts w:ascii="Times New Roman" w:hAnsi="Times New Roman" w:cs="Times New Roman"/>
+          <w:sz w:val="24"/>
+          <w:szCs w:val="24"/>
+          <w:lang w:val="en-US"/>
+        </w:rPr>
+      </w:pPr>
+      <w:r>
+        <w:rPr>
+          <w:rFonts w:ascii="Times New Roman" w:hAnsi="Times New Roman" w:cs="Times New Roman"/>
+          <w:sz w:val="24"/>
+          <w:szCs w:val="24"/>
+          <w:lang w:val="en-US"/>
+        </w:rPr>
+        <w:t xml:space="preserve">    return data</w:t>
+      </w:r>
+    </w:p>
+    <w:p>
+      <w:pPr>
+        <w:rPr>
+          <w:rFonts w:ascii="Times New Roman" w:hAnsi="Times New Roman" w:cs="Times New Roman"/>
+          <w:sz w:val="24"/>
+          <w:szCs w:val="24"/>
+          <w:lang w:val="en-US"/>
+        </w:rPr>
+      </w:pPr>
+    </w:p>
+    <w:p>
+      <w:pPr>
+        <w:rPr>
+          <w:rFonts w:ascii="Times New Roman" w:hAnsi="Times New Roman" w:cs="Times New Roman"/>
+          <w:sz w:val="24"/>
+          <w:szCs w:val="24"/>
+          <w:lang w:val="en-US"/>
+        </w:rPr>
+      </w:pPr>
+      <w:r>
+        <w:rPr>
+          <w:rFonts w:ascii="Times New Roman" w:hAnsi="Times New Roman" w:cs="Times New Roman"/>
+          <w:sz w:val="24"/>
+          <w:szCs w:val="24"/>
+          <w:lang w:val="en-US"/>
+        </w:rPr>
+        <w:t># Create a text element and let the reader know the data is loading.</w:t>
+      </w:r>
+    </w:p>
+    <w:p>
+      <w:pPr>
+        <w:rPr>
+          <w:rFonts w:ascii="Times New Roman" w:hAnsi="Times New Roman" w:cs="Times New Roman"/>
+          <w:sz w:val="24"/>
+          <w:szCs w:val="24"/>
+          <w:lang w:val="en-US"/>
+        </w:rPr>
+      </w:pPr>
+      <w:proofErr w:type="spellStart"/>
+      <w:r>
+        <w:rPr>
+          <w:rFonts w:ascii="Times New Roman" w:hAnsi="Times New Roman" w:cs="Times New Roman"/>
+          <w:sz w:val="24"/>
+          <w:szCs w:val="24"/>
+          <w:lang w:val="en-US"/>
+        </w:rPr>
+        <w:t>data_load_state</w:t>
+      </w:r>
+      <w:proofErr w:type="spellEnd"/>
+      <w:r>
+        <w:rPr>
+          <w:rFonts w:ascii="Times New Roman" w:hAnsi="Times New Roman" w:cs="Times New Roman"/>
+          <w:sz w:val="24"/>
+          <w:szCs w:val="24"/>
+          <w:lang w:val="en-US"/>
+        </w:rPr>
+        <w:t xml:space="preserve"> = </w:t>
+      </w:r>
+      <w:proofErr w:type="spellStart"/>
+      <w:r>
+        <w:rPr>
+          <w:rFonts w:ascii="Times New Roman" w:hAnsi="Times New Roman" w:cs="Times New Roman"/>
+          <w:sz w:val="24"/>
+          <w:szCs w:val="24"/>
+          <w:lang w:val="en-US"/>
+        </w:rPr>
+        <w:t>st.</w:t>
+      </w:r>
+      <w:proofErr w:type="gramStart"/>
+      <w:r>
+        <w:rPr>
+          <w:rFonts w:ascii="Times New Roman" w:hAnsi="Times New Roman" w:cs="Times New Roman"/>
+          <w:sz w:val="24"/>
+          <w:szCs w:val="24"/>
+          <w:lang w:val="en-US"/>
+        </w:rPr>
+        <w:t>text</w:t>
+      </w:r>
+      <w:proofErr w:type="spellEnd"/>
+      <w:r>
+        <w:rPr>
+          <w:rFonts w:ascii="Times New Roman" w:hAnsi="Times New Roman" w:cs="Times New Roman"/>
+          <w:sz w:val="24"/>
+          <w:szCs w:val="24"/>
+          <w:lang w:val="en-US"/>
+        </w:rPr>
+        <w:t>(</w:t>
+      </w:r>
+      <w:proofErr w:type="gramEnd"/>
+      <w:r>
+        <w:rPr>
+          <w:rFonts w:ascii="Times New Roman" w:hAnsi="Times New Roman" w:cs="Times New Roman"/>
+          <w:sz w:val="24"/>
+          <w:szCs w:val="24"/>
+          <w:lang w:val="en-US"/>
+        </w:rPr>
+        <w:t>'Loading data...')</w:t>
+      </w:r>
+    </w:p>
+    <w:p>
+      <w:pPr>
+        <w:rPr>
+          <w:rFonts w:ascii="Times New Roman" w:hAnsi="Times New Roman" w:cs="Times New Roman"/>
+          <w:sz w:val="24"/>
+          <w:szCs w:val="24"/>
+          <w:lang w:val="en-US"/>
+        </w:rPr>
+      </w:pPr>
+      <w:r>
+        <w:rPr>
+          <w:rFonts w:ascii="Times New Roman" w:hAnsi="Times New Roman" w:cs="Times New Roman"/>
+          <w:sz w:val="24"/>
+          <w:szCs w:val="24"/>
+          <w:lang w:val="en-US"/>
+        </w:rPr>
+        <w:t xml:space="preserve"># Load 10,000 rows of data into the </w:t>
+      </w:r>
+      <w:proofErr w:type="spellStart"/>
+      <w:r>
+        <w:rPr>
+          <w:rFonts w:ascii="Times New Roman" w:hAnsi="Times New Roman" w:cs="Times New Roman"/>
+          <w:sz w:val="24"/>
+          <w:szCs w:val="24"/>
+          <w:lang w:val="en-US"/>
+        </w:rPr>
+        <w:t>dataframe</w:t>
+      </w:r>
+      <w:proofErr w:type="spellEnd"/>
+      <w:r>
+        <w:rPr>
+          <w:rFonts w:ascii="Times New Roman" w:hAnsi="Times New Roman" w:cs="Times New Roman"/>
+          <w:sz w:val="24"/>
+          <w:szCs w:val="24"/>
+          <w:lang w:val="en-US"/>
+        </w:rPr>
+        <w:t>.</w:t>
+      </w:r>
+    </w:p>
+    <w:p>
+      <w:pPr>
+        <w:rPr>
+          <w:rFonts w:ascii="Times New Roman" w:hAnsi="Times New Roman" w:cs="Times New Roman"/>
+          <w:sz w:val="24"/>
+          <w:szCs w:val="24"/>
+          <w:lang w:val="en-US"/>
+        </w:rPr>
+      </w:pPr>
+      <w:r>
+        <w:rPr>
+          <w:rFonts w:ascii="Times New Roman" w:hAnsi="Times New Roman" w:cs="Times New Roman"/>
+          <w:sz w:val="24"/>
+          <w:szCs w:val="24"/>
+          <w:lang w:val="en-US"/>
+        </w:rPr>
+        <w:t xml:space="preserve">data = </w:t>
+      </w:r>
+      <w:proofErr w:type="spellStart"/>
+      <w:r>
+        <w:rPr>
+          <w:rFonts w:ascii="Times New Roman" w:hAnsi="Times New Roman" w:cs="Times New Roman"/>
+          <w:sz w:val="24"/>
+          <w:szCs w:val="24"/>
+          <w:lang w:val="en-US"/>
+        </w:rPr>
+        <w:t>load_</w:t>
+      </w:r>
+      <w:proofErr w:type="gramStart"/>
+      <w:r>
+        <w:rPr>
+          <w:rFonts w:ascii="Times New Roman" w:hAnsi="Times New Roman" w:cs="Times New Roman"/>
+          <w:sz w:val="24"/>
+          <w:szCs w:val="24"/>
+          <w:lang w:val="en-US"/>
+        </w:rPr>
+        <w:t>data</w:t>
+      </w:r>
+      <w:proofErr w:type="spellEnd"/>
+      <w:r>
+        <w:rPr>
+          <w:rFonts w:ascii="Times New Roman" w:hAnsi="Times New Roman" w:cs="Times New Roman"/>
+          <w:sz w:val="24"/>
+          <w:szCs w:val="24"/>
+          <w:lang w:val="en-US"/>
+        </w:rPr>
+        <w:t>(</w:t>
+      </w:r>
+      <w:proofErr w:type="gramEnd"/>
+      <w:r>
+        <w:rPr>
+          <w:rFonts w:ascii="Times New Roman" w:hAnsi="Times New Roman" w:cs="Times New Roman"/>
+          <w:sz w:val="24"/>
+          <w:szCs w:val="24"/>
+          <w:lang w:val="en-US"/>
+        </w:rPr>
+        <w:t>10000)</w:t>
+      </w:r>
+    </w:p>
+    <w:p>
+      <w:pPr>
+        <w:rPr>
+          <w:rFonts w:ascii="Times New Roman" w:hAnsi="Times New Roman" w:cs="Times New Roman"/>
+          <w:sz w:val="24"/>
+          <w:szCs w:val="24"/>
+          <w:lang w:val="en-US"/>
+        </w:rPr>
+      </w:pPr>
+      <w:r>
+        <w:rPr>
+          <w:rFonts w:ascii="Times New Roman" w:hAnsi="Times New Roman" w:cs="Times New Roman"/>
+          <w:sz w:val="24"/>
+          <w:szCs w:val="24"/>
+          <w:lang w:val="en-US"/>
+        </w:rPr>
+        <w:t># Notify the reader that the data was successfully loaded.</w:t>
+      </w:r>
+    </w:p>
+    <w:p>
+      <w:pPr>
+        <w:rPr>
+          <w:rFonts w:ascii="Times New Roman" w:hAnsi="Times New Roman" w:cs="Times New Roman"/>
+          <w:sz w:val="24"/>
+          <w:szCs w:val="24"/>
+          <w:lang w:val="en-US"/>
+        </w:rPr>
+      </w:pPr>
+      <w:proofErr w:type="spellStart"/>
+      <w:r>
+        <w:rPr>
+          <w:rFonts w:ascii="Times New Roman" w:hAnsi="Times New Roman" w:cs="Times New Roman"/>
+          <w:sz w:val="24"/>
+          <w:szCs w:val="24"/>
+          <w:lang w:val="en-US"/>
+        </w:rPr>
+        <w:t>data_load_state.</w:t>
+      </w:r>
+      <w:proofErr w:type="gramStart"/>
+      <w:r>
+        <w:rPr>
+          <w:rFonts w:ascii="Times New Roman" w:hAnsi="Times New Roman" w:cs="Times New Roman"/>
+          <w:sz w:val="24"/>
+          <w:szCs w:val="24"/>
+          <w:lang w:val="en-US"/>
+        </w:rPr>
+        <w:t>text</w:t>
+      </w:r>
+      <w:proofErr w:type="spellEnd"/>
+      <w:r>
+        <w:rPr>
+          <w:rFonts w:ascii="Times New Roman" w:hAnsi="Times New Roman" w:cs="Times New Roman"/>
+          <w:sz w:val="24"/>
+          <w:szCs w:val="24"/>
+          <w:lang w:val="en-US"/>
+        </w:rPr>
+        <w:t>(</w:t>
+      </w:r>
+      <w:proofErr w:type="gramEnd"/>
+      <w:r>
+        <w:rPr>
+          <w:rFonts w:ascii="Times New Roman" w:hAnsi="Times New Roman" w:cs="Times New Roman"/>
+          <w:sz w:val="24"/>
+          <w:szCs w:val="24"/>
+          <w:lang w:val="en-US"/>
+        </w:rPr>
+        <w:t xml:space="preserve">"Done!(using </w:t>
+      </w:r>
+      <w:proofErr w:type="spellStart"/>
+      <w:r>
+        <w:rPr>
+          <w:rFonts w:ascii="Times New Roman" w:hAnsi="Times New Roman" w:cs="Times New Roman"/>
+          <w:sz w:val="24"/>
+          <w:szCs w:val="24"/>
+          <w:lang w:val="en-US"/>
+        </w:rPr>
+        <w:t>st.cache_data</w:t>
+      </w:r>
+      <w:proofErr w:type="spellEnd"/>
+      <w:r>
+        <w:rPr>
+          <w:rFonts w:ascii="Times New Roman" w:hAnsi="Times New Roman" w:cs="Times New Roman"/>
+          <w:sz w:val="24"/>
+          <w:szCs w:val="24"/>
+          <w:lang w:val="en-US"/>
+        </w:rPr>
+        <w:t>)")</w:t>
+      </w:r>
+    </w:p>
+    <w:p>
+      <w:pPr>
+        <w:rPr>
+          <w:rFonts w:ascii="Times New Roman" w:hAnsi="Times New Roman" w:cs="Times New Roman"/>
+          <w:sz w:val="24"/>
+          <w:szCs w:val="24"/>
+          <w:lang w:val="en-US"/>
+        </w:rPr>
+      </w:pPr>
+    </w:p>
+    <w:p>
+      <w:pPr>
+        <w:rPr>
+          <w:rFonts w:ascii="Times New Roman" w:hAnsi="Times New Roman" w:cs="Times New Roman"/>
+          <w:sz w:val="24"/>
+          <w:szCs w:val="24"/>
+          <w:lang w:val="en-US"/>
+        </w:rPr>
+      </w:pPr>
+      <w:r>
+        <w:rPr>
+          <w:rFonts w:ascii="Times New Roman" w:hAnsi="Times New Roman" w:cs="Times New Roman"/>
+          <w:sz w:val="24"/>
+          <w:szCs w:val="24"/>
+          <w:lang w:val="en-US"/>
+        </w:rPr>
+        <w:t xml:space="preserve">if </w:t>
+      </w:r>
+      <w:proofErr w:type="spellStart"/>
+      <w:proofErr w:type="gramStart"/>
+      <w:r>
+        <w:rPr>
+          <w:rFonts w:ascii="Times New Roman" w:hAnsi="Times New Roman" w:cs="Times New Roman"/>
+          <w:sz w:val="24"/>
+          <w:szCs w:val="24"/>
+          <w:lang w:val="en-US"/>
+        </w:rPr>
+        <w:t>st.checkbox</w:t>
+      </w:r>
+      <w:proofErr w:type="spellEnd"/>
+      <w:proofErr w:type="gramEnd"/>
+      <w:r>
+        <w:rPr>
+          <w:rFonts w:ascii="Times New Roman" w:hAnsi="Times New Roman" w:cs="Times New Roman"/>
+          <w:sz w:val="24"/>
+          <w:szCs w:val="24"/>
+          <w:lang w:val="en-US"/>
+        </w:rPr>
+        <w:t>('Show raw data'):</w:t>
+      </w:r>
+    </w:p>
+    <w:p>
+      <w:pPr>
+        <w:rPr>
+          <w:rFonts w:ascii="Times New Roman" w:hAnsi="Times New Roman" w:cs="Times New Roman"/>
+          <w:sz w:val="24"/>
+          <w:szCs w:val="24"/>
+          <w:lang w:val="en-US"/>
+        </w:rPr>
+      </w:pPr>
+      <w:r>
+        <w:rPr>
+          <w:rFonts w:ascii="Times New Roman" w:hAnsi="Times New Roman" w:cs="Times New Roman"/>
+          <w:sz w:val="24"/>
+          <w:szCs w:val="24"/>
+          <w:lang w:val="en-US"/>
+        </w:rPr>
+        <w:t xml:space="preserve">    </w:t>
+      </w:r>
+      <w:proofErr w:type="spellStart"/>
+      <w:proofErr w:type="gramStart"/>
+      <w:r>
+        <w:rPr>
+          <w:rFonts w:ascii="Times New Roman" w:hAnsi="Times New Roman" w:cs="Times New Roman"/>
+          <w:sz w:val="24"/>
+          <w:szCs w:val="24"/>
+          <w:lang w:val="en-US"/>
+        </w:rPr>
+        <w:t>st.subheader</w:t>
+      </w:r>
+      <w:proofErr w:type="spellEnd"/>
+      <w:proofErr w:type="gramEnd"/>
+      <w:r>
+        <w:rPr>
+          <w:rFonts w:ascii="Times New Roman" w:hAnsi="Times New Roman" w:cs="Times New Roman"/>
+          <w:sz w:val="24"/>
+          <w:szCs w:val="24"/>
+          <w:lang w:val="en-US"/>
+        </w:rPr>
+        <w:t>('Raw data')</w:t>
+      </w:r>
+    </w:p>
+    <w:p>
+      <w:pPr>
+        <w:rPr>
+          <w:rFonts w:ascii="Times New Roman" w:hAnsi="Times New Roman" w:cs="Times New Roman"/>
+          <w:sz w:val="24"/>
+          <w:szCs w:val="24"/>
+          <w:lang w:val="en-US"/>
+        </w:rPr>
+      </w:pPr>
+      <w:r>
+        <w:rPr>
+          <w:rFonts w:ascii="Times New Roman" w:hAnsi="Times New Roman" w:cs="Times New Roman"/>
+          <w:sz w:val="24"/>
+          <w:szCs w:val="24"/>
+          <w:lang w:val="en-US"/>
+        </w:rPr>
+        <w:t xml:space="preserve">    </w:t>
+      </w:r>
+      <w:proofErr w:type="spellStart"/>
+      <w:proofErr w:type="gramStart"/>
+      <w:r>
+        <w:rPr>
+          <w:rFonts w:ascii="Times New Roman" w:hAnsi="Times New Roman" w:cs="Times New Roman"/>
+          <w:sz w:val="24"/>
+          <w:szCs w:val="24"/>
+          <w:lang w:val="en-US"/>
+        </w:rPr>
+        <w:t>st.write</w:t>
+      </w:r>
+      <w:proofErr w:type="spellEnd"/>
+      <w:proofErr w:type="gramEnd"/>
+      <w:r>
+        <w:rPr>
+          <w:rFonts w:ascii="Times New Roman" w:hAnsi="Times New Roman" w:cs="Times New Roman"/>
+          <w:sz w:val="24"/>
+          <w:szCs w:val="24"/>
+          <w:lang w:val="en-US"/>
+        </w:rPr>
+        <w:t>(data)</w:t>
+      </w:r>
+    </w:p>
+    <w:p>
+      <w:pPr>
+        <w:rPr>
+          <w:rFonts w:ascii="Times New Roman" w:hAnsi="Times New Roman" w:cs="Times New Roman"/>
+          <w:sz w:val="24"/>
+          <w:szCs w:val="24"/>
+          <w:lang w:val="en-US"/>
+        </w:rPr>
+      </w:pPr>
+    </w:p>
+    <w:p>
+      <w:pPr>
+        <w:rPr>
+          <w:rFonts w:ascii="Times New Roman" w:hAnsi="Times New Roman" w:cs="Times New Roman"/>
+          <w:sz w:val="24"/>
+          <w:szCs w:val="24"/>
+          <w:lang w:val="en-US"/>
+        </w:rPr>
+      </w:pPr>
+      <w:proofErr w:type="spellStart"/>
+      <w:proofErr w:type="gramStart"/>
+      <w:r>
+        <w:rPr>
+          <w:rFonts w:ascii="Times New Roman" w:hAnsi="Times New Roman" w:cs="Times New Roman"/>
+          <w:sz w:val="24"/>
+          <w:szCs w:val="24"/>
+          <w:lang w:val="en-US"/>
+        </w:rPr>
+        <w:t>st.subheader</w:t>
+      </w:r>
+      <w:proofErr w:type="spellEnd"/>
+      <w:proofErr w:type="gramEnd"/>
+      <w:r>
+        <w:rPr>
+          <w:rFonts w:ascii="Times New Roman" w:hAnsi="Times New Roman" w:cs="Times New Roman"/>
+          <w:sz w:val="24"/>
+          <w:szCs w:val="24"/>
+          <w:lang w:val="en-US"/>
+        </w:rPr>
+        <w:t>('Number of pickups by hour')</w:t>
+      </w:r>
+    </w:p>
+    <w:p>
+      <w:pPr>
+        <w:rPr>
+          <w:rFonts w:ascii="Times New Roman" w:hAnsi="Times New Roman" w:cs="Times New Roman"/>
+          <w:sz w:val="24"/>
+          <w:szCs w:val="24"/>
+          <w:lang w:val="en-US"/>
+        </w:rPr>
+      </w:pPr>
+    </w:p>
+    <w:p>
+      <w:pPr>
+        <w:rPr>
+          <w:rFonts w:ascii="Times New Roman" w:hAnsi="Times New Roman" w:cs="Times New Roman"/>
+          <w:sz w:val="24"/>
+          <w:szCs w:val="24"/>
+          <w:lang w:val="en-US"/>
+        </w:rPr>
+      </w:pPr>
+      <w:proofErr w:type="spellStart"/>
+      <w:r>
+        <w:rPr>
+          <w:rFonts w:ascii="Times New Roman" w:hAnsi="Times New Roman" w:cs="Times New Roman"/>
+          <w:sz w:val="24"/>
+          <w:szCs w:val="24"/>
+          <w:lang w:val="en-US"/>
+        </w:rPr>
+        <w:t>hist_values</w:t>
+      </w:r>
+      <w:proofErr w:type="spellEnd"/>
+      <w:r>
+        <w:rPr>
+          <w:rFonts w:ascii="Times New Roman" w:hAnsi="Times New Roman" w:cs="Times New Roman"/>
+          <w:sz w:val="24"/>
+          <w:szCs w:val="24"/>
+          <w:lang w:val="en-US"/>
+        </w:rPr>
+        <w:t xml:space="preserve"> = </w:t>
+      </w:r>
+      <w:proofErr w:type="spellStart"/>
+      <w:proofErr w:type="gramStart"/>
+      <w:r>
+        <w:rPr>
+          <w:rFonts w:ascii="Times New Roman" w:hAnsi="Times New Roman" w:cs="Times New Roman"/>
+          <w:sz w:val="24"/>
+          <w:szCs w:val="24"/>
+          <w:lang w:val="en-US"/>
+        </w:rPr>
+        <w:t>np.histogram</w:t>
+      </w:r>
+      <w:proofErr w:type="spellEnd"/>
+      <w:proofErr w:type="gramEnd"/>
+      <w:r>
+        <w:rPr>
+          <w:rFonts w:ascii="Times New Roman" w:hAnsi="Times New Roman" w:cs="Times New Roman"/>
+          <w:sz w:val="24"/>
+          <w:szCs w:val="24"/>
+          <w:lang w:val="en-US"/>
+        </w:rPr>
+        <w:t>(data[DATE_COLUMN].</w:t>
+      </w:r>
+      <w:proofErr w:type="spellStart"/>
+      <w:r>
+        <w:rPr>
+          <w:rFonts w:ascii="Times New Roman" w:hAnsi="Times New Roman" w:cs="Times New Roman"/>
+          <w:sz w:val="24"/>
+          <w:szCs w:val="24"/>
+          <w:lang w:val="en-US"/>
+        </w:rPr>
+        <w:t>dt.hour</w:t>
+      </w:r>
+      <w:proofErr w:type="spellEnd"/>
+      <w:r>
+        <w:rPr>
+          <w:rFonts w:ascii="Times New Roman" w:hAnsi="Times New Roman" w:cs="Times New Roman"/>
+          <w:sz w:val="24"/>
+          <w:szCs w:val="24"/>
+          <w:lang w:val="en-US"/>
+        </w:rPr>
+        <w:t>, bins=24, range=(0,24))[0]</w:t>
+      </w:r>
+    </w:p>
+    <w:p>
+      <w:pPr>
+        <w:rPr>
+          <w:rFonts w:ascii="Times New Roman" w:hAnsi="Times New Roman" w:cs="Times New Roman"/>
+          <w:sz w:val="24"/>
+          <w:szCs w:val="24"/>
+          <w:lang w:val="en-US"/>
+        </w:rPr>
+      </w:pPr>
+    </w:p>
+    <w:p>
+      <w:pPr>
+        <w:rPr>
+          <w:rFonts w:ascii="Times New Roman" w:hAnsi="Times New Roman" w:cs="Times New Roman"/>
+          <w:sz w:val="24"/>
+          <w:szCs w:val="24"/>
+          <w:lang w:val="en-US"/>
+        </w:rPr>
+      </w:pPr>
+      <w:proofErr w:type="spellStart"/>
+      <w:r>
+        <w:rPr>
+          <w:rFonts w:ascii="Times New Roman" w:hAnsi="Times New Roman" w:cs="Times New Roman"/>
+          <w:sz w:val="24"/>
+          <w:szCs w:val="24"/>
+          <w:lang w:val="en-US"/>
+        </w:rPr>
+        <w:t>st.bar_chart</w:t>
+      </w:r>
+      <w:proofErr w:type="spellEnd"/>
+      <w:r>
+        <w:rPr>
+          <w:rFonts w:ascii="Times New Roman" w:hAnsi="Times New Roman" w:cs="Times New Roman"/>
+          <w:sz w:val="24"/>
+          <w:szCs w:val="24"/>
+          <w:lang w:val="en-US"/>
+        </w:rPr>
+        <w:t>(</w:t>
+      </w:r>
+      <w:proofErr w:type="spellStart"/>
+      <w:r>
+        <w:rPr>
+          <w:rFonts w:ascii="Times New Roman" w:hAnsi="Times New Roman" w:cs="Times New Roman"/>
+          <w:sz w:val="24"/>
+          <w:szCs w:val="24"/>
+          <w:lang w:val="en-US"/>
+        </w:rPr>
+        <w:t>hist_values</w:t>
+      </w:r>
+      <w:proofErr w:type="spellEnd"/>
+      <w:r>
+        <w:rPr>
+          <w:rFonts w:ascii="Times New Roman" w:hAnsi="Times New Roman" w:cs="Times New Roman"/>
+          <w:sz w:val="24"/>
+          <w:szCs w:val="24"/>
+          <w:lang w:val="en-US"/>
+        </w:rPr>
+        <w:t>)</w:t>
+      </w:r>
+    </w:p>
+    <w:p>
+      <w:pPr>
+        <w:rPr>
+          <w:rFonts w:ascii="Times New Roman" w:hAnsi="Times New Roman" w:cs="Times New Roman"/>
+          <w:sz w:val="24"/>
+          <w:szCs w:val="24"/>
+          <w:lang w:val="en-US"/>
+        </w:rPr>
+      </w:pPr>
+    </w:p>
+    <w:p>
+      <w:pPr>
+        <w:rPr>
+          <w:rFonts w:ascii="Times New Roman" w:hAnsi="Times New Roman" w:cs="Times New Roman"/>
+          <w:sz w:val="24"/>
+          <w:szCs w:val="24"/>
+          <w:lang w:val="en-US"/>
+        </w:rPr>
+      </w:pPr>
+      <w:proofErr w:type="spellStart"/>
+      <w:r>
+        <w:rPr>
+          <w:rFonts w:ascii="Times New Roman" w:hAnsi="Times New Roman" w:cs="Times New Roman"/>
+          <w:sz w:val="24"/>
+          <w:szCs w:val="24"/>
+          <w:lang w:val="en-US"/>
+        </w:rPr>
+        <w:t>hour_to_filter</w:t>
+      </w:r>
+      <w:proofErr w:type="spellEnd"/>
+      <w:r>
+        <w:rPr>
+          <w:rFonts w:ascii="Times New Roman" w:hAnsi="Times New Roman" w:cs="Times New Roman"/>
+          <w:sz w:val="24"/>
+          <w:szCs w:val="24"/>
+          <w:lang w:val="en-US"/>
+        </w:rPr>
+        <w:t xml:space="preserve"> = </w:t>
+      </w:r>
+      <w:proofErr w:type="spellStart"/>
+      <w:proofErr w:type="gramStart"/>
+      <w:r>
+        <w:rPr>
+          <w:rFonts w:ascii="Times New Roman" w:hAnsi="Times New Roman" w:cs="Times New Roman"/>
+          <w:sz w:val="24"/>
+          <w:szCs w:val="24"/>
+          <w:lang w:val="en-US"/>
+        </w:rPr>
+        <w:t>st.slider</w:t>
+      </w:r>
+      <w:proofErr w:type="spellEnd"/>
+      <w:proofErr w:type="gramEnd"/>
+      <w:r>
+        <w:rPr>
+          <w:rFonts w:ascii="Times New Roman" w:hAnsi="Times New Roman" w:cs="Times New Roman"/>
+          <w:sz w:val="24"/>
+          <w:szCs w:val="24"/>
+          <w:lang w:val="en-US"/>
+        </w:rPr>
+        <w:t>('hour', 0, 23, 17)  # min: 0h, max: 23h, default: 17h</w:t>
+      </w:r>
+    </w:p>
+    <w:p>
+      <w:pPr>
+        <w:rPr>
+          <w:rFonts w:ascii="Times New Roman" w:hAnsi="Times New Roman" w:cs="Times New Roman"/>
+          <w:sz w:val="24"/>
+          <w:szCs w:val="24"/>
+          <w:lang w:val="en-US"/>
+        </w:rPr>
+      </w:pPr>
+      <w:proofErr w:type="spellStart"/>
+      <w:r>
+        <w:rPr>
+          <w:rFonts w:ascii="Times New Roman" w:hAnsi="Times New Roman" w:cs="Times New Roman"/>
+          <w:sz w:val="24"/>
+          <w:szCs w:val="24"/>
+          <w:lang w:val="en-US"/>
+        </w:rPr>
+        <w:t>filtered_data</w:t>
+      </w:r>
+      <w:proofErr w:type="spellEnd"/>
+      <w:r>
+        <w:rPr>
+          <w:rFonts w:ascii="Times New Roman" w:hAnsi="Times New Roman" w:cs="Times New Roman"/>
+          <w:sz w:val="24"/>
+          <w:szCs w:val="24"/>
+          <w:lang w:val="en-US"/>
+        </w:rPr>
+        <w:t xml:space="preserve"> = data[</w:t>
+      </w:r>
+      <w:proofErr w:type="gramStart"/>
+      <w:r>
+        <w:rPr>
+          <w:rFonts w:ascii="Times New Roman" w:hAnsi="Times New Roman" w:cs="Times New Roman"/>
+          <w:sz w:val="24"/>
+          <w:szCs w:val="24"/>
+          <w:lang w:val="en-US"/>
+        </w:rPr>
+        <w:t>data[</w:t>
+      </w:r>
+      <w:proofErr w:type="gramEnd"/>
+      <w:r>
+        <w:rPr>
+          <w:rFonts w:ascii="Times New Roman" w:hAnsi="Times New Roman" w:cs="Times New Roman"/>
+          <w:sz w:val="24"/>
+          <w:szCs w:val="24"/>
+          <w:lang w:val="en-US"/>
+        </w:rPr>
+        <w:t>DATE_COLUMN].</w:t>
+      </w:r>
+      <w:proofErr w:type="spellStart"/>
+      <w:r>
+        <w:rPr>
+          <w:rFonts w:ascii="Times New Roman" w:hAnsi="Times New Roman" w:cs="Times New Roman"/>
+          <w:sz w:val="24"/>
+          <w:szCs w:val="24"/>
+          <w:lang w:val="en-US"/>
+        </w:rPr>
+        <w:t>dt.hour</w:t>
+      </w:r>
+      <w:proofErr w:type="spellEnd"/>
+      <w:r>
+        <w:rPr>
+          <w:rFonts w:ascii="Times New Roman" w:hAnsi="Times New Roman" w:cs="Times New Roman"/>
+          <w:sz w:val="24"/>
+          <w:szCs w:val="24"/>
+          <w:lang w:val="en-US"/>
+        </w:rPr>
+        <w:t xml:space="preserve"> == </w:t>
+      </w:r>
+      <w:proofErr w:type="spellStart"/>
+      <w:r>
+        <w:rPr>
+          <w:rFonts w:ascii="Times New Roman" w:hAnsi="Times New Roman" w:cs="Times New Roman"/>
+          <w:sz w:val="24"/>
+          <w:szCs w:val="24"/>
+          <w:lang w:val="en-US"/>
+        </w:rPr>
+        <w:t>hour_to_filter</w:t>
+      </w:r>
+      <w:proofErr w:type="spellEnd"/>
+      <w:r>
+        <w:rPr>
+          <w:rFonts w:ascii="Times New Roman" w:hAnsi="Times New Roman" w:cs="Times New Roman"/>
+          <w:sz w:val="24"/>
+          <w:szCs w:val="24"/>
+          <w:lang w:val="en-US"/>
+        </w:rPr>
+        <w:t>]</w:t>
+      </w:r>
+    </w:p>
+    <w:p>
+      <w:pPr>
+        <w:rPr>
+          <w:rFonts w:ascii="Times New Roman" w:hAnsi="Times New Roman" w:cs="Times New Roman"/>
+          <w:sz w:val="24"/>
+          <w:szCs w:val="24"/>
+          <w:lang w:val="en-US"/>
+        </w:rPr>
+      </w:pPr>
+      <w:proofErr w:type="spellStart"/>
+      <w:proofErr w:type="gramStart"/>
+      <w:r>
+        <w:rPr>
+          <w:rFonts w:ascii="Times New Roman" w:hAnsi="Times New Roman" w:cs="Times New Roman"/>
+          <w:sz w:val="24"/>
+          <w:szCs w:val="24"/>
+          <w:lang w:val="en-US"/>
+        </w:rPr>
+        <w:t>st.subheader</w:t>
+      </w:r>
+      <w:proofErr w:type="spellEnd"/>
+      <w:proofErr w:type="gramEnd"/>
+      <w:r>
+        <w:rPr>
+          <w:rFonts w:ascii="Times New Roman" w:hAnsi="Times New Roman" w:cs="Times New Roman"/>
+          <w:sz w:val="24"/>
+          <w:szCs w:val="24"/>
+          <w:lang w:val="en-US"/>
+        </w:rPr>
+        <w:t>(</w:t>
+      </w:r>
+      <w:proofErr w:type="spellStart"/>
+      <w:r>
+        <w:rPr>
+          <w:rFonts w:ascii="Times New Roman" w:hAnsi="Times New Roman" w:cs="Times New Roman"/>
+          <w:sz w:val="24"/>
+          <w:szCs w:val="24"/>
+          <w:lang w:val="en-US"/>
+        </w:rPr>
+        <w:t>f'Map</w:t>
+      </w:r>
+      <w:proofErr w:type="spellEnd"/>
+      <w:r>
+        <w:rPr>
+          <w:rFonts w:ascii="Times New Roman" w:hAnsi="Times New Roman" w:cs="Times New Roman"/>
+          <w:sz w:val="24"/>
+          <w:szCs w:val="24"/>
+          <w:lang w:val="en-US"/>
+        </w:rPr>
+        <w:t xml:space="preserve"> of all pickups at {</w:t>
+      </w:r>
+      <w:proofErr w:type="spellStart"/>
+      <w:r>
+        <w:rPr>
+          <w:rFonts w:ascii="Times New Roman" w:hAnsi="Times New Roman" w:cs="Times New Roman"/>
+          <w:sz w:val="24"/>
+          <w:szCs w:val="24"/>
+          <w:lang w:val="en-US"/>
+        </w:rPr>
+        <w:t>hour_to_filter</w:t>
+      </w:r>
+      <w:proofErr w:type="spellEnd"/>
+      <w:r>
+        <w:rPr>
+          <w:rFonts w:ascii="Times New Roman" w:hAnsi="Times New Roman" w:cs="Times New Roman"/>
+          <w:sz w:val="24"/>
+          <w:szCs w:val="24"/>
+          <w:lang w:val="en-US"/>
+        </w:rPr>
+        <w:t>}:00')</w:t>
+      </w:r>
+    </w:p>
+    <w:p>
+      <w:pPr>
+        <w:rPr>
+          <w:rFonts w:ascii="Times New Roman" w:hAnsi="Times New Roman" w:cs="Times New Roman"/>
+          <w:sz w:val="24"/>
+          <w:szCs w:val="24"/>
+          <w:lang w:val="en-US"/>
+        </w:rPr>
+      </w:pPr>
+      <w:proofErr w:type="spellStart"/>
+      <w:r>
+        <w:rPr>
+          <w:rFonts w:ascii="Times New Roman" w:hAnsi="Times New Roman" w:cs="Times New Roman"/>
+          <w:sz w:val="24"/>
+          <w:szCs w:val="24"/>
+          <w:lang w:val="en-US"/>
+        </w:rPr>
+        <w:t>st.map</w:t>
+      </w:r>
+      <w:proofErr w:type="spellEnd"/>
+      <w:r>
+        <w:rPr>
+          <w:rFonts w:ascii="Times New Roman" w:hAnsi="Times New Roman" w:cs="Times New Roman"/>
+          <w:sz w:val="24"/>
+          <w:szCs w:val="24"/>
+          <w:lang w:val="en-US"/>
+        </w:rPr>
+        <w:t>(</w:t>
+      </w:r>
+      <w:proofErr w:type="spellStart"/>
+      <w:r>
+        <w:rPr>
+          <w:rFonts w:ascii="Times New Roman" w:hAnsi="Times New Roman" w:cs="Times New Roman"/>
+          <w:sz w:val="24"/>
+          <w:szCs w:val="24"/>
+          <w:lang w:val="en-US"/>
+        </w:rPr>
+        <w:t>filtered_data</w:t>
+      </w:r>
+      <w:proofErr w:type="spellEnd"/>
+      <w:r>
+        <w:rPr>
+          <w:rFonts w:ascii="Times New Roman" w:hAnsi="Times New Roman" w:cs="Times New Roman"/>
+          <w:sz w:val="24"/>
+          <w:szCs w:val="24"/>
+          <w:lang w:val="en-US"/>
+        </w:rPr>
+        <w:t>)</w:t>
+      </w:r>
+    </w:p>
+    <w:p>
+      <w:pPr>
+        <w:rPr>
+          <w:rFonts w:ascii="Times New Roman" w:hAnsi="Times New Roman" w:cs="Times New Roman"/>
+          <w:b/>
+          <w:bCs/>
+          <w:sz w:val="28"/>
+          <w:szCs w:val="28"/>
+          <w:lang w:val="en-US"/>
+        </w:rPr>
+      </w:pPr>
+      <w:r>
+        <w:rPr>
+          <w:rFonts w:ascii="Times New Roman" w:hAnsi="Times New Roman" w:cs="Times New Roman"/>
+          <w:sz w:val="24"/>
+          <w:szCs w:val="24"/>
+          <w:lang w:val="en-US"/>
+        </w:rPr>
+        <w:t>EOF</w:t>
+      </w:r>
+      <w:r>
+        <w:rPr>
+          <w:rFonts w:ascii="Times New Roman" w:hAnsi="Times New Roman" w:cs="Times New Roman"/>
+          <w:b/>
+          <w:bCs/>
+          <w:sz w:val="28"/>
+          <w:szCs w:val="28"/>
+          <w:lang w:val="en-US"/>
+        </w:rPr>
+        <w:br w:type="page"/>
+      </w:r>
+    </w:p>
+    <w:p>
+      <w:pPr>
+        <w:pStyle w:val="1"/>
+        <w:rPr>
+          <w:rFonts w:ascii="Times New Roman" w:hAnsi="Times New Roman" w:cs="Times New Roman"/>
+          <w:b/>
+          <w:bCs/>
+          <w:color w:val="000000" w:themeColor="text1"/>
+          <w:sz w:val="28"/>
+          <w:szCs w:val="28"/>
+          <w:lang w:val="en-US"/>
+        </w:rPr>
+      </w:pPr>
+      <w:bookmarkStart w:id="2" w:name="_Toc191252618"/>
+      <w:r>
+        <w:rPr>
+          <w:rFonts w:ascii="Times New Roman" w:hAnsi="Times New Roman" w:cs="Times New Roman"/>
+          <w:b/>
+          <w:bCs/>
+          <w:color w:val="000000" w:themeColor="text1"/>
+          <w:sz w:val="28"/>
+          <w:szCs w:val="28"/>
+          <w:lang w:val="en-US"/>
+        </w:rPr>
+        <w:lastRenderedPageBreak/>
+        <w:t xml:space="preserve">4. </w:t>
+      </w:r>
+      <w:r>
+        <w:rPr>
+          <w:rFonts w:ascii="Times New Roman" w:hAnsi="Times New Roman" w:cs="Times New Roman"/>
+          <w:b/>
+          <w:bCs/>
+          <w:color w:val="000000" w:themeColor="text1"/>
+          <w:sz w:val="28"/>
+          <w:szCs w:val="28"/>
+          <w:lang w:val="en-US"/>
+        </w:rPr>
+        <w:t>(</w:t>
+      </w:r>
+      <w:proofErr w:type="spellStart"/>
+      <w:r>
+        <w:rPr>
+          <w:rFonts w:ascii="Times New Roman" w:hAnsi="Times New Roman" w:cs="Times New Roman"/>
+          <w:b/>
+          <w:bCs/>
+          <w:color w:val="000000" w:themeColor="text1"/>
+          <w:sz w:val="28"/>
+          <w:szCs w:val="28"/>
+          <w:lang w:val="en-US"/>
+        </w:rPr>
+        <w:t>Менеджер</w:t>
+      </w:r>
+      <w:proofErr w:type="spellEnd"/>
+      <w:r>
+        <w:rPr>
+          <w:rFonts w:ascii="Times New Roman" w:hAnsi="Times New Roman" w:cs="Times New Roman"/>
+          <w:b/>
+          <w:bCs/>
+          <w:color w:val="000000" w:themeColor="text1"/>
+          <w:sz w:val="28"/>
+          <w:szCs w:val="28"/>
+          <w:lang w:val="en-US"/>
+        </w:rPr>
+        <w:t xml:space="preserve"> </w:t>
+      </w:r>
+      <w:proofErr w:type="spellStart"/>
+      <w:r>
+        <w:rPr>
+          <w:rFonts w:ascii="Times New Roman" w:hAnsi="Times New Roman" w:cs="Times New Roman"/>
+          <w:b/>
+          <w:bCs/>
+          <w:color w:val="000000" w:themeColor="text1"/>
+          <w:sz w:val="28"/>
+          <w:szCs w:val="28"/>
+          <w:lang w:val="en-US"/>
+        </w:rPr>
+        <w:t>пакетів</w:t>
+      </w:r>
+      <w:proofErr w:type="spellEnd"/>
+      <w:r>
+        <w:rPr>
+          <w:rFonts w:ascii="Times New Roman" w:hAnsi="Times New Roman" w:cs="Times New Roman"/>
+          <w:b/>
+          <w:bCs/>
+          <w:color w:val="000000" w:themeColor="text1"/>
+          <w:sz w:val="28"/>
+          <w:szCs w:val="28"/>
+          <w:lang w:val="en-US"/>
+        </w:rPr>
+        <w:t xml:space="preserve"> Poetry</w:t>
+      </w:r>
+      <w:r>
+        <w:rPr>
+          <w:rFonts w:ascii="Times New Roman" w:hAnsi="Times New Roman" w:cs="Times New Roman"/>
+          <w:b/>
+          <w:bCs/>
+          <w:color w:val="000000" w:themeColor="text1"/>
+          <w:sz w:val="28"/>
+          <w:szCs w:val="28"/>
+          <w:lang w:val="en-US"/>
+        </w:rPr>
+        <w:t>)</w:t>
+      </w:r>
+      <w:bookmarkEnd w:id="2"/>
+    </w:p>
+    <w:p>
+      <w:pPr>
+        <w:rPr>
+          <w:rFonts w:ascii="Times New Roman" w:hAnsi="Times New Roman" w:cs="Times New Roman"/>
+          <w:b/>
+          <w:bCs/>
+          <w:sz w:val="28"/>
+          <w:szCs w:val="28"/>
+          <w:lang w:val="en-US"/>
+        </w:rPr>
+      </w:pPr>
+      <w:r>
+        <w:rPr>
+          <w:rFonts w:ascii="Times New Roman" w:hAnsi="Times New Roman" w:cs="Times New Roman"/>
+          <w:b/>
+          <w:bCs/>
+          <w:noProof/>
+          <w:sz w:val="28"/>
+          <w:szCs w:val="28"/>
+          <w:lang w:val="en-US"/>
+        </w:rPr>
         <w:drawing>
-          <wp:inline distT="0" distB="0" distL="0" distR="0" wp14:anchorId="72CE2F12" wp14:editId="2D0D2647">
-            <wp:extent cx="6120765" cy="8468360"/>
-            <wp:effectExtent l="0" t="0" r="0" b="8890"/>
-            <wp:docPr id="1983121828" name="Рисунок 8"/>
+          <wp:anchor distT="0" distB="0" distL="114300" distR="114300" simplePos="0" relativeHeight="251667456" behindDoc="0" locked="0" layoutInCell="1" allowOverlap="1" wp14:anchorId="377B657B" wp14:editId="2A99181A">
+            <wp:simplePos x="898497" y="540689"/>
+            <wp:positionH relativeFrom="margin">
+              <wp:align>right</wp:align>
+            </wp:positionH>
+            <wp:positionV relativeFrom="margin">
+              <wp:align>top</wp:align>
+            </wp:positionV>
+            <wp:extent cx="4256405" cy="9612630"/>
+            <wp:effectExtent l="0" t="0" r="0" b="7620"/>
+            <wp:wrapSquare wrapText="bothSides"/>
+            <wp:docPr id="110628889" name="Рисунок 1"/>
             <wp:cNvGraphicFramePr>
               <a:graphicFrameLocks xmlns:a="http://schemas.openxmlformats.org/drawingml/2006/main" noChangeAspect="1"/>
             </wp:cNvGraphicFramePr>
@@ -1390,10 +6887,8 @@
               <a:graphicData uri="http://schemas.openxmlformats.org/drawingml/2006/picture">
                 <pic:pic xmlns:pic="http://schemas.openxmlformats.org/drawingml/2006/picture">
                   <pic:nvPicPr>
-                    <pic:cNvPr id="0" name="Picture 8"/>
-                    <pic:cNvPicPr>
-                      <a:picLocks noChangeAspect="1" noChangeArrowheads="1"/>
-                    </pic:cNvPicPr>
+                    <pic:cNvPr id="110628889" name=""/>
+                    <pic:cNvPicPr/>
                   </pic:nvPicPr>
                   <pic:blipFill>
                     <a:blip r:embed="rId12">
@@ -1403,55 +6898,37 @@
                         </a:ext>
                       </a:extLst>
                     </a:blip>
-                    <a:srcRect/>
                     <a:stretch>
                       <a:fillRect/>
                     </a:stretch>
                   </pic:blipFill>
-                  <pic:spPr bwMode="auto">
+                  <pic:spPr>
                     <a:xfrm>
                       <a:off x="0" y="0"/>
-                      <a:ext cx="6120765" cy="8468360"/>
+                      <a:ext cx="4256405" cy="9612630"/>
                     </a:xfrm>
                     <a:prstGeom prst="rect">
                       <a:avLst/>
                     </a:prstGeom>
-                    <a:noFill/>
-                    <a:ln>
-                      <a:noFill/>
-                    </a:ln>
                   </pic:spPr>
                 </pic:pic>
               </a:graphicData>
             </a:graphic>
-          </wp:inline>
+          </wp:anchor>
         </w:drawing>
       </w:r>
-    </w:p>
-    <w:p>
-      <w:pPr>
-        <w:rPr>
-          <w:lang w:val="en-US"/>
-        </w:rPr>
-      </w:pPr>
-      <w:r>
-        <w:rPr>
+      <w:r>
+        <w:rPr>
+          <w:rFonts w:ascii="Times New Roman" w:hAnsi="Times New Roman" w:cs="Times New Roman"/>
+          <w:b/>
+          <w:bCs/>
+          <w:sz w:val="28"/>
+          <w:szCs w:val="28"/>
           <w:lang w:val="en-US"/>
         </w:rPr>
         <w:br w:type="page"/>
       </w:r>
-    </w:p>
-    <w:p>
-      <w:pPr>
-        <w:rPr>
-          <w:rFonts w:ascii="Times New Roman" w:hAnsi="Times New Roman" w:cs="Times New Roman"/>
-          <w:b/>
-          <w:bCs/>
-          <w:sz w:val="28"/>
-          <w:szCs w:val="28"/>
-          <w:lang w:val="en-US"/>
-        </w:rPr>
-      </w:pPr>
+      <w:proofErr w:type="spellStart"/>
       <w:r>
         <w:rPr>
           <w:rFonts w:ascii="Times New Roman" w:hAnsi="Times New Roman" w:cs="Times New Roman"/>
@@ -1462,26 +6939,44 @@
           <w:lang w:val="en-US"/>
         </w:rPr>
         <w:lastRenderedPageBreak/>
-        <w:t>5.(</w:t>
-      </w:r>
-      <w:proofErr w:type="spellStart"/>
-      <w:r>
-        <w:rPr>
-          <w:rFonts w:ascii="Times New Roman" w:hAnsi="Times New Roman" w:cs="Times New Roman"/>
-          <w:b/>
-          <w:bCs/>
-          <w:sz w:val="28"/>
-          <w:szCs w:val="28"/>
-          <w:lang w:val="en-US"/>
-        </w:rPr>
-        <w:t>Інформація</w:t>
-      </w:r>
-      <w:proofErr w:type="spellEnd"/>
-      <w:r>
-        <w:rPr>
-          <w:rFonts w:ascii="Times New Roman" w:hAnsi="Times New Roman" w:cs="Times New Roman"/>
-          <w:b/>
-          <w:bCs/>
+        <w:t>Завдання</w:t>
+      </w:r>
+      <w:proofErr w:type="spellEnd"/>
+      <w:r>
+        <w:rPr>
+          <w:rFonts w:ascii="Times New Roman" w:hAnsi="Times New Roman" w:cs="Times New Roman"/>
+          <w:b/>
+          <w:bCs/>
+          <w:sz w:val="28"/>
+          <w:szCs w:val="28"/>
+          <w:lang w:val="en-US"/>
+        </w:rPr>
+        <w:t>:</w:t>
+      </w:r>
+    </w:p>
+    <w:p>
+      <w:pPr>
+        <w:rPr>
+          <w:rFonts w:ascii="Times New Roman" w:hAnsi="Times New Roman" w:cs="Times New Roman"/>
+          <w:sz w:val="28"/>
+          <w:szCs w:val="28"/>
+          <w:lang w:val="en-US"/>
+        </w:rPr>
+      </w:pPr>
+      <w:proofErr w:type="spellStart"/>
+      <w:r>
+        <w:rPr>
+          <w:rFonts w:ascii="Times New Roman" w:hAnsi="Times New Roman" w:cs="Times New Roman"/>
+          <w:sz w:val="28"/>
+          <w:szCs w:val="28"/>
+          <w:lang w:val="en-US"/>
+        </w:rPr>
+        <w:t>Створено</w:t>
+      </w:r>
+      <w:proofErr w:type="spellEnd"/>
+      <w:r>
+        <w:rPr>
+          <w:rFonts w:ascii="Times New Roman" w:hAnsi="Times New Roman" w:cs="Times New Roman"/>
           <w:sz w:val="28"/>
           <w:szCs w:val="28"/>
           <w:lang w:val="en-US"/>
@@ -1492,20 +6987,16 @@
       <w:r>
         <w:rPr>
           <w:rFonts w:ascii="Times New Roman" w:hAnsi="Times New Roman" w:cs="Times New Roman"/>
-          <w:b/>
-          <w:bCs/>
-          <w:sz w:val="28"/>
-          <w:szCs w:val="28"/>
-          <w:lang w:val="en-US"/>
-        </w:rPr>
-        <w:t>щодо</w:t>
-      </w:r>
-      <w:proofErr w:type="spellEnd"/>
-      <w:r>
-        <w:rPr>
-          <w:rFonts w:ascii="Times New Roman" w:hAnsi="Times New Roman" w:cs="Times New Roman"/>
-          <w:b/>
-          <w:bCs/>
+          <w:sz w:val="28"/>
+          <w:szCs w:val="28"/>
+          <w:lang w:val="en-US"/>
+        </w:rPr>
+        <w:t>проект</w:t>
+      </w:r>
+      <w:proofErr w:type="spellEnd"/>
+      <w:r>
+        <w:rPr>
+          <w:rFonts w:ascii="Times New Roman" w:hAnsi="Times New Roman" w:cs="Times New Roman"/>
           <w:sz w:val="28"/>
           <w:szCs w:val="28"/>
           <w:lang w:val="en-US"/>
@@ -1516,20 +7007,16 @@
       <w:r>
         <w:rPr>
           <w:rFonts w:ascii="Times New Roman" w:hAnsi="Times New Roman" w:cs="Times New Roman"/>
-          <w:b/>
-          <w:bCs/>
-          <w:sz w:val="28"/>
-          <w:szCs w:val="28"/>
-          <w:lang w:val="en-US"/>
-        </w:rPr>
-        <w:t>вашого</w:t>
-      </w:r>
-      <w:proofErr w:type="spellEnd"/>
-      <w:r>
-        <w:rPr>
-          <w:rFonts w:ascii="Times New Roman" w:hAnsi="Times New Roman" w:cs="Times New Roman"/>
-          <w:b/>
-          <w:bCs/>
+          <w:sz w:val="28"/>
+          <w:szCs w:val="28"/>
+          <w:lang w:val="en-US"/>
+        </w:rPr>
+        <w:t>за</w:t>
+      </w:r>
+      <w:proofErr w:type="spellEnd"/>
+      <w:r>
+        <w:rPr>
+          <w:rFonts w:ascii="Times New Roman" w:hAnsi="Times New Roman" w:cs="Times New Roman"/>
           <w:sz w:val="28"/>
           <w:szCs w:val="28"/>
           <w:lang w:val="en-US"/>
@@ -1540,53 +7027,479 @@
       <w:r>
         <w:rPr>
           <w:rFonts w:ascii="Times New Roman" w:hAnsi="Times New Roman" w:cs="Times New Roman"/>
-          <w:b/>
-          <w:bCs/>
-          <w:sz w:val="28"/>
-          <w:szCs w:val="28"/>
-          <w:lang w:val="en-US"/>
-        </w:rPr>
-        <w:t>комп’ютера</w:t>
-      </w:r>
-      <w:proofErr w:type="spellEnd"/>
-      <w:r>
-        <w:rPr>
-          <w:rFonts w:ascii="Times New Roman" w:hAnsi="Times New Roman" w:cs="Times New Roman"/>
-          <w:b/>
-          <w:bCs/>
-          <w:sz w:val="28"/>
-          <w:szCs w:val="28"/>
-          <w:lang w:val="en-US"/>
-        </w:rPr>
-        <w:t>)</w:t>
-      </w:r>
-    </w:p>
-    <w:p>
-      <w:pPr>
-        <w:rPr>
-          <w:rFonts w:ascii="Times New Roman" w:hAnsi="Times New Roman" w:cs="Times New Roman"/>
-          <w:b/>
-          <w:bCs/>
-          <w:sz w:val="28"/>
-          <w:szCs w:val="28"/>
-          <w:lang w:val="en-US"/>
-        </w:rPr>
-      </w:pPr>
-      <w:r>
-        <w:rPr>
-          <w:rFonts w:ascii="Times New Roman" w:hAnsi="Times New Roman" w:cs="Times New Roman"/>
-          <w:b/>
-          <w:bCs/>
-          <w:noProof/>
-          <w:sz w:val="28"/>
-          <w:szCs w:val="28"/>
-          <w:lang w:val="en-US"/>
-        </w:rPr>
+          <w:sz w:val="28"/>
+          <w:szCs w:val="28"/>
+          <w:lang w:val="en-US"/>
+        </w:rPr>
+        <w:t>допомогою</w:t>
+      </w:r>
+      <w:proofErr w:type="spellEnd"/>
+      <w:r>
+        <w:rPr>
+          <w:rFonts w:ascii="Times New Roman" w:hAnsi="Times New Roman" w:cs="Times New Roman"/>
+          <w:sz w:val="28"/>
+          <w:szCs w:val="28"/>
+          <w:lang w:val="en-US"/>
+        </w:rPr>
+        <w:t xml:space="preserve"> Poetry, </w:t>
+      </w:r>
+      <w:proofErr w:type="spellStart"/>
+      <w:r>
+        <w:rPr>
+          <w:rFonts w:ascii="Times New Roman" w:hAnsi="Times New Roman" w:cs="Times New Roman"/>
+          <w:sz w:val="28"/>
+          <w:szCs w:val="28"/>
+          <w:lang w:val="en-US"/>
+        </w:rPr>
+        <w:t>встановлено</w:t>
+      </w:r>
+      <w:proofErr w:type="spellEnd"/>
+      <w:r>
+        <w:rPr>
+          <w:rFonts w:ascii="Times New Roman" w:hAnsi="Times New Roman" w:cs="Times New Roman"/>
+          <w:sz w:val="28"/>
+          <w:szCs w:val="28"/>
+          <w:lang w:val="en-US"/>
+        </w:rPr>
+        <w:t xml:space="preserve"> </w:t>
+      </w:r>
+      <w:proofErr w:type="spellStart"/>
+      <w:r>
+        <w:rPr>
+          <w:rFonts w:ascii="Times New Roman" w:hAnsi="Times New Roman" w:cs="Times New Roman"/>
+          <w:sz w:val="28"/>
+          <w:szCs w:val="28"/>
+          <w:lang w:val="en-US"/>
+        </w:rPr>
+        <w:t>бібліотеки</w:t>
+      </w:r>
+      <w:proofErr w:type="spellEnd"/>
+      <w:r>
+        <w:rPr>
+          <w:rFonts w:ascii="Times New Roman" w:hAnsi="Times New Roman" w:cs="Times New Roman"/>
+          <w:sz w:val="28"/>
+          <w:szCs w:val="28"/>
+          <w:lang w:val="en-US"/>
+        </w:rPr>
+        <w:t xml:space="preserve">, </w:t>
+      </w:r>
+      <w:proofErr w:type="spellStart"/>
+      <w:r>
+        <w:rPr>
+          <w:rFonts w:ascii="Times New Roman" w:hAnsi="Times New Roman" w:cs="Times New Roman"/>
+          <w:sz w:val="28"/>
+          <w:szCs w:val="28"/>
+          <w:lang w:val="en-US"/>
+        </w:rPr>
+        <w:t>запущено</w:t>
+      </w:r>
+      <w:proofErr w:type="spellEnd"/>
+      <w:r>
+        <w:rPr>
+          <w:rFonts w:ascii="Times New Roman" w:hAnsi="Times New Roman" w:cs="Times New Roman"/>
+          <w:sz w:val="28"/>
+          <w:szCs w:val="28"/>
+          <w:lang w:val="en-US"/>
+        </w:rPr>
+        <w:t xml:space="preserve"> </w:t>
+      </w:r>
+      <w:proofErr w:type="spellStart"/>
+      <w:r>
+        <w:rPr>
+          <w:rFonts w:ascii="Times New Roman" w:hAnsi="Times New Roman" w:cs="Times New Roman"/>
+          <w:sz w:val="28"/>
+          <w:szCs w:val="28"/>
+          <w:lang w:val="en-US"/>
+        </w:rPr>
+        <w:t>Streamlit-додаток</w:t>
+      </w:r>
+      <w:proofErr w:type="spellEnd"/>
+      <w:r>
+        <w:rPr>
+          <w:rFonts w:ascii="Times New Roman" w:hAnsi="Times New Roman" w:cs="Times New Roman"/>
+          <w:sz w:val="28"/>
+          <w:szCs w:val="28"/>
+          <w:lang w:val="en-US"/>
+        </w:rPr>
+        <w:t>.</w:t>
+      </w:r>
+    </w:p>
+    <w:p>
+      <w:pPr>
+        <w:rPr>
+          <w:rFonts w:ascii="Times New Roman" w:hAnsi="Times New Roman" w:cs="Times New Roman"/>
+          <w:sz w:val="28"/>
+          <w:szCs w:val="28"/>
+          <w:lang w:val="en-US"/>
+        </w:rPr>
+      </w:pPr>
+    </w:p>
+    <w:p>
+      <w:pPr>
+        <w:rPr>
+          <w:rFonts w:ascii="Times New Roman" w:hAnsi="Times New Roman" w:cs="Times New Roman"/>
+          <w:b/>
+          <w:bCs/>
+          <w:sz w:val="28"/>
+          <w:szCs w:val="28"/>
+          <w:lang w:val="en-US"/>
+        </w:rPr>
+      </w:pPr>
+      <w:proofErr w:type="spellStart"/>
+      <w:r>
+        <w:rPr>
+          <w:rFonts w:ascii="Times New Roman" w:hAnsi="Times New Roman" w:cs="Times New Roman"/>
+          <w:b/>
+          <w:bCs/>
+          <w:sz w:val="28"/>
+          <w:szCs w:val="28"/>
+          <w:lang w:val="en-US"/>
+        </w:rPr>
+        <w:t>Лістинг</w:t>
+      </w:r>
+      <w:proofErr w:type="spellEnd"/>
+      <w:r>
+        <w:rPr>
+          <w:rFonts w:ascii="Times New Roman" w:hAnsi="Times New Roman" w:cs="Times New Roman"/>
+          <w:b/>
+          <w:bCs/>
+          <w:sz w:val="28"/>
+          <w:szCs w:val="28"/>
+          <w:lang w:val="en-US"/>
+        </w:rPr>
+        <w:t xml:space="preserve"> 4.1 – </w:t>
+      </w:r>
+      <w:proofErr w:type="spellStart"/>
+      <w:r>
+        <w:rPr>
+          <w:rFonts w:ascii="Times New Roman" w:hAnsi="Times New Roman" w:cs="Times New Roman"/>
+          <w:b/>
+          <w:bCs/>
+          <w:sz w:val="28"/>
+          <w:szCs w:val="28"/>
+          <w:lang w:val="en-US"/>
+        </w:rPr>
+        <w:t>Код</w:t>
+      </w:r>
+      <w:proofErr w:type="spellEnd"/>
+      <w:r>
+        <w:rPr>
+          <w:rFonts w:ascii="Times New Roman" w:hAnsi="Times New Roman" w:cs="Times New Roman"/>
+          <w:b/>
+          <w:bCs/>
+          <w:sz w:val="28"/>
+          <w:szCs w:val="28"/>
+          <w:lang w:val="en-US"/>
+        </w:rPr>
+        <w:t xml:space="preserve"> </w:t>
+      </w:r>
+      <w:proofErr w:type="spellStart"/>
+      <w:r>
+        <w:rPr>
+          <w:rFonts w:ascii="Times New Roman" w:hAnsi="Times New Roman" w:cs="Times New Roman"/>
+          <w:b/>
+          <w:bCs/>
+          <w:sz w:val="28"/>
+          <w:szCs w:val="28"/>
+          <w:lang w:val="en-US"/>
+        </w:rPr>
+        <w:t>для</w:t>
+      </w:r>
+      <w:proofErr w:type="spellEnd"/>
+      <w:r>
+        <w:rPr>
+          <w:rFonts w:ascii="Times New Roman" w:hAnsi="Times New Roman" w:cs="Times New Roman"/>
+          <w:b/>
+          <w:bCs/>
+          <w:sz w:val="28"/>
+          <w:szCs w:val="28"/>
+          <w:lang w:val="en-US"/>
+        </w:rPr>
+        <w:t xml:space="preserve"> </w:t>
+      </w:r>
+      <w:proofErr w:type="spellStart"/>
+      <w:r>
+        <w:rPr>
+          <w:rFonts w:ascii="Times New Roman" w:hAnsi="Times New Roman" w:cs="Times New Roman"/>
+          <w:b/>
+          <w:bCs/>
+          <w:sz w:val="28"/>
+          <w:szCs w:val="28"/>
+          <w:lang w:val="en-US"/>
+        </w:rPr>
+        <w:t>створення</w:t>
+      </w:r>
+      <w:proofErr w:type="spellEnd"/>
+      <w:r>
+        <w:rPr>
+          <w:rFonts w:ascii="Times New Roman" w:hAnsi="Times New Roman" w:cs="Times New Roman"/>
+          <w:b/>
+          <w:bCs/>
+          <w:sz w:val="28"/>
+          <w:szCs w:val="28"/>
+          <w:lang w:val="en-US"/>
+        </w:rPr>
+        <w:t xml:space="preserve"> </w:t>
+      </w:r>
+      <w:proofErr w:type="spellStart"/>
+      <w:r>
+        <w:rPr>
+          <w:rFonts w:ascii="Times New Roman" w:hAnsi="Times New Roman" w:cs="Times New Roman"/>
+          <w:b/>
+          <w:bCs/>
+          <w:sz w:val="28"/>
+          <w:szCs w:val="28"/>
+          <w:lang w:val="en-US"/>
+        </w:rPr>
+        <w:t>проекту</w:t>
+      </w:r>
+      <w:proofErr w:type="spellEnd"/>
+      <w:r>
+        <w:rPr>
+          <w:rFonts w:ascii="Times New Roman" w:hAnsi="Times New Roman" w:cs="Times New Roman"/>
+          <w:b/>
+          <w:bCs/>
+          <w:sz w:val="28"/>
+          <w:szCs w:val="28"/>
+          <w:lang w:val="en-US"/>
+        </w:rPr>
+        <w:t>:</w:t>
+      </w:r>
+    </w:p>
+    <w:p>
+      <w:pPr>
+        <w:rPr>
+          <w:rFonts w:ascii="Times New Roman" w:hAnsi="Times New Roman" w:cs="Times New Roman"/>
+          <w:sz w:val="28"/>
+          <w:szCs w:val="28"/>
+          <w:lang w:val="en-US"/>
+        </w:rPr>
+      </w:pPr>
+      <w:r>
+        <w:rPr>
+          <w:rFonts w:ascii="Times New Roman" w:hAnsi="Times New Roman" w:cs="Times New Roman"/>
+          <w:sz w:val="28"/>
+          <w:szCs w:val="28"/>
+          <w:lang w:val="en-US"/>
+        </w:rPr>
+        <w:t xml:space="preserve">poetry new </w:t>
+      </w:r>
+      <w:proofErr w:type="spellStart"/>
+      <w:r>
+        <w:rPr>
+          <w:rFonts w:ascii="Times New Roman" w:hAnsi="Times New Roman" w:cs="Times New Roman"/>
+          <w:sz w:val="28"/>
+          <w:szCs w:val="28"/>
+          <w:lang w:val="en-US"/>
+        </w:rPr>
+        <w:t>my_project</w:t>
+      </w:r>
+      <w:proofErr w:type="spellEnd"/>
+    </w:p>
+    <w:p>
+      <w:pPr>
+        <w:rPr>
+          <w:rFonts w:ascii="Times New Roman" w:hAnsi="Times New Roman" w:cs="Times New Roman"/>
+          <w:sz w:val="28"/>
+          <w:szCs w:val="28"/>
+          <w:lang w:val="en-US"/>
+        </w:rPr>
+      </w:pPr>
+      <w:r>
+        <w:rPr>
+          <w:rFonts w:ascii="Times New Roman" w:hAnsi="Times New Roman" w:cs="Times New Roman"/>
+          <w:sz w:val="28"/>
+          <w:szCs w:val="28"/>
+          <w:lang w:val="en-US"/>
+        </w:rPr>
+        <w:t xml:space="preserve">cd </w:t>
+      </w:r>
+      <w:proofErr w:type="spellStart"/>
+      <w:r>
+        <w:rPr>
+          <w:rFonts w:ascii="Times New Roman" w:hAnsi="Times New Roman" w:cs="Times New Roman"/>
+          <w:sz w:val="28"/>
+          <w:szCs w:val="28"/>
+          <w:lang w:val="en-US"/>
+        </w:rPr>
+        <w:t>my_project</w:t>
+      </w:r>
+      <w:proofErr w:type="spellEnd"/>
+    </w:p>
+    <w:p>
+      <w:pPr>
+        <w:rPr>
+          <w:rFonts w:ascii="Times New Roman" w:hAnsi="Times New Roman" w:cs="Times New Roman"/>
+          <w:sz w:val="28"/>
+          <w:szCs w:val="28"/>
+          <w:lang w:val="en-US"/>
+        </w:rPr>
+      </w:pPr>
+      <w:r>
+        <w:rPr>
+          <w:rFonts w:ascii="Times New Roman" w:hAnsi="Times New Roman" w:cs="Times New Roman"/>
+          <w:sz w:val="28"/>
+          <w:szCs w:val="28"/>
+          <w:lang w:val="en-US"/>
+        </w:rPr>
+        <w:t xml:space="preserve">poetry add </w:t>
+      </w:r>
+      <w:proofErr w:type="spellStart"/>
+      <w:r>
+        <w:rPr>
+          <w:rFonts w:ascii="Times New Roman" w:hAnsi="Times New Roman" w:cs="Times New Roman"/>
+          <w:sz w:val="28"/>
+          <w:szCs w:val="28"/>
+          <w:lang w:val="en-US"/>
+        </w:rPr>
+        <w:t>streamlit</w:t>
+      </w:r>
+      <w:proofErr w:type="spellEnd"/>
+      <w:r>
+        <w:rPr>
+          <w:rFonts w:ascii="Times New Roman" w:hAnsi="Times New Roman" w:cs="Times New Roman"/>
+          <w:sz w:val="28"/>
+          <w:szCs w:val="28"/>
+          <w:lang w:val="en-US"/>
+        </w:rPr>
+        <w:t xml:space="preserve"> pandas </w:t>
+      </w:r>
+      <w:proofErr w:type="spellStart"/>
+      <w:r>
+        <w:rPr>
+          <w:rFonts w:ascii="Times New Roman" w:hAnsi="Times New Roman" w:cs="Times New Roman"/>
+          <w:sz w:val="28"/>
+          <w:szCs w:val="28"/>
+          <w:lang w:val="en-US"/>
+        </w:rPr>
+        <w:t>numpy</w:t>
+      </w:r>
+      <w:proofErr w:type="spellEnd"/>
+      <w:r>
+        <w:rPr>
+          <w:rFonts w:ascii="Times New Roman" w:hAnsi="Times New Roman" w:cs="Times New Roman"/>
+          <w:sz w:val="28"/>
+          <w:szCs w:val="28"/>
+          <w:lang w:val="en-US"/>
+        </w:rPr>
+        <w:t xml:space="preserve"> </w:t>
+      </w:r>
+      <w:proofErr w:type="spellStart"/>
+      <w:r>
+        <w:rPr>
+          <w:rFonts w:ascii="Times New Roman" w:hAnsi="Times New Roman" w:cs="Times New Roman"/>
+          <w:sz w:val="28"/>
+          <w:szCs w:val="28"/>
+          <w:lang w:val="en-US"/>
+        </w:rPr>
+        <w:t>opencv</w:t>
+      </w:r>
+      <w:proofErr w:type="spellEnd"/>
+      <w:r>
+        <w:rPr>
+          <w:rFonts w:ascii="Times New Roman" w:hAnsi="Times New Roman" w:cs="Times New Roman"/>
+          <w:sz w:val="28"/>
+          <w:szCs w:val="28"/>
+          <w:lang w:val="en-US"/>
+        </w:rPr>
+        <w:t>-python pillow matplotlib seaborn</w:t>
+      </w:r>
+    </w:p>
+    <w:p>
+      <w:pPr>
+        <w:rPr>
+          <w:rFonts w:ascii="Times New Roman" w:hAnsi="Times New Roman" w:cs="Times New Roman"/>
+          <w:sz w:val="28"/>
+          <w:szCs w:val="28"/>
+          <w:lang w:val="en-US"/>
+        </w:rPr>
+      </w:pPr>
+      <w:r>
+        <w:rPr>
+          <w:rFonts w:ascii="Times New Roman" w:hAnsi="Times New Roman" w:cs="Times New Roman"/>
+          <w:sz w:val="28"/>
+          <w:szCs w:val="28"/>
+          <w:lang w:val="en-US"/>
+        </w:rPr>
+        <w:t xml:space="preserve">poetry run </w:t>
+      </w:r>
+      <w:proofErr w:type="spellStart"/>
+      <w:r>
+        <w:rPr>
+          <w:rFonts w:ascii="Times New Roman" w:hAnsi="Times New Roman" w:cs="Times New Roman"/>
+          <w:sz w:val="28"/>
+          <w:szCs w:val="28"/>
+          <w:lang w:val="en-US"/>
+        </w:rPr>
+        <w:t>streamlit</w:t>
+      </w:r>
+      <w:proofErr w:type="spellEnd"/>
+      <w:r>
+        <w:rPr>
+          <w:rFonts w:ascii="Times New Roman" w:hAnsi="Times New Roman" w:cs="Times New Roman"/>
+          <w:sz w:val="28"/>
+          <w:szCs w:val="28"/>
+          <w:lang w:val="en-US"/>
+        </w:rPr>
+        <w:t xml:space="preserve"> run app.py</w:t>
+      </w:r>
+    </w:p>
+    <w:p>
+      <w:pPr>
+        <w:rPr>
+          <w:rFonts w:ascii="Times New Roman" w:hAnsi="Times New Roman" w:cs="Times New Roman"/>
+          <w:sz w:val="28"/>
+          <w:szCs w:val="28"/>
+          <w:lang w:val="en-US"/>
+        </w:rPr>
+      </w:pPr>
+      <w:r>
+        <w:rPr>
+          <w:rFonts w:ascii="Times New Roman" w:hAnsi="Times New Roman" w:cs="Times New Roman"/>
+          <w:sz w:val="28"/>
+          <w:szCs w:val="28"/>
+          <w:lang w:val="en-US"/>
+        </w:rPr>
+        <w:br w:type="page"/>
+      </w:r>
+    </w:p>
+    <w:p>
+      <w:pPr>
+        <w:pStyle w:val="1"/>
+        <w:rPr>
+          <w:rFonts w:ascii="Times New Roman" w:hAnsi="Times New Roman" w:cs="Times New Roman"/>
+          <w:b/>
+          <w:bCs/>
+          <w:color w:val="000000" w:themeColor="text1"/>
+          <w:sz w:val="28"/>
+          <w:szCs w:val="28"/>
+          <w:lang w:val="en-US"/>
+        </w:rPr>
+      </w:pPr>
+      <w:bookmarkStart w:id="3" w:name="_Toc191252619"/>
+      <w:r>
+        <w:rPr>
+          <w:rFonts w:ascii="Times New Roman" w:hAnsi="Times New Roman" w:cs="Times New Roman"/>
+          <w:b/>
+          <w:bCs/>
+          <w:sz w:val="28"/>
+          <w:szCs w:val="28"/>
+          <w:lang w:val="en-US"/>
+        </w:rPr>
+        <w:lastRenderedPageBreak/>
         <w:drawing>
-          <wp:inline distT="0" distB="0" distL="0" distR="0" wp14:anchorId="1F293EE6" wp14:editId="635447C7">
-            <wp:extent cx="6120765" cy="4324350"/>
-            <wp:effectExtent l="0" t="0" r="0" b="0"/>
-            <wp:docPr id="550751071" name="Рисунок 9"/>
+          <wp:anchor distT="0" distB="0" distL="114300" distR="114300" simplePos="0" relativeHeight="251668480" behindDoc="0" locked="0" layoutInCell="1" allowOverlap="1" wp14:anchorId="57FD2D87" wp14:editId="5E4A5BCC">
+            <wp:simplePos x="0" y="0"/>
+            <wp:positionH relativeFrom="margin">
+              <wp:posOffset>286109</wp:posOffset>
+            </wp:positionH>
+            <wp:positionV relativeFrom="margin">
+              <wp:posOffset>508277</wp:posOffset>
+            </wp:positionV>
+            <wp:extent cx="6120765" cy="6284595"/>
+            <wp:effectExtent l="0" t="0" r="0" b="1905"/>
+            <wp:wrapSquare wrapText="bothSides"/>
+            <wp:docPr id="1865111154" name="Рисунок 1"/>
             <wp:cNvGraphicFramePr>
               <a:graphicFrameLocks xmlns:a="http://schemas.openxmlformats.org/drawingml/2006/main" noChangeAspect="1"/>
             </wp:cNvGraphicFramePr>
@@ -1594,10 +7507,8 @@
               <a:graphicData uri="http://schemas.openxmlformats.org/drawingml/2006/picture">
                 <pic:pic xmlns:pic="http://schemas.openxmlformats.org/drawingml/2006/picture">
                   <pic:nvPicPr>
-                    <pic:cNvPr id="0" name="Picture 9"/>
-                    <pic:cNvPicPr>
-                      <a:picLocks noChangeAspect="1" noChangeArrowheads="1"/>
-                    </pic:cNvPicPr>
+                    <pic:cNvPr id="1865111154" name=""/>
+                    <pic:cNvPicPr/>
                   </pic:nvPicPr>
                   <pic:blipFill>
                     <a:blip r:embed="rId13">
@@ -1607,891 +7518,1364 @@
                         </a:ext>
                       </a:extLst>
                     </a:blip>
-                    <a:srcRect/>
                     <a:stretch>
                       <a:fillRect/>
                     </a:stretch>
                   </pic:blipFill>
-                  <pic:spPr bwMode="auto">
+                  <pic:spPr>
                     <a:xfrm>
                       <a:off x="0" y="0"/>
-                      <a:ext cx="6120765" cy="4324350"/>
+                      <a:ext cx="6120765" cy="6284595"/>
                     </a:xfrm>
                     <a:prstGeom prst="rect">
                       <a:avLst/>
                     </a:prstGeom>
-                    <a:noFill/>
-                    <a:ln>
-                      <a:noFill/>
-                    </a:ln>
                   </pic:spPr>
                 </pic:pic>
               </a:graphicData>
             </a:graphic>
-          </wp:inline>
+          </wp:anchor>
         </w:drawing>
       </w:r>
-    </w:p>
-    <w:p>
-      <w:pPr>
-        <w:rPr>
-          <w:rFonts w:ascii="Times New Roman" w:hAnsi="Times New Roman" w:cs="Times New Roman"/>
-          <w:sz w:val="28"/>
-          <w:szCs w:val="28"/>
-        </w:rPr>
-      </w:pPr>
-      <w:r>
-        <w:rPr>
-          <w:rFonts w:ascii="Times New Roman" w:hAnsi="Times New Roman" w:cs="Times New Roman"/>
-          <w:sz w:val="28"/>
-          <w:szCs w:val="28"/>
-        </w:rPr>
-        <w:t>Лістинг 1.1:</w:t>
-      </w:r>
-    </w:p>
-    <w:p>
-      <w:pPr>
-        <w:rPr>
-          <w:rFonts w:ascii="Courier New" w:hAnsi="Courier New" w:cs="Courier New"/>
-          <w:sz w:val="18"/>
-          <w:szCs w:val="18"/>
-        </w:rPr>
-      </w:pPr>
-      <w:proofErr w:type="spellStart"/>
-      <w:r>
-        <w:rPr>
-          <w:rFonts w:ascii="Courier New" w:hAnsi="Courier New" w:cs="Courier New"/>
-          <w:sz w:val="18"/>
-          <w:szCs w:val="18"/>
-        </w:rPr>
-        <w:t>import</w:t>
-      </w:r>
-      <w:proofErr w:type="spellEnd"/>
-      <w:r>
-        <w:rPr>
-          <w:rFonts w:ascii="Courier New" w:hAnsi="Courier New" w:cs="Courier New"/>
-          <w:sz w:val="18"/>
-          <w:szCs w:val="18"/>
+      <w:r>
+        <w:rPr>
+          <w:rFonts w:ascii="Times New Roman" w:hAnsi="Times New Roman" w:cs="Times New Roman"/>
+          <w:b/>
+          <w:bCs/>
+          <w:color w:val="000000" w:themeColor="text1"/>
+          <w:sz w:val="28"/>
+          <w:szCs w:val="28"/>
+          <w:lang w:val="en-US"/>
+        </w:rPr>
+        <w:t xml:space="preserve">5. </w:t>
+      </w:r>
+      <w:r>
+        <w:rPr>
+          <w:rFonts w:ascii="Times New Roman" w:hAnsi="Times New Roman" w:cs="Times New Roman"/>
+          <w:b/>
+          <w:bCs/>
+          <w:color w:val="000000" w:themeColor="text1"/>
+          <w:sz w:val="28"/>
+          <w:szCs w:val="28"/>
+          <w:lang w:val="en-US"/>
+        </w:rPr>
+        <w:t>(</w:t>
+      </w:r>
+      <w:proofErr w:type="spellStart"/>
+      <w:r>
+        <w:rPr>
+          <w:rFonts w:ascii="Times New Roman" w:hAnsi="Times New Roman" w:cs="Times New Roman"/>
+          <w:b/>
+          <w:bCs/>
+          <w:color w:val="000000" w:themeColor="text1"/>
+          <w:sz w:val="28"/>
+          <w:szCs w:val="28"/>
+          <w:lang w:val="en-US"/>
+        </w:rPr>
+        <w:t>Інформація</w:t>
+      </w:r>
+      <w:proofErr w:type="spellEnd"/>
+      <w:r>
+        <w:rPr>
+          <w:rFonts w:ascii="Times New Roman" w:hAnsi="Times New Roman" w:cs="Times New Roman"/>
+          <w:b/>
+          <w:bCs/>
+          <w:color w:val="000000" w:themeColor="text1"/>
+          <w:sz w:val="28"/>
+          <w:szCs w:val="28"/>
+          <w:lang w:val="en-US"/>
         </w:rPr>
         <w:t xml:space="preserve"> </w:t>
       </w:r>
       <w:proofErr w:type="spellStart"/>
       <w:r>
         <w:rPr>
-          <w:rFonts w:ascii="Courier New" w:hAnsi="Courier New" w:cs="Courier New"/>
-          <w:sz w:val="18"/>
-          <w:szCs w:val="18"/>
-        </w:rPr>
-        <w:t>platform</w:t>
-      </w:r>
-      <w:proofErr w:type="spellEnd"/>
-    </w:p>
-    <w:p>
-      <w:pPr>
-        <w:rPr>
-          <w:rFonts w:ascii="Courier New" w:hAnsi="Courier New" w:cs="Courier New"/>
-          <w:sz w:val="18"/>
-          <w:szCs w:val="18"/>
-        </w:rPr>
-      </w:pPr>
-      <w:proofErr w:type="spellStart"/>
-      <w:r>
-        <w:rPr>
-          <w:rFonts w:ascii="Courier New" w:hAnsi="Courier New" w:cs="Courier New"/>
-          <w:sz w:val="18"/>
-          <w:szCs w:val="18"/>
-        </w:rPr>
-        <w:t>import</w:t>
-      </w:r>
-      <w:proofErr w:type="spellEnd"/>
-      <w:r>
-        <w:rPr>
-          <w:rFonts w:ascii="Courier New" w:hAnsi="Courier New" w:cs="Courier New"/>
-          <w:sz w:val="18"/>
-          <w:szCs w:val="18"/>
+          <w:rFonts w:ascii="Times New Roman" w:hAnsi="Times New Roman" w:cs="Times New Roman"/>
+          <w:b/>
+          <w:bCs/>
+          <w:color w:val="000000" w:themeColor="text1"/>
+          <w:sz w:val="28"/>
+          <w:szCs w:val="28"/>
+          <w:lang w:val="en-US"/>
+        </w:rPr>
+        <w:t>про</w:t>
+      </w:r>
+      <w:proofErr w:type="spellEnd"/>
+      <w:r>
+        <w:rPr>
+          <w:rFonts w:ascii="Times New Roman" w:hAnsi="Times New Roman" w:cs="Times New Roman"/>
+          <w:b/>
+          <w:bCs/>
+          <w:color w:val="000000" w:themeColor="text1"/>
+          <w:sz w:val="28"/>
+          <w:szCs w:val="28"/>
+          <w:lang w:val="en-US"/>
         </w:rPr>
         <w:t xml:space="preserve"> </w:t>
       </w:r>
       <w:proofErr w:type="spellStart"/>
       <w:r>
         <w:rPr>
-          <w:rFonts w:ascii="Courier New" w:hAnsi="Courier New" w:cs="Courier New"/>
-          <w:sz w:val="18"/>
-          <w:szCs w:val="18"/>
+          <w:rFonts w:ascii="Times New Roman" w:hAnsi="Times New Roman" w:cs="Times New Roman"/>
+          <w:b/>
+          <w:bCs/>
+          <w:color w:val="000000" w:themeColor="text1"/>
+          <w:sz w:val="28"/>
+          <w:szCs w:val="28"/>
+          <w:lang w:val="en-US"/>
+        </w:rPr>
+        <w:t>комп'ютер</w:t>
+      </w:r>
+      <w:proofErr w:type="spellEnd"/>
+      <w:r>
+        <w:rPr>
+          <w:rFonts w:ascii="Times New Roman" w:hAnsi="Times New Roman" w:cs="Times New Roman"/>
+          <w:b/>
+          <w:bCs/>
+          <w:color w:val="000000" w:themeColor="text1"/>
+          <w:sz w:val="28"/>
+          <w:szCs w:val="28"/>
+          <w:lang w:val="en-US"/>
+        </w:rPr>
+        <w:t>)</w:t>
+      </w:r>
+      <w:bookmarkEnd w:id="3"/>
+    </w:p>
+    <w:p>
+      <w:pPr>
+        <w:rPr>
+          <w:rFonts w:ascii="Times New Roman" w:hAnsi="Times New Roman" w:cs="Times New Roman"/>
+          <w:b/>
+          <w:bCs/>
+          <w:sz w:val="28"/>
+          <w:szCs w:val="28"/>
+          <w:lang w:val="en-US"/>
+        </w:rPr>
+      </w:pPr>
+      <w:r>
+        <w:rPr>
+          <w:rFonts w:ascii="Times New Roman" w:hAnsi="Times New Roman" w:cs="Times New Roman"/>
+          <w:b/>
+          <w:bCs/>
+          <w:sz w:val="28"/>
+          <w:szCs w:val="28"/>
+          <w:lang w:val="en-US"/>
+        </w:rPr>
+        <w:br w:type="page"/>
+      </w:r>
+    </w:p>
+    <w:p>
+      <w:pPr>
+        <w:rPr>
+          <w:rFonts w:ascii="Times New Roman" w:hAnsi="Times New Roman" w:cs="Times New Roman"/>
+          <w:b/>
+          <w:bCs/>
+          <w:sz w:val="28"/>
+          <w:szCs w:val="28"/>
+          <w:lang w:val="en-US"/>
+        </w:rPr>
+      </w:pPr>
+      <w:proofErr w:type="spellStart"/>
+      <w:r>
+        <w:rPr>
+          <w:rFonts w:ascii="Times New Roman" w:hAnsi="Times New Roman" w:cs="Times New Roman"/>
+          <w:b/>
+          <w:bCs/>
+          <w:sz w:val="28"/>
+          <w:szCs w:val="28"/>
+          <w:lang w:val="en-US"/>
+        </w:rPr>
+        <w:lastRenderedPageBreak/>
+        <w:t>Завдання</w:t>
+      </w:r>
+      <w:proofErr w:type="spellEnd"/>
+      <w:r>
+        <w:rPr>
+          <w:rFonts w:ascii="Times New Roman" w:hAnsi="Times New Roman" w:cs="Times New Roman"/>
+          <w:b/>
+          <w:bCs/>
+          <w:sz w:val="28"/>
+          <w:szCs w:val="28"/>
+          <w:lang w:val="en-US"/>
+        </w:rPr>
+        <w:t>:</w:t>
+      </w:r>
+    </w:p>
+    <w:p>
+      <w:pPr>
+        <w:rPr>
+          <w:rFonts w:ascii="Times New Roman" w:hAnsi="Times New Roman" w:cs="Times New Roman"/>
+          <w:sz w:val="28"/>
+          <w:szCs w:val="28"/>
+          <w:lang w:val="en-US"/>
+        </w:rPr>
+      </w:pPr>
+      <w:proofErr w:type="spellStart"/>
+      <w:r>
+        <w:rPr>
+          <w:rFonts w:ascii="Times New Roman" w:hAnsi="Times New Roman" w:cs="Times New Roman"/>
+          <w:sz w:val="28"/>
+          <w:szCs w:val="28"/>
+          <w:lang w:val="en-US"/>
+        </w:rPr>
+        <w:t>Отримано</w:t>
+      </w:r>
+      <w:proofErr w:type="spellEnd"/>
+      <w:r>
+        <w:rPr>
+          <w:rFonts w:ascii="Times New Roman" w:hAnsi="Times New Roman" w:cs="Times New Roman"/>
+          <w:sz w:val="28"/>
+          <w:szCs w:val="28"/>
+          <w:lang w:val="en-US"/>
+        </w:rPr>
+        <w:t xml:space="preserve"> </w:t>
+      </w:r>
+      <w:proofErr w:type="spellStart"/>
+      <w:r>
+        <w:rPr>
+          <w:rFonts w:ascii="Times New Roman" w:hAnsi="Times New Roman" w:cs="Times New Roman"/>
+          <w:sz w:val="28"/>
+          <w:szCs w:val="28"/>
+          <w:lang w:val="en-US"/>
+        </w:rPr>
+        <w:t>інформацію</w:t>
+      </w:r>
+      <w:proofErr w:type="spellEnd"/>
+      <w:r>
+        <w:rPr>
+          <w:rFonts w:ascii="Times New Roman" w:hAnsi="Times New Roman" w:cs="Times New Roman"/>
+          <w:sz w:val="28"/>
+          <w:szCs w:val="28"/>
+          <w:lang w:val="en-US"/>
+        </w:rPr>
+        <w:t xml:space="preserve"> </w:t>
+      </w:r>
+      <w:proofErr w:type="spellStart"/>
+      <w:r>
+        <w:rPr>
+          <w:rFonts w:ascii="Times New Roman" w:hAnsi="Times New Roman" w:cs="Times New Roman"/>
+          <w:sz w:val="28"/>
+          <w:szCs w:val="28"/>
+          <w:lang w:val="en-US"/>
+        </w:rPr>
+        <w:t>про</w:t>
+      </w:r>
+      <w:proofErr w:type="spellEnd"/>
+      <w:r>
+        <w:rPr>
+          <w:rFonts w:ascii="Times New Roman" w:hAnsi="Times New Roman" w:cs="Times New Roman"/>
+          <w:sz w:val="28"/>
+          <w:szCs w:val="28"/>
+          <w:lang w:val="en-US"/>
+        </w:rPr>
+        <w:t xml:space="preserve"> </w:t>
+      </w:r>
+      <w:proofErr w:type="spellStart"/>
+      <w:r>
+        <w:rPr>
+          <w:rFonts w:ascii="Times New Roman" w:hAnsi="Times New Roman" w:cs="Times New Roman"/>
+          <w:sz w:val="28"/>
+          <w:szCs w:val="28"/>
+          <w:lang w:val="en-US"/>
+        </w:rPr>
+        <w:t>комп'ютер</w:t>
+      </w:r>
+      <w:proofErr w:type="spellEnd"/>
+      <w:r>
+        <w:rPr>
+          <w:rFonts w:ascii="Times New Roman" w:hAnsi="Times New Roman" w:cs="Times New Roman"/>
+          <w:sz w:val="28"/>
+          <w:szCs w:val="28"/>
+          <w:lang w:val="en-US"/>
+        </w:rPr>
+        <w:t xml:space="preserve"> </w:t>
+      </w:r>
+      <w:proofErr w:type="spellStart"/>
+      <w:r>
+        <w:rPr>
+          <w:rFonts w:ascii="Times New Roman" w:hAnsi="Times New Roman" w:cs="Times New Roman"/>
+          <w:sz w:val="28"/>
+          <w:szCs w:val="28"/>
+          <w:lang w:val="en-US"/>
+        </w:rPr>
+        <w:t>за</w:t>
+      </w:r>
+      <w:proofErr w:type="spellEnd"/>
+      <w:r>
+        <w:rPr>
+          <w:rFonts w:ascii="Times New Roman" w:hAnsi="Times New Roman" w:cs="Times New Roman"/>
+          <w:sz w:val="28"/>
+          <w:szCs w:val="28"/>
+          <w:lang w:val="en-US"/>
+        </w:rPr>
+        <w:t xml:space="preserve"> </w:t>
+      </w:r>
+      <w:proofErr w:type="spellStart"/>
+      <w:r>
+        <w:rPr>
+          <w:rFonts w:ascii="Times New Roman" w:hAnsi="Times New Roman" w:cs="Times New Roman"/>
+          <w:sz w:val="28"/>
+          <w:szCs w:val="28"/>
+          <w:lang w:val="en-US"/>
+        </w:rPr>
+        <w:t>допомогою</w:t>
+      </w:r>
+      <w:proofErr w:type="spellEnd"/>
+      <w:r>
+        <w:rPr>
+          <w:rFonts w:ascii="Times New Roman" w:hAnsi="Times New Roman" w:cs="Times New Roman"/>
+          <w:sz w:val="28"/>
+          <w:szCs w:val="28"/>
+          <w:lang w:val="en-US"/>
+        </w:rPr>
+        <w:t xml:space="preserve"> </w:t>
+      </w:r>
+      <w:proofErr w:type="spellStart"/>
+      <w:r>
+        <w:rPr>
+          <w:rFonts w:ascii="Times New Roman" w:hAnsi="Times New Roman" w:cs="Times New Roman"/>
+          <w:sz w:val="28"/>
+          <w:szCs w:val="28"/>
+          <w:lang w:val="en-US"/>
+        </w:rPr>
+        <w:t>модулів</w:t>
+      </w:r>
+      <w:proofErr w:type="spellEnd"/>
+      <w:r>
+        <w:rPr>
+          <w:rFonts w:ascii="Times New Roman" w:hAnsi="Times New Roman" w:cs="Times New Roman"/>
+          <w:sz w:val="28"/>
+          <w:szCs w:val="28"/>
+          <w:lang w:val="en-US"/>
+        </w:rPr>
+        <w:t xml:space="preserve"> platform </w:t>
+      </w:r>
+      <w:proofErr w:type="spellStart"/>
+      <w:r>
+        <w:rPr>
+          <w:rFonts w:ascii="Times New Roman" w:hAnsi="Times New Roman" w:cs="Times New Roman"/>
+          <w:sz w:val="28"/>
+          <w:szCs w:val="28"/>
+          <w:lang w:val="en-US"/>
+        </w:rPr>
+        <w:t>та</w:t>
+      </w:r>
+      <w:proofErr w:type="spellEnd"/>
+      <w:r>
+        <w:rPr>
+          <w:rFonts w:ascii="Times New Roman" w:hAnsi="Times New Roman" w:cs="Times New Roman"/>
+          <w:sz w:val="28"/>
+          <w:szCs w:val="28"/>
+          <w:lang w:val="en-US"/>
+        </w:rPr>
+        <w:t xml:space="preserve"> </w:t>
+      </w:r>
+      <w:proofErr w:type="spellStart"/>
+      <w:r>
+        <w:rPr>
+          <w:rFonts w:ascii="Times New Roman" w:hAnsi="Times New Roman" w:cs="Times New Roman"/>
+          <w:sz w:val="28"/>
+          <w:szCs w:val="28"/>
+          <w:lang w:val="en-US"/>
         </w:rPr>
         <w:t>psutil</w:t>
       </w:r>
       <w:proofErr w:type="spellEnd"/>
-    </w:p>
-    <w:p>
-      <w:pPr>
-        <w:rPr>
-          <w:rFonts w:ascii="Courier New" w:hAnsi="Courier New" w:cs="Courier New"/>
-          <w:sz w:val="18"/>
-          <w:szCs w:val="18"/>
-        </w:rPr>
-      </w:pPr>
-    </w:p>
-    <w:p>
-      <w:pPr>
-        <w:rPr>
-          <w:rFonts w:ascii="Courier New" w:hAnsi="Courier New" w:cs="Courier New"/>
-          <w:sz w:val="18"/>
-          <w:szCs w:val="18"/>
-        </w:rPr>
-      </w:pPr>
-      <w:r>
-        <w:rPr>
-          <w:rFonts w:ascii="Courier New" w:hAnsi="Courier New" w:cs="Courier New"/>
-          <w:sz w:val="18"/>
-          <w:szCs w:val="18"/>
-        </w:rPr>
-        <w:t># Виведення інформації про операційну систему</w:t>
-      </w:r>
-    </w:p>
-    <w:p>
-      <w:pPr>
-        <w:rPr>
-          <w:rFonts w:ascii="Courier New" w:hAnsi="Courier New" w:cs="Courier New"/>
-          <w:sz w:val="18"/>
-          <w:szCs w:val="18"/>
-        </w:rPr>
-      </w:pPr>
-      <w:proofErr w:type="spellStart"/>
-      <w:r>
-        <w:rPr>
-          <w:rFonts w:ascii="Courier New" w:hAnsi="Courier New" w:cs="Courier New"/>
-          <w:sz w:val="18"/>
-          <w:szCs w:val="18"/>
-        </w:rPr>
-        <w:t>print</w:t>
-      </w:r>
-      <w:proofErr w:type="spellEnd"/>
-      <w:r>
-        <w:rPr>
-          <w:rFonts w:ascii="Courier New" w:hAnsi="Courier New" w:cs="Courier New"/>
-          <w:sz w:val="18"/>
-          <w:szCs w:val="18"/>
+      <w:r>
+        <w:rPr>
+          <w:rFonts w:ascii="Times New Roman" w:hAnsi="Times New Roman" w:cs="Times New Roman"/>
+          <w:sz w:val="28"/>
+          <w:szCs w:val="28"/>
+          <w:lang w:val="en-US"/>
+        </w:rPr>
+        <w:t>.</w:t>
+      </w:r>
+    </w:p>
+    <w:p>
+      <w:pPr>
+        <w:rPr>
+          <w:rFonts w:ascii="Times New Roman" w:hAnsi="Times New Roman" w:cs="Times New Roman"/>
+          <w:sz w:val="28"/>
+          <w:szCs w:val="28"/>
+        </w:rPr>
+      </w:pPr>
+    </w:p>
+    <w:p>
+      <w:pPr>
+        <w:rPr>
+          <w:rFonts w:ascii="Times New Roman" w:hAnsi="Times New Roman" w:cs="Times New Roman"/>
+          <w:b/>
+          <w:bCs/>
+          <w:sz w:val="28"/>
+          <w:szCs w:val="28"/>
+        </w:rPr>
+      </w:pPr>
+      <w:r>
+        <w:rPr>
+          <w:rFonts w:ascii="Times New Roman" w:hAnsi="Times New Roman" w:cs="Times New Roman"/>
+          <w:b/>
+          <w:bCs/>
+          <w:sz w:val="28"/>
+          <w:szCs w:val="28"/>
+        </w:rPr>
+        <w:t xml:space="preserve">Лістинг 5.1 – Код для встановлення </w:t>
+      </w:r>
+      <w:proofErr w:type="spellStart"/>
+      <w:r>
+        <w:rPr>
+          <w:rFonts w:ascii="Times New Roman" w:hAnsi="Times New Roman" w:cs="Times New Roman"/>
+          <w:b/>
+          <w:bCs/>
+          <w:sz w:val="28"/>
+          <w:szCs w:val="28"/>
+          <w:lang w:val="en-US"/>
+        </w:rPr>
+        <w:t>psutil</w:t>
+      </w:r>
+      <w:proofErr w:type="spellEnd"/>
+      <w:r>
+        <w:rPr>
+          <w:rFonts w:ascii="Times New Roman" w:hAnsi="Times New Roman" w:cs="Times New Roman"/>
+          <w:b/>
+          <w:bCs/>
+          <w:sz w:val="28"/>
+          <w:szCs w:val="28"/>
+          <w:lang w:val="en-US"/>
+        </w:rPr>
+        <w:t xml:space="preserve"> </w:t>
+      </w:r>
+      <w:r>
+        <w:rPr>
+          <w:rFonts w:ascii="Times New Roman" w:hAnsi="Times New Roman" w:cs="Times New Roman"/>
+          <w:b/>
+          <w:bCs/>
+          <w:sz w:val="28"/>
+          <w:szCs w:val="28"/>
+          <w:lang w:val="ru-UA"/>
+        </w:rPr>
+        <w:t xml:space="preserve">та </w:t>
+      </w:r>
+      <w:r>
+        <w:rPr>
+          <w:rFonts w:ascii="Times New Roman" w:hAnsi="Times New Roman" w:cs="Times New Roman"/>
+          <w:b/>
+          <w:bCs/>
+          <w:sz w:val="28"/>
+          <w:szCs w:val="28"/>
+        </w:rPr>
+        <w:t>створення програми</w:t>
+      </w:r>
+    </w:p>
+    <w:p>
+      <w:pPr>
+        <w:rPr>
+          <w:rFonts w:ascii="Times New Roman" w:hAnsi="Times New Roman" w:cs="Times New Roman"/>
+          <w:sz w:val="28"/>
+          <w:szCs w:val="28"/>
+          <w:lang w:val="en-US"/>
+        </w:rPr>
+      </w:pPr>
+      <w:r>
+        <w:rPr>
+          <w:rFonts w:ascii="Times New Roman" w:hAnsi="Times New Roman" w:cs="Times New Roman"/>
+          <w:sz w:val="28"/>
+          <w:szCs w:val="28"/>
+          <w:lang w:val="en-US"/>
+        </w:rPr>
+        <w:t xml:space="preserve">pip install </w:t>
+      </w:r>
+      <w:proofErr w:type="spellStart"/>
+      <w:r>
+        <w:rPr>
+          <w:rFonts w:ascii="Times New Roman" w:hAnsi="Times New Roman" w:cs="Times New Roman"/>
+          <w:sz w:val="28"/>
+          <w:szCs w:val="28"/>
+          <w:lang w:val="en-US"/>
+        </w:rPr>
+        <w:t>psutil</w:t>
+      </w:r>
+      <w:proofErr w:type="spellEnd"/>
+    </w:p>
+    <w:p>
+      <w:pPr>
+        <w:rPr>
+          <w:rFonts w:ascii="Times New Roman" w:hAnsi="Times New Roman" w:cs="Times New Roman"/>
+          <w:sz w:val="28"/>
+          <w:szCs w:val="28"/>
+          <w:lang w:val="en-US"/>
+        </w:rPr>
+      </w:pPr>
+      <w:r>
+        <w:rPr>
+          <w:rFonts w:ascii="Times New Roman" w:hAnsi="Times New Roman" w:cs="Times New Roman"/>
+          <w:sz w:val="28"/>
+          <w:szCs w:val="28"/>
+          <w:lang w:val="en-US"/>
+        </w:rPr>
+        <w:t>cat &gt; pc_inf.py&lt;&lt; EOF</w:t>
+      </w:r>
+    </w:p>
+    <w:p>
+      <w:pPr>
+        <w:rPr>
+          <w:rFonts w:ascii="Times New Roman" w:hAnsi="Times New Roman" w:cs="Times New Roman"/>
+          <w:sz w:val="24"/>
+          <w:szCs w:val="24"/>
+          <w:lang w:val="en-US"/>
+        </w:rPr>
+      </w:pPr>
+      <w:r>
+        <w:rPr>
+          <w:rFonts w:ascii="Times New Roman" w:hAnsi="Times New Roman" w:cs="Times New Roman"/>
+          <w:sz w:val="24"/>
+          <w:szCs w:val="24"/>
+          <w:lang w:val="en-US"/>
+        </w:rPr>
+        <w:t>import platform</w:t>
+      </w:r>
+    </w:p>
+    <w:p>
+      <w:pPr>
+        <w:rPr>
+          <w:rFonts w:ascii="Times New Roman" w:hAnsi="Times New Roman" w:cs="Times New Roman"/>
+          <w:sz w:val="24"/>
+          <w:szCs w:val="24"/>
+          <w:lang w:val="en-US"/>
+        </w:rPr>
+      </w:pPr>
+      <w:r>
+        <w:rPr>
+          <w:rFonts w:ascii="Times New Roman" w:hAnsi="Times New Roman" w:cs="Times New Roman"/>
+          <w:sz w:val="24"/>
+          <w:szCs w:val="24"/>
+          <w:lang w:val="en-US"/>
+        </w:rPr>
+        <w:t xml:space="preserve">import </w:t>
+      </w:r>
+      <w:proofErr w:type="spellStart"/>
+      <w:r>
+        <w:rPr>
+          <w:rFonts w:ascii="Times New Roman" w:hAnsi="Times New Roman" w:cs="Times New Roman"/>
+          <w:sz w:val="24"/>
+          <w:szCs w:val="24"/>
+          <w:lang w:val="en-US"/>
+        </w:rPr>
+        <w:t>psutil</w:t>
+      </w:r>
+      <w:proofErr w:type="spellEnd"/>
+    </w:p>
+    <w:p>
+      <w:pPr>
+        <w:rPr>
+          <w:rFonts w:ascii="Times New Roman" w:hAnsi="Times New Roman" w:cs="Times New Roman"/>
+          <w:sz w:val="24"/>
+          <w:szCs w:val="24"/>
+          <w:lang w:val="en-US"/>
+        </w:rPr>
+      </w:pPr>
+    </w:p>
+    <w:p>
+      <w:pPr>
+        <w:rPr>
+          <w:rFonts w:ascii="Times New Roman" w:hAnsi="Times New Roman" w:cs="Times New Roman"/>
+          <w:sz w:val="24"/>
+          <w:szCs w:val="24"/>
+          <w:lang w:val="en-US"/>
+        </w:rPr>
+      </w:pPr>
+      <w:proofErr w:type="gramStart"/>
+      <w:r>
+        <w:rPr>
+          <w:rFonts w:ascii="Times New Roman" w:hAnsi="Times New Roman" w:cs="Times New Roman"/>
+          <w:sz w:val="24"/>
+          <w:szCs w:val="24"/>
+          <w:lang w:val="en-US"/>
+        </w:rPr>
+        <w:t>print(</w:t>
+      </w:r>
+      <w:proofErr w:type="spellStart"/>
+      <w:proofErr w:type="gramEnd"/>
+      <w:r>
+        <w:rPr>
+          <w:rFonts w:ascii="Times New Roman" w:hAnsi="Times New Roman" w:cs="Times New Roman"/>
+          <w:sz w:val="24"/>
+          <w:szCs w:val="24"/>
+          <w:lang w:val="en-US"/>
+        </w:rPr>
+        <w:t>f"System</w:t>
+      </w:r>
+      <w:proofErr w:type="spellEnd"/>
+      <w:r>
+        <w:rPr>
+          <w:rFonts w:ascii="Times New Roman" w:hAnsi="Times New Roman" w:cs="Times New Roman"/>
+          <w:sz w:val="24"/>
+          <w:szCs w:val="24"/>
+          <w:lang w:val="en-US"/>
+        </w:rPr>
+        <w:t>: {</w:t>
+      </w:r>
+      <w:proofErr w:type="spellStart"/>
+      <w:r>
+        <w:rPr>
+          <w:rFonts w:ascii="Times New Roman" w:hAnsi="Times New Roman" w:cs="Times New Roman"/>
+          <w:sz w:val="24"/>
+          <w:szCs w:val="24"/>
+          <w:lang w:val="en-US"/>
+        </w:rPr>
+        <w:t>platform.system</w:t>
+      </w:r>
+      <w:proofErr w:type="spellEnd"/>
+      <w:r>
+        <w:rPr>
+          <w:rFonts w:ascii="Times New Roman" w:hAnsi="Times New Roman" w:cs="Times New Roman"/>
+          <w:sz w:val="24"/>
+          <w:szCs w:val="24"/>
+          <w:lang w:val="en-US"/>
+        </w:rPr>
+        <w:t>()}")</w:t>
+      </w:r>
+    </w:p>
+    <w:p>
+      <w:pPr>
+        <w:rPr>
+          <w:rFonts w:ascii="Times New Roman" w:hAnsi="Times New Roman" w:cs="Times New Roman"/>
+          <w:sz w:val="24"/>
+          <w:szCs w:val="24"/>
+          <w:lang w:val="en-US"/>
+        </w:rPr>
+      </w:pPr>
+      <w:proofErr w:type="gramStart"/>
+      <w:r>
+        <w:rPr>
+          <w:rFonts w:ascii="Times New Roman" w:hAnsi="Times New Roman" w:cs="Times New Roman"/>
+          <w:sz w:val="24"/>
+          <w:szCs w:val="24"/>
+          <w:lang w:val="en-US"/>
+        </w:rPr>
+        <w:t>print(</w:t>
+      </w:r>
+      <w:proofErr w:type="spellStart"/>
+      <w:proofErr w:type="gramEnd"/>
+      <w:r>
+        <w:rPr>
+          <w:rFonts w:ascii="Times New Roman" w:hAnsi="Times New Roman" w:cs="Times New Roman"/>
+          <w:sz w:val="24"/>
+          <w:szCs w:val="24"/>
+          <w:lang w:val="en-US"/>
+        </w:rPr>
+        <w:t>f"OS</w:t>
+      </w:r>
+      <w:proofErr w:type="spellEnd"/>
+      <w:r>
+        <w:rPr>
+          <w:rFonts w:ascii="Times New Roman" w:hAnsi="Times New Roman" w:cs="Times New Roman"/>
+          <w:sz w:val="24"/>
+          <w:szCs w:val="24"/>
+          <w:lang w:val="en-US"/>
+        </w:rPr>
+        <w:t xml:space="preserve"> </w:t>
+      </w:r>
+      <w:proofErr w:type="spellStart"/>
+      <w:r>
+        <w:rPr>
+          <w:rFonts w:ascii="Times New Roman" w:hAnsi="Times New Roman" w:cs="Times New Roman"/>
+          <w:sz w:val="24"/>
+          <w:szCs w:val="24"/>
+          <w:lang w:val="en-US"/>
+        </w:rPr>
+        <w:t>versin</w:t>
+      </w:r>
+      <w:proofErr w:type="spellEnd"/>
+      <w:r>
+        <w:rPr>
+          <w:rFonts w:ascii="Times New Roman" w:hAnsi="Times New Roman" w:cs="Times New Roman"/>
+          <w:sz w:val="24"/>
+          <w:szCs w:val="24"/>
+          <w:lang w:val="en-US"/>
+        </w:rPr>
+        <w:t>: {</w:t>
+      </w:r>
+      <w:proofErr w:type="spellStart"/>
+      <w:r>
+        <w:rPr>
+          <w:rFonts w:ascii="Times New Roman" w:hAnsi="Times New Roman" w:cs="Times New Roman"/>
+          <w:sz w:val="24"/>
+          <w:szCs w:val="24"/>
+          <w:lang w:val="en-US"/>
+        </w:rPr>
+        <w:t>platform.version</w:t>
+      </w:r>
+      <w:proofErr w:type="spellEnd"/>
+      <w:r>
+        <w:rPr>
+          <w:rFonts w:ascii="Times New Roman" w:hAnsi="Times New Roman" w:cs="Times New Roman"/>
+          <w:sz w:val="24"/>
+          <w:szCs w:val="24"/>
+          <w:lang w:val="en-US"/>
+        </w:rPr>
+        <w:t>()}")</w:t>
+      </w:r>
+    </w:p>
+    <w:p>
+      <w:pPr>
+        <w:rPr>
+          <w:rFonts w:ascii="Times New Roman" w:hAnsi="Times New Roman" w:cs="Times New Roman"/>
+          <w:sz w:val="24"/>
+          <w:szCs w:val="24"/>
+          <w:lang w:val="en-US"/>
+        </w:rPr>
+      </w:pPr>
+      <w:proofErr w:type="gramStart"/>
+      <w:r>
+        <w:rPr>
+          <w:rFonts w:ascii="Times New Roman" w:hAnsi="Times New Roman" w:cs="Times New Roman"/>
+          <w:sz w:val="24"/>
+          <w:szCs w:val="24"/>
+          <w:lang w:val="en-US"/>
+        </w:rPr>
+        <w:t>print(</w:t>
+      </w:r>
+      <w:proofErr w:type="spellStart"/>
+      <w:proofErr w:type="gramEnd"/>
+      <w:r>
+        <w:rPr>
+          <w:rFonts w:ascii="Times New Roman" w:hAnsi="Times New Roman" w:cs="Times New Roman"/>
+          <w:sz w:val="24"/>
+          <w:szCs w:val="24"/>
+          <w:lang w:val="en-US"/>
+        </w:rPr>
+        <w:t>f"Architecture</w:t>
+      </w:r>
+      <w:proofErr w:type="spellEnd"/>
+      <w:r>
+        <w:rPr>
+          <w:rFonts w:ascii="Times New Roman" w:hAnsi="Times New Roman" w:cs="Times New Roman"/>
+          <w:sz w:val="24"/>
+          <w:szCs w:val="24"/>
+          <w:lang w:val="en-US"/>
+        </w:rPr>
+        <w:t>: {</w:t>
+      </w:r>
+      <w:proofErr w:type="spellStart"/>
+      <w:r>
+        <w:rPr>
+          <w:rFonts w:ascii="Times New Roman" w:hAnsi="Times New Roman" w:cs="Times New Roman"/>
+          <w:sz w:val="24"/>
+          <w:szCs w:val="24"/>
+          <w:lang w:val="en-US"/>
+        </w:rPr>
+        <w:t>platform.architecture</w:t>
+      </w:r>
+      <w:proofErr w:type="spellEnd"/>
+      <w:r>
+        <w:rPr>
+          <w:rFonts w:ascii="Times New Roman" w:hAnsi="Times New Roman" w:cs="Times New Roman"/>
+          <w:sz w:val="24"/>
+          <w:szCs w:val="24"/>
+          <w:lang w:val="en-US"/>
+        </w:rPr>
+        <w:t>()[0]}")</w:t>
+      </w:r>
+    </w:p>
+    <w:p>
+      <w:pPr>
+        <w:rPr>
+          <w:rFonts w:ascii="Times New Roman" w:hAnsi="Times New Roman" w:cs="Times New Roman"/>
+          <w:sz w:val="24"/>
+          <w:szCs w:val="24"/>
+          <w:lang w:val="en-US"/>
+        </w:rPr>
+      </w:pPr>
+      <w:proofErr w:type="gramStart"/>
+      <w:r>
+        <w:rPr>
+          <w:rFonts w:ascii="Times New Roman" w:hAnsi="Times New Roman" w:cs="Times New Roman"/>
+          <w:sz w:val="24"/>
+          <w:szCs w:val="24"/>
+          <w:lang w:val="en-US"/>
+        </w:rPr>
+        <w:t>print(</w:t>
+      </w:r>
+      <w:proofErr w:type="spellStart"/>
+      <w:proofErr w:type="gramEnd"/>
+      <w:r>
+        <w:rPr>
+          <w:rFonts w:ascii="Times New Roman" w:hAnsi="Times New Roman" w:cs="Times New Roman"/>
+          <w:sz w:val="24"/>
+          <w:szCs w:val="24"/>
+          <w:lang w:val="en-US"/>
+        </w:rPr>
+        <w:t>f"Computer</w:t>
+      </w:r>
+      <w:proofErr w:type="spellEnd"/>
+      <w:r>
+        <w:rPr>
+          <w:rFonts w:ascii="Times New Roman" w:hAnsi="Times New Roman" w:cs="Times New Roman"/>
+          <w:sz w:val="24"/>
+          <w:szCs w:val="24"/>
+          <w:lang w:val="en-US"/>
+        </w:rPr>
+        <w:t xml:space="preserve"> name: {</w:t>
+      </w:r>
+      <w:proofErr w:type="spellStart"/>
+      <w:r>
+        <w:rPr>
+          <w:rFonts w:ascii="Times New Roman" w:hAnsi="Times New Roman" w:cs="Times New Roman"/>
+          <w:sz w:val="24"/>
+          <w:szCs w:val="24"/>
+          <w:lang w:val="en-US"/>
+        </w:rPr>
+        <w:t>platform.node</w:t>
+      </w:r>
+      <w:proofErr w:type="spellEnd"/>
+      <w:r>
+        <w:rPr>
+          <w:rFonts w:ascii="Times New Roman" w:hAnsi="Times New Roman" w:cs="Times New Roman"/>
+          <w:sz w:val="24"/>
+          <w:szCs w:val="24"/>
+          <w:lang w:val="en-US"/>
+        </w:rPr>
+        <w:t>()}")</w:t>
+      </w:r>
+    </w:p>
+    <w:p>
+      <w:pPr>
+        <w:rPr>
+          <w:rFonts w:ascii="Times New Roman" w:hAnsi="Times New Roman" w:cs="Times New Roman"/>
+          <w:sz w:val="24"/>
+          <w:szCs w:val="24"/>
+          <w:lang w:val="en-US"/>
+        </w:rPr>
+      </w:pPr>
+      <w:proofErr w:type="gramStart"/>
+      <w:r>
+        <w:rPr>
+          <w:rFonts w:ascii="Times New Roman" w:hAnsi="Times New Roman" w:cs="Times New Roman"/>
+          <w:sz w:val="24"/>
+          <w:szCs w:val="24"/>
+          <w:lang w:val="en-US"/>
+        </w:rPr>
+        <w:t>print(</w:t>
+      </w:r>
+      <w:proofErr w:type="spellStart"/>
+      <w:proofErr w:type="gramEnd"/>
+      <w:r>
+        <w:rPr>
+          <w:rFonts w:ascii="Times New Roman" w:hAnsi="Times New Roman" w:cs="Times New Roman"/>
+          <w:sz w:val="24"/>
+          <w:szCs w:val="24"/>
+          <w:lang w:val="en-US"/>
+        </w:rPr>
+        <w:t>f"Processor</w:t>
+      </w:r>
+      <w:proofErr w:type="spellEnd"/>
+      <w:r>
+        <w:rPr>
+          <w:rFonts w:ascii="Times New Roman" w:hAnsi="Times New Roman" w:cs="Times New Roman"/>
+          <w:sz w:val="24"/>
+          <w:szCs w:val="24"/>
+          <w:lang w:val="en-US"/>
+        </w:rPr>
+        <w:t>: {</w:t>
+      </w:r>
+      <w:proofErr w:type="spellStart"/>
+      <w:r>
+        <w:rPr>
+          <w:rFonts w:ascii="Times New Roman" w:hAnsi="Times New Roman" w:cs="Times New Roman"/>
+          <w:sz w:val="24"/>
+          <w:szCs w:val="24"/>
+          <w:lang w:val="en-US"/>
+        </w:rPr>
+        <w:t>platform.processor</w:t>
+      </w:r>
+      <w:proofErr w:type="spellEnd"/>
+      <w:r>
+        <w:rPr>
+          <w:rFonts w:ascii="Times New Roman" w:hAnsi="Times New Roman" w:cs="Times New Roman"/>
+          <w:sz w:val="24"/>
+          <w:szCs w:val="24"/>
+          <w:lang w:val="en-US"/>
+        </w:rPr>
+        <w:t>()}")</w:t>
+      </w:r>
+    </w:p>
+    <w:p>
+      <w:pPr>
+        <w:rPr>
+          <w:rFonts w:ascii="Times New Roman" w:hAnsi="Times New Roman" w:cs="Times New Roman"/>
+          <w:sz w:val="24"/>
+          <w:szCs w:val="24"/>
+          <w:lang w:val="en-US"/>
+        </w:rPr>
+      </w:pPr>
+    </w:p>
+    <w:p>
+      <w:pPr>
+        <w:rPr>
+          <w:rFonts w:ascii="Times New Roman" w:hAnsi="Times New Roman" w:cs="Times New Roman"/>
+          <w:sz w:val="24"/>
+          <w:szCs w:val="24"/>
+          <w:lang w:val="en-US"/>
+        </w:rPr>
+      </w:pPr>
+      <w:proofErr w:type="gramStart"/>
+      <w:r>
+        <w:rPr>
+          <w:rFonts w:ascii="Times New Roman" w:hAnsi="Times New Roman" w:cs="Times New Roman"/>
+          <w:sz w:val="24"/>
+          <w:szCs w:val="24"/>
+          <w:lang w:val="en-US"/>
+        </w:rPr>
+        <w:t>print(</w:t>
+      </w:r>
+      <w:proofErr w:type="spellStart"/>
+      <w:proofErr w:type="gramEnd"/>
+      <w:r>
+        <w:rPr>
+          <w:rFonts w:ascii="Times New Roman" w:hAnsi="Times New Roman" w:cs="Times New Roman"/>
+          <w:sz w:val="24"/>
+          <w:szCs w:val="24"/>
+          <w:lang w:val="en-US"/>
+        </w:rPr>
+        <w:t>f"Physical</w:t>
+      </w:r>
+      <w:proofErr w:type="spellEnd"/>
+      <w:r>
+        <w:rPr>
+          <w:rFonts w:ascii="Times New Roman" w:hAnsi="Times New Roman" w:cs="Times New Roman"/>
+          <w:sz w:val="24"/>
+          <w:szCs w:val="24"/>
+          <w:lang w:val="en-US"/>
+        </w:rPr>
+        <w:t xml:space="preserve"> cores: {</w:t>
+      </w:r>
+      <w:proofErr w:type="spellStart"/>
+      <w:r>
+        <w:rPr>
+          <w:rFonts w:ascii="Times New Roman" w:hAnsi="Times New Roman" w:cs="Times New Roman"/>
+          <w:sz w:val="24"/>
+          <w:szCs w:val="24"/>
+          <w:lang w:val="en-US"/>
+        </w:rPr>
+        <w:t>psutil.cpu_count</w:t>
+      </w:r>
+      <w:proofErr w:type="spellEnd"/>
+      <w:r>
+        <w:rPr>
+          <w:rFonts w:ascii="Times New Roman" w:hAnsi="Times New Roman" w:cs="Times New Roman"/>
+          <w:sz w:val="24"/>
+          <w:szCs w:val="24"/>
+          <w:lang w:val="en-US"/>
+        </w:rPr>
+        <w:t>(logical=False)}")</w:t>
+      </w:r>
+    </w:p>
+    <w:p>
+      <w:pPr>
+        <w:rPr>
+          <w:rFonts w:ascii="Times New Roman" w:hAnsi="Times New Roman" w:cs="Times New Roman"/>
+          <w:sz w:val="24"/>
+          <w:szCs w:val="24"/>
+          <w:lang w:val="en-US"/>
+        </w:rPr>
+      </w:pPr>
+      <w:proofErr w:type="gramStart"/>
+      <w:r>
+        <w:rPr>
+          <w:rFonts w:ascii="Times New Roman" w:hAnsi="Times New Roman" w:cs="Times New Roman"/>
+          <w:sz w:val="24"/>
+          <w:szCs w:val="24"/>
+          <w:lang w:val="en-US"/>
+        </w:rPr>
+        <w:t>print(</w:t>
+      </w:r>
+      <w:proofErr w:type="spellStart"/>
+      <w:proofErr w:type="gramEnd"/>
+      <w:r>
+        <w:rPr>
+          <w:rFonts w:ascii="Times New Roman" w:hAnsi="Times New Roman" w:cs="Times New Roman"/>
+          <w:sz w:val="24"/>
+          <w:szCs w:val="24"/>
+          <w:lang w:val="en-US"/>
+        </w:rPr>
+        <w:t>f"Logical</w:t>
+      </w:r>
+      <w:proofErr w:type="spellEnd"/>
+      <w:r>
+        <w:rPr>
+          <w:rFonts w:ascii="Times New Roman" w:hAnsi="Times New Roman" w:cs="Times New Roman"/>
+          <w:sz w:val="24"/>
+          <w:szCs w:val="24"/>
+          <w:lang w:val="en-US"/>
+        </w:rPr>
+        <w:t xml:space="preserve"> cores: {</w:t>
+      </w:r>
+      <w:proofErr w:type="spellStart"/>
+      <w:r>
+        <w:rPr>
+          <w:rFonts w:ascii="Times New Roman" w:hAnsi="Times New Roman" w:cs="Times New Roman"/>
+          <w:sz w:val="24"/>
+          <w:szCs w:val="24"/>
+          <w:lang w:val="en-US"/>
+        </w:rPr>
+        <w:t>psutil.cpu_count</w:t>
+      </w:r>
+      <w:proofErr w:type="spellEnd"/>
+      <w:r>
+        <w:rPr>
+          <w:rFonts w:ascii="Times New Roman" w:hAnsi="Times New Roman" w:cs="Times New Roman"/>
+          <w:sz w:val="24"/>
+          <w:szCs w:val="24"/>
+          <w:lang w:val="en-US"/>
+        </w:rPr>
+        <w:t>(logical=True)}")</w:t>
+      </w:r>
+    </w:p>
+    <w:p>
+      <w:pPr>
+        <w:rPr>
+          <w:rFonts w:ascii="Times New Roman" w:hAnsi="Times New Roman" w:cs="Times New Roman"/>
+          <w:sz w:val="24"/>
+          <w:szCs w:val="24"/>
+          <w:lang w:val="en-US"/>
+        </w:rPr>
+      </w:pPr>
+    </w:p>
+    <w:p>
+      <w:pPr>
+        <w:rPr>
+          <w:rFonts w:ascii="Times New Roman" w:hAnsi="Times New Roman" w:cs="Times New Roman"/>
+          <w:sz w:val="24"/>
+          <w:szCs w:val="24"/>
+          <w:lang w:val="en-US"/>
+        </w:rPr>
+      </w:pPr>
+      <w:proofErr w:type="spellStart"/>
+      <w:r>
+        <w:rPr>
+          <w:rFonts w:ascii="Times New Roman" w:hAnsi="Times New Roman" w:cs="Times New Roman"/>
+          <w:sz w:val="24"/>
+          <w:szCs w:val="24"/>
+          <w:lang w:val="en-US"/>
+        </w:rPr>
+        <w:t>cpu_freq</w:t>
+      </w:r>
+      <w:proofErr w:type="spellEnd"/>
+      <w:r>
+        <w:rPr>
+          <w:rFonts w:ascii="Times New Roman" w:hAnsi="Times New Roman" w:cs="Times New Roman"/>
+          <w:sz w:val="24"/>
+          <w:szCs w:val="24"/>
+          <w:lang w:val="en-US"/>
+        </w:rPr>
+        <w:t xml:space="preserve"> = </w:t>
+      </w:r>
+      <w:proofErr w:type="spellStart"/>
+      <w:r>
+        <w:rPr>
+          <w:rFonts w:ascii="Times New Roman" w:hAnsi="Times New Roman" w:cs="Times New Roman"/>
+          <w:sz w:val="24"/>
+          <w:szCs w:val="24"/>
+          <w:lang w:val="en-US"/>
+        </w:rPr>
+        <w:t>psutil.cpu_</w:t>
+      </w:r>
+      <w:proofErr w:type="gramStart"/>
+      <w:r>
+        <w:rPr>
+          <w:rFonts w:ascii="Times New Roman" w:hAnsi="Times New Roman" w:cs="Times New Roman"/>
+          <w:sz w:val="24"/>
+          <w:szCs w:val="24"/>
+          <w:lang w:val="en-US"/>
+        </w:rPr>
+        <w:t>freq</w:t>
+      </w:r>
+      <w:proofErr w:type="spellEnd"/>
+      <w:r>
+        <w:rPr>
+          <w:rFonts w:ascii="Times New Roman" w:hAnsi="Times New Roman" w:cs="Times New Roman"/>
+          <w:sz w:val="24"/>
+          <w:szCs w:val="24"/>
+          <w:lang w:val="en-US"/>
         </w:rPr>
         <w:t>(</w:t>
       </w:r>
-      <w:proofErr w:type="spellStart"/>
-      <w:r>
-        <w:rPr>
-          <w:rFonts w:ascii="Courier New" w:hAnsi="Courier New" w:cs="Courier New"/>
-          <w:sz w:val="18"/>
-          <w:szCs w:val="18"/>
-        </w:rPr>
-        <w:t>f"Система</w:t>
-      </w:r>
-      <w:proofErr w:type="spellEnd"/>
-      <w:r>
-        <w:rPr>
-          <w:rFonts w:ascii="Courier New" w:hAnsi="Courier New" w:cs="Courier New"/>
-          <w:sz w:val="18"/>
-          <w:szCs w:val="18"/>
-        </w:rPr>
-        <w:t>: {</w:t>
-      </w:r>
-      <w:proofErr w:type="spellStart"/>
-      <w:r>
-        <w:rPr>
-          <w:rFonts w:ascii="Courier New" w:hAnsi="Courier New" w:cs="Courier New"/>
-          <w:sz w:val="18"/>
-          <w:szCs w:val="18"/>
-        </w:rPr>
-        <w:t>platform.system</w:t>
-      </w:r>
-      <w:proofErr w:type="spellEnd"/>
-      <w:r>
-        <w:rPr>
-          <w:rFonts w:ascii="Courier New" w:hAnsi="Courier New" w:cs="Courier New"/>
-          <w:sz w:val="18"/>
-          <w:szCs w:val="18"/>
-        </w:rPr>
-        <w:t>()}")</w:t>
-      </w:r>
-    </w:p>
-    <w:p>
-      <w:pPr>
-        <w:rPr>
-          <w:rFonts w:ascii="Courier New" w:hAnsi="Courier New" w:cs="Courier New"/>
-          <w:sz w:val="18"/>
-          <w:szCs w:val="18"/>
-        </w:rPr>
-      </w:pPr>
-      <w:proofErr w:type="spellStart"/>
-      <w:r>
-        <w:rPr>
-          <w:rFonts w:ascii="Courier New" w:hAnsi="Courier New" w:cs="Courier New"/>
-          <w:sz w:val="18"/>
-          <w:szCs w:val="18"/>
-        </w:rPr>
-        <w:t>print</w:t>
-      </w:r>
-      <w:proofErr w:type="spellEnd"/>
-      <w:r>
-        <w:rPr>
-          <w:rFonts w:ascii="Courier New" w:hAnsi="Courier New" w:cs="Courier New"/>
-          <w:sz w:val="18"/>
-          <w:szCs w:val="18"/>
-        </w:rPr>
-        <w:t>(</w:t>
-      </w:r>
-      <w:proofErr w:type="spellStart"/>
-      <w:r>
-        <w:rPr>
-          <w:rFonts w:ascii="Courier New" w:hAnsi="Courier New" w:cs="Courier New"/>
-          <w:sz w:val="18"/>
-          <w:szCs w:val="18"/>
-        </w:rPr>
-        <w:t>f"Версія</w:t>
-      </w:r>
-      <w:proofErr w:type="spellEnd"/>
-      <w:r>
-        <w:rPr>
-          <w:rFonts w:ascii="Courier New" w:hAnsi="Courier New" w:cs="Courier New"/>
-          <w:sz w:val="18"/>
-          <w:szCs w:val="18"/>
-        </w:rPr>
-        <w:t xml:space="preserve"> ОС: {</w:t>
-      </w:r>
-      <w:proofErr w:type="spellStart"/>
-      <w:r>
-        <w:rPr>
-          <w:rFonts w:ascii="Courier New" w:hAnsi="Courier New" w:cs="Courier New"/>
-          <w:sz w:val="18"/>
-          <w:szCs w:val="18"/>
-        </w:rPr>
-        <w:t>platform.version</w:t>
-      </w:r>
-      <w:proofErr w:type="spellEnd"/>
-      <w:r>
-        <w:rPr>
-          <w:rFonts w:ascii="Courier New" w:hAnsi="Courier New" w:cs="Courier New"/>
-          <w:sz w:val="18"/>
-          <w:szCs w:val="18"/>
-        </w:rPr>
-        <w:t>()}")</w:t>
-      </w:r>
-    </w:p>
-    <w:p>
-      <w:pPr>
-        <w:rPr>
-          <w:rFonts w:ascii="Courier New" w:hAnsi="Courier New" w:cs="Courier New"/>
-          <w:sz w:val="18"/>
-          <w:szCs w:val="18"/>
-        </w:rPr>
-      </w:pPr>
-      <w:proofErr w:type="spellStart"/>
-      <w:r>
-        <w:rPr>
-          <w:rFonts w:ascii="Courier New" w:hAnsi="Courier New" w:cs="Courier New"/>
-          <w:sz w:val="18"/>
-          <w:szCs w:val="18"/>
-        </w:rPr>
-        <w:t>print</w:t>
-      </w:r>
-      <w:proofErr w:type="spellEnd"/>
-      <w:r>
-        <w:rPr>
-          <w:rFonts w:ascii="Courier New" w:hAnsi="Courier New" w:cs="Courier New"/>
-          <w:sz w:val="18"/>
-          <w:szCs w:val="18"/>
-        </w:rPr>
-        <w:t>(</w:t>
-      </w:r>
-      <w:proofErr w:type="spellStart"/>
-      <w:r>
-        <w:rPr>
-          <w:rFonts w:ascii="Courier New" w:hAnsi="Courier New" w:cs="Courier New"/>
-          <w:sz w:val="18"/>
-          <w:szCs w:val="18"/>
-        </w:rPr>
-        <w:t>f"Архітектура</w:t>
-      </w:r>
-      <w:proofErr w:type="spellEnd"/>
-      <w:r>
-        <w:rPr>
-          <w:rFonts w:ascii="Courier New" w:hAnsi="Courier New" w:cs="Courier New"/>
-          <w:sz w:val="18"/>
-          <w:szCs w:val="18"/>
-        </w:rPr>
-        <w:t>: {</w:t>
-      </w:r>
-      <w:proofErr w:type="spellStart"/>
-      <w:r>
-        <w:rPr>
-          <w:rFonts w:ascii="Courier New" w:hAnsi="Courier New" w:cs="Courier New"/>
-          <w:sz w:val="18"/>
-          <w:szCs w:val="18"/>
-        </w:rPr>
-        <w:t>platform.architecture</w:t>
-      </w:r>
-      <w:proofErr w:type="spellEnd"/>
-      <w:r>
-        <w:rPr>
-          <w:rFonts w:ascii="Courier New" w:hAnsi="Courier New" w:cs="Courier New"/>
-          <w:sz w:val="18"/>
-          <w:szCs w:val="18"/>
-        </w:rPr>
-        <w:t>()[0]}")</w:t>
-      </w:r>
-    </w:p>
-    <w:p>
-      <w:pPr>
-        <w:rPr>
-          <w:rFonts w:ascii="Courier New" w:hAnsi="Courier New" w:cs="Courier New"/>
-          <w:sz w:val="18"/>
-          <w:szCs w:val="18"/>
-        </w:rPr>
-      </w:pPr>
-      <w:proofErr w:type="spellStart"/>
-      <w:r>
-        <w:rPr>
-          <w:rFonts w:ascii="Courier New" w:hAnsi="Courier New" w:cs="Courier New"/>
-          <w:sz w:val="18"/>
-          <w:szCs w:val="18"/>
-        </w:rPr>
-        <w:t>print</w:t>
-      </w:r>
-      <w:proofErr w:type="spellEnd"/>
-      <w:r>
-        <w:rPr>
-          <w:rFonts w:ascii="Courier New" w:hAnsi="Courier New" w:cs="Courier New"/>
-          <w:sz w:val="18"/>
-          <w:szCs w:val="18"/>
-        </w:rPr>
-        <w:t>(</w:t>
-      </w:r>
-      <w:proofErr w:type="spellStart"/>
-      <w:r>
-        <w:rPr>
-          <w:rFonts w:ascii="Courier New" w:hAnsi="Courier New" w:cs="Courier New"/>
-          <w:sz w:val="18"/>
-          <w:szCs w:val="18"/>
-        </w:rPr>
-        <w:t>f"Ім'я</w:t>
-      </w:r>
-      <w:proofErr w:type="spellEnd"/>
-      <w:r>
-        <w:rPr>
-          <w:rFonts w:ascii="Courier New" w:hAnsi="Courier New" w:cs="Courier New"/>
-          <w:sz w:val="18"/>
-          <w:szCs w:val="18"/>
-        </w:rPr>
-        <w:t xml:space="preserve"> комп'ютера: {</w:t>
-      </w:r>
-      <w:proofErr w:type="spellStart"/>
-      <w:r>
-        <w:rPr>
-          <w:rFonts w:ascii="Courier New" w:hAnsi="Courier New" w:cs="Courier New"/>
-          <w:sz w:val="18"/>
-          <w:szCs w:val="18"/>
-        </w:rPr>
-        <w:t>platform.node</w:t>
-      </w:r>
-      <w:proofErr w:type="spellEnd"/>
-      <w:r>
-        <w:rPr>
-          <w:rFonts w:ascii="Courier New" w:hAnsi="Courier New" w:cs="Courier New"/>
-          <w:sz w:val="18"/>
-          <w:szCs w:val="18"/>
-        </w:rPr>
-        <w:t>()}")</w:t>
-      </w:r>
-    </w:p>
-    <w:p>
-      <w:pPr>
-        <w:rPr>
-          <w:rFonts w:ascii="Courier New" w:hAnsi="Courier New" w:cs="Courier New"/>
-          <w:sz w:val="18"/>
-          <w:szCs w:val="18"/>
-        </w:rPr>
-      </w:pPr>
-      <w:proofErr w:type="spellStart"/>
-      <w:r>
-        <w:rPr>
-          <w:rFonts w:ascii="Courier New" w:hAnsi="Courier New" w:cs="Courier New"/>
-          <w:sz w:val="18"/>
-          <w:szCs w:val="18"/>
-        </w:rPr>
-        <w:t>print</w:t>
-      </w:r>
-      <w:proofErr w:type="spellEnd"/>
-      <w:r>
-        <w:rPr>
-          <w:rFonts w:ascii="Courier New" w:hAnsi="Courier New" w:cs="Courier New"/>
-          <w:sz w:val="18"/>
-          <w:szCs w:val="18"/>
-        </w:rPr>
-        <w:t>(</w:t>
-      </w:r>
-      <w:proofErr w:type="spellStart"/>
-      <w:r>
-        <w:rPr>
-          <w:rFonts w:ascii="Courier New" w:hAnsi="Courier New" w:cs="Courier New"/>
-          <w:sz w:val="18"/>
-          <w:szCs w:val="18"/>
-        </w:rPr>
-        <w:t>f"Процесор</w:t>
-      </w:r>
-      <w:proofErr w:type="spellEnd"/>
-      <w:r>
-        <w:rPr>
-          <w:rFonts w:ascii="Courier New" w:hAnsi="Courier New" w:cs="Courier New"/>
-          <w:sz w:val="18"/>
-          <w:szCs w:val="18"/>
-        </w:rPr>
-        <w:t>: {</w:t>
-      </w:r>
-      <w:proofErr w:type="spellStart"/>
-      <w:r>
-        <w:rPr>
-          <w:rFonts w:ascii="Courier New" w:hAnsi="Courier New" w:cs="Courier New"/>
-          <w:sz w:val="18"/>
-          <w:szCs w:val="18"/>
-        </w:rPr>
-        <w:t>platform.processor</w:t>
-      </w:r>
-      <w:proofErr w:type="spellEnd"/>
-      <w:r>
-        <w:rPr>
-          <w:rFonts w:ascii="Courier New" w:hAnsi="Courier New" w:cs="Courier New"/>
-          <w:sz w:val="18"/>
-          <w:szCs w:val="18"/>
-        </w:rPr>
-        <w:t>()}")</w:t>
-      </w:r>
-    </w:p>
-    <w:p>
-      <w:pPr>
-        <w:rPr>
-          <w:rFonts w:ascii="Courier New" w:hAnsi="Courier New" w:cs="Courier New"/>
-          <w:sz w:val="18"/>
-          <w:szCs w:val="18"/>
-        </w:rPr>
-      </w:pPr>
-    </w:p>
-    <w:p>
-      <w:pPr>
-        <w:rPr>
-          <w:rFonts w:ascii="Courier New" w:hAnsi="Courier New" w:cs="Courier New"/>
-          <w:sz w:val="18"/>
-          <w:szCs w:val="18"/>
-        </w:rPr>
-      </w:pPr>
-      <w:r>
-        <w:rPr>
-          <w:rFonts w:ascii="Courier New" w:hAnsi="Courier New" w:cs="Courier New"/>
-          <w:sz w:val="18"/>
-          <w:szCs w:val="18"/>
-        </w:rPr>
-        <w:t># Виведення інформації про процесор</w:t>
-      </w:r>
-    </w:p>
-    <w:p>
-      <w:pPr>
-        <w:rPr>
-          <w:rFonts w:ascii="Courier New" w:hAnsi="Courier New" w:cs="Courier New"/>
-          <w:sz w:val="18"/>
-          <w:szCs w:val="18"/>
-        </w:rPr>
-      </w:pPr>
-      <w:proofErr w:type="spellStart"/>
-      <w:r>
-        <w:rPr>
-          <w:rFonts w:ascii="Courier New" w:hAnsi="Courier New" w:cs="Courier New"/>
-          <w:sz w:val="18"/>
-          <w:szCs w:val="18"/>
-        </w:rPr>
-        <w:t>print</w:t>
-      </w:r>
-      <w:proofErr w:type="spellEnd"/>
-      <w:r>
-        <w:rPr>
-          <w:rFonts w:ascii="Courier New" w:hAnsi="Courier New" w:cs="Courier New"/>
-          <w:sz w:val="18"/>
-          <w:szCs w:val="18"/>
-        </w:rPr>
-        <w:t>(</w:t>
-      </w:r>
-      <w:proofErr w:type="spellStart"/>
-      <w:r>
-        <w:rPr>
-          <w:rFonts w:ascii="Courier New" w:hAnsi="Courier New" w:cs="Courier New"/>
-          <w:sz w:val="18"/>
-          <w:szCs w:val="18"/>
-        </w:rPr>
-        <w:t>f"Фізичні</w:t>
-      </w:r>
-      <w:proofErr w:type="spellEnd"/>
-      <w:r>
-        <w:rPr>
-          <w:rFonts w:ascii="Courier New" w:hAnsi="Courier New" w:cs="Courier New"/>
-          <w:sz w:val="18"/>
-          <w:szCs w:val="18"/>
-        </w:rPr>
-        <w:t xml:space="preserve"> ядра: {</w:t>
-      </w:r>
-      <w:proofErr w:type="spellStart"/>
-      <w:r>
-        <w:rPr>
-          <w:rFonts w:ascii="Courier New" w:hAnsi="Courier New" w:cs="Courier New"/>
-          <w:sz w:val="18"/>
-          <w:szCs w:val="18"/>
-        </w:rPr>
-        <w:t>psutil.cpu_count</w:t>
-      </w:r>
-      <w:proofErr w:type="spellEnd"/>
-      <w:r>
-        <w:rPr>
-          <w:rFonts w:ascii="Courier New" w:hAnsi="Courier New" w:cs="Courier New"/>
-          <w:sz w:val="18"/>
-          <w:szCs w:val="18"/>
-        </w:rPr>
-        <w:t>(</w:t>
-      </w:r>
-      <w:proofErr w:type="spellStart"/>
-      <w:r>
-        <w:rPr>
-          <w:rFonts w:ascii="Courier New" w:hAnsi="Courier New" w:cs="Courier New"/>
-          <w:sz w:val="18"/>
-          <w:szCs w:val="18"/>
-        </w:rPr>
-        <w:t>logical</w:t>
-      </w:r>
-      <w:proofErr w:type="spellEnd"/>
-      <w:r>
-        <w:rPr>
-          <w:rFonts w:ascii="Courier New" w:hAnsi="Courier New" w:cs="Courier New"/>
-          <w:sz w:val="18"/>
-          <w:szCs w:val="18"/>
-        </w:rPr>
-        <w:t>=</w:t>
-      </w:r>
-      <w:proofErr w:type="spellStart"/>
-      <w:r>
-        <w:rPr>
-          <w:rFonts w:ascii="Courier New" w:hAnsi="Courier New" w:cs="Courier New"/>
-          <w:sz w:val="18"/>
-          <w:szCs w:val="18"/>
-        </w:rPr>
-        <w:t>False</w:t>
-      </w:r>
-      <w:proofErr w:type="spellEnd"/>
-      <w:r>
-        <w:rPr>
-          <w:rFonts w:ascii="Courier New" w:hAnsi="Courier New" w:cs="Courier New"/>
-          <w:sz w:val="18"/>
-          <w:szCs w:val="18"/>
-        </w:rPr>
-        <w:t>)}")</w:t>
-      </w:r>
-    </w:p>
-    <w:p>
-      <w:pPr>
-        <w:rPr>
-          <w:rFonts w:ascii="Courier New" w:hAnsi="Courier New" w:cs="Courier New"/>
-          <w:sz w:val="18"/>
-          <w:szCs w:val="18"/>
-        </w:rPr>
-      </w:pPr>
-      <w:proofErr w:type="spellStart"/>
-      <w:r>
-        <w:rPr>
-          <w:rFonts w:ascii="Courier New" w:hAnsi="Courier New" w:cs="Courier New"/>
-          <w:sz w:val="18"/>
-          <w:szCs w:val="18"/>
-        </w:rPr>
-        <w:t>print</w:t>
-      </w:r>
-      <w:proofErr w:type="spellEnd"/>
-      <w:r>
-        <w:rPr>
-          <w:rFonts w:ascii="Courier New" w:hAnsi="Courier New" w:cs="Courier New"/>
-          <w:sz w:val="18"/>
-          <w:szCs w:val="18"/>
-        </w:rPr>
-        <w:t>(</w:t>
-      </w:r>
-      <w:proofErr w:type="spellStart"/>
-      <w:r>
-        <w:rPr>
-          <w:rFonts w:ascii="Courier New" w:hAnsi="Courier New" w:cs="Courier New"/>
-          <w:sz w:val="18"/>
-          <w:szCs w:val="18"/>
-        </w:rPr>
-        <w:t>f"Логічні</w:t>
-      </w:r>
-      <w:proofErr w:type="spellEnd"/>
-      <w:r>
-        <w:rPr>
-          <w:rFonts w:ascii="Courier New" w:hAnsi="Courier New" w:cs="Courier New"/>
-          <w:sz w:val="18"/>
-          <w:szCs w:val="18"/>
-        </w:rPr>
-        <w:t xml:space="preserve"> ядра: {</w:t>
-      </w:r>
-      <w:proofErr w:type="spellStart"/>
-      <w:r>
-        <w:rPr>
-          <w:rFonts w:ascii="Courier New" w:hAnsi="Courier New" w:cs="Courier New"/>
-          <w:sz w:val="18"/>
-          <w:szCs w:val="18"/>
-        </w:rPr>
-        <w:t>psutil.cpu_count</w:t>
-      </w:r>
-      <w:proofErr w:type="spellEnd"/>
-      <w:r>
-        <w:rPr>
-          <w:rFonts w:ascii="Courier New" w:hAnsi="Courier New" w:cs="Courier New"/>
-          <w:sz w:val="18"/>
-          <w:szCs w:val="18"/>
-        </w:rPr>
-        <w:t>(</w:t>
-      </w:r>
-      <w:proofErr w:type="spellStart"/>
-      <w:r>
-        <w:rPr>
-          <w:rFonts w:ascii="Courier New" w:hAnsi="Courier New" w:cs="Courier New"/>
-          <w:sz w:val="18"/>
-          <w:szCs w:val="18"/>
-        </w:rPr>
-        <w:t>logical</w:t>
-      </w:r>
-      <w:proofErr w:type="spellEnd"/>
-      <w:r>
-        <w:rPr>
-          <w:rFonts w:ascii="Courier New" w:hAnsi="Courier New" w:cs="Courier New"/>
-          <w:sz w:val="18"/>
-          <w:szCs w:val="18"/>
-        </w:rPr>
-        <w:t>=</w:t>
-      </w:r>
-      <w:proofErr w:type="spellStart"/>
-      <w:r>
-        <w:rPr>
-          <w:rFonts w:ascii="Courier New" w:hAnsi="Courier New" w:cs="Courier New"/>
-          <w:sz w:val="18"/>
-          <w:szCs w:val="18"/>
-        </w:rPr>
-        <w:t>True</w:t>
-      </w:r>
-      <w:proofErr w:type="spellEnd"/>
-      <w:r>
-        <w:rPr>
-          <w:rFonts w:ascii="Courier New" w:hAnsi="Courier New" w:cs="Courier New"/>
-          <w:sz w:val="18"/>
-          <w:szCs w:val="18"/>
-        </w:rPr>
-        <w:t>)}")</w:t>
-      </w:r>
-    </w:p>
-    <w:p>
-      <w:pPr>
-        <w:rPr>
-          <w:rFonts w:ascii="Courier New" w:hAnsi="Courier New" w:cs="Courier New"/>
-          <w:sz w:val="18"/>
-          <w:szCs w:val="18"/>
-        </w:rPr>
-      </w:pPr>
-    </w:p>
-    <w:p>
-      <w:pPr>
-        <w:rPr>
-          <w:rFonts w:ascii="Courier New" w:hAnsi="Courier New" w:cs="Courier New"/>
-          <w:sz w:val="18"/>
-          <w:szCs w:val="18"/>
-        </w:rPr>
-      </w:pPr>
-      <w:proofErr w:type="spellStart"/>
-      <w:r>
-        <w:rPr>
-          <w:rFonts w:ascii="Courier New" w:hAnsi="Courier New" w:cs="Courier New"/>
-          <w:sz w:val="18"/>
-          <w:szCs w:val="18"/>
-        </w:rPr>
-        <w:t>cpu_freq</w:t>
-      </w:r>
-      <w:proofErr w:type="spellEnd"/>
-      <w:r>
-        <w:rPr>
-          <w:rFonts w:ascii="Courier New" w:hAnsi="Courier New" w:cs="Courier New"/>
-          <w:sz w:val="18"/>
-          <w:szCs w:val="18"/>
-        </w:rPr>
-        <w:t xml:space="preserve"> = </w:t>
-      </w:r>
-      <w:proofErr w:type="spellStart"/>
-      <w:r>
-        <w:rPr>
-          <w:rFonts w:ascii="Courier New" w:hAnsi="Courier New" w:cs="Courier New"/>
-          <w:sz w:val="18"/>
-          <w:szCs w:val="18"/>
-        </w:rPr>
-        <w:t>psutil.cpu_freq</w:t>
-      </w:r>
-      <w:proofErr w:type="spellEnd"/>
-      <w:r>
-        <w:rPr>
-          <w:rFonts w:ascii="Courier New" w:hAnsi="Courier New" w:cs="Courier New"/>
-          <w:sz w:val="18"/>
-          <w:szCs w:val="18"/>
-        </w:rPr>
-        <w:t>()</w:t>
-      </w:r>
-    </w:p>
-    <w:p>
-      <w:pPr>
-        <w:rPr>
-          <w:rFonts w:ascii="Courier New" w:hAnsi="Courier New" w:cs="Courier New"/>
-          <w:sz w:val="18"/>
-          <w:szCs w:val="18"/>
-        </w:rPr>
-      </w:pPr>
-      <w:proofErr w:type="spellStart"/>
-      <w:r>
-        <w:rPr>
-          <w:rFonts w:ascii="Courier New" w:hAnsi="Courier New" w:cs="Courier New"/>
-          <w:sz w:val="18"/>
-          <w:szCs w:val="18"/>
-        </w:rPr>
-        <w:t>print</w:t>
-      </w:r>
-      <w:proofErr w:type="spellEnd"/>
-      <w:r>
-        <w:rPr>
-          <w:rFonts w:ascii="Courier New" w:hAnsi="Courier New" w:cs="Courier New"/>
-          <w:sz w:val="18"/>
-          <w:szCs w:val="18"/>
-        </w:rPr>
-        <w:t>(</w:t>
-      </w:r>
-      <w:proofErr w:type="spellStart"/>
-      <w:r>
-        <w:rPr>
-          <w:rFonts w:ascii="Courier New" w:hAnsi="Courier New" w:cs="Courier New"/>
-          <w:sz w:val="18"/>
-          <w:szCs w:val="18"/>
-        </w:rPr>
-        <w:t>f"Мінімальна</w:t>
-      </w:r>
-      <w:proofErr w:type="spellEnd"/>
-      <w:r>
-        <w:rPr>
-          <w:rFonts w:ascii="Courier New" w:hAnsi="Courier New" w:cs="Courier New"/>
-          <w:sz w:val="18"/>
-          <w:szCs w:val="18"/>
-        </w:rPr>
-        <w:t xml:space="preserve"> частота процесора: {cpu_freq.min:.2f} МГц")</w:t>
-      </w:r>
-    </w:p>
-    <w:p>
-      <w:pPr>
-        <w:rPr>
-          <w:rFonts w:ascii="Courier New" w:hAnsi="Courier New" w:cs="Courier New"/>
-          <w:sz w:val="18"/>
-          <w:szCs w:val="18"/>
-        </w:rPr>
-      </w:pPr>
-      <w:proofErr w:type="spellStart"/>
-      <w:r>
-        <w:rPr>
-          <w:rFonts w:ascii="Courier New" w:hAnsi="Courier New" w:cs="Courier New"/>
-          <w:sz w:val="18"/>
-          <w:szCs w:val="18"/>
-        </w:rPr>
-        <w:t>print</w:t>
-      </w:r>
-      <w:proofErr w:type="spellEnd"/>
-      <w:r>
-        <w:rPr>
-          <w:rFonts w:ascii="Courier New" w:hAnsi="Courier New" w:cs="Courier New"/>
-          <w:sz w:val="18"/>
-          <w:szCs w:val="18"/>
-        </w:rPr>
-        <w:t>(</w:t>
-      </w:r>
-      <w:proofErr w:type="spellStart"/>
-      <w:r>
-        <w:rPr>
-          <w:rFonts w:ascii="Courier New" w:hAnsi="Courier New" w:cs="Courier New"/>
-          <w:sz w:val="18"/>
-          <w:szCs w:val="18"/>
-        </w:rPr>
-        <w:t>f"Максимальна</w:t>
-      </w:r>
-      <w:proofErr w:type="spellEnd"/>
-      <w:r>
-        <w:rPr>
-          <w:rFonts w:ascii="Courier New" w:hAnsi="Courier New" w:cs="Courier New"/>
-          <w:sz w:val="18"/>
-          <w:szCs w:val="18"/>
-        </w:rPr>
-        <w:t xml:space="preserve"> частота процесора: {cpu_freq.max:.2f} МГц")</w:t>
-      </w:r>
-    </w:p>
-    <w:p>
-      <w:pPr>
-        <w:rPr>
-          <w:rFonts w:ascii="Courier New" w:hAnsi="Courier New" w:cs="Courier New"/>
-          <w:sz w:val="18"/>
-          <w:szCs w:val="18"/>
-          <w:lang w:val="en-US"/>
-        </w:rPr>
-      </w:pPr>
-      <w:proofErr w:type="spellStart"/>
-      <w:r>
-        <w:rPr>
-          <w:rFonts w:ascii="Courier New" w:hAnsi="Courier New" w:cs="Courier New"/>
-          <w:sz w:val="18"/>
-          <w:szCs w:val="18"/>
-        </w:rPr>
-        <w:t>print</w:t>
-      </w:r>
-      <w:proofErr w:type="spellEnd"/>
-      <w:r>
-        <w:rPr>
-          <w:rFonts w:ascii="Courier New" w:hAnsi="Courier New" w:cs="Courier New"/>
-          <w:sz w:val="18"/>
-          <w:szCs w:val="18"/>
-        </w:rPr>
-        <w:t>(</w:t>
-      </w:r>
-      <w:proofErr w:type="spellStart"/>
-      <w:r>
-        <w:rPr>
-          <w:rFonts w:ascii="Courier New" w:hAnsi="Courier New" w:cs="Courier New"/>
-          <w:sz w:val="18"/>
-          <w:szCs w:val="18"/>
-        </w:rPr>
-        <w:t>f"Поточна</w:t>
-      </w:r>
-      <w:proofErr w:type="spellEnd"/>
-      <w:r>
-        <w:rPr>
-          <w:rFonts w:ascii="Courier New" w:hAnsi="Courier New" w:cs="Courier New"/>
-          <w:sz w:val="18"/>
-          <w:szCs w:val="18"/>
-        </w:rPr>
-        <w:t xml:space="preserve"> частота процесора: {cpu_freq.current:.2f} МГц")</w:t>
-      </w:r>
-    </w:p>
-    <w:p>
-      <w:pPr>
-        <w:rPr>
-          <w:rFonts w:ascii="Courier New" w:hAnsi="Courier New" w:cs="Courier New"/>
-          <w:sz w:val="18"/>
-          <w:szCs w:val="18"/>
-          <w:lang w:val="en-US"/>
-        </w:rPr>
-      </w:pPr>
-      <w:r>
-        <w:rPr>
-          <w:rFonts w:ascii="Courier New" w:hAnsi="Courier New" w:cs="Courier New"/>
-          <w:sz w:val="18"/>
-          <w:szCs w:val="18"/>
+      <w:proofErr w:type="gramEnd"/>
+      <w:r>
+        <w:rPr>
+          <w:rFonts w:ascii="Times New Roman" w:hAnsi="Times New Roman" w:cs="Times New Roman"/>
+          <w:sz w:val="24"/>
+          <w:szCs w:val="24"/>
+          <w:lang w:val="en-US"/>
+        </w:rPr>
+        <w:t>)</w:t>
+      </w:r>
+    </w:p>
+    <w:p>
+      <w:pPr>
+        <w:rPr>
+          <w:rFonts w:ascii="Times New Roman" w:hAnsi="Times New Roman" w:cs="Times New Roman"/>
+          <w:sz w:val="24"/>
+          <w:szCs w:val="24"/>
+          <w:lang w:val="en-US"/>
+        </w:rPr>
+      </w:pPr>
+      <w:proofErr w:type="gramStart"/>
+      <w:r>
+        <w:rPr>
+          <w:rFonts w:ascii="Times New Roman" w:hAnsi="Times New Roman" w:cs="Times New Roman"/>
+          <w:sz w:val="24"/>
+          <w:szCs w:val="24"/>
+          <w:lang w:val="en-US"/>
+        </w:rPr>
+        <w:t>print(</w:t>
+      </w:r>
+      <w:proofErr w:type="spellStart"/>
+      <w:proofErr w:type="gramEnd"/>
+      <w:r>
+        <w:rPr>
+          <w:rFonts w:ascii="Times New Roman" w:hAnsi="Times New Roman" w:cs="Times New Roman"/>
+          <w:sz w:val="24"/>
+          <w:szCs w:val="24"/>
+          <w:lang w:val="en-US"/>
+        </w:rPr>
+        <w:t>f"Minimum</w:t>
+      </w:r>
+      <w:proofErr w:type="spellEnd"/>
+      <w:r>
+        <w:rPr>
+          <w:rFonts w:ascii="Times New Roman" w:hAnsi="Times New Roman" w:cs="Times New Roman"/>
+          <w:sz w:val="24"/>
+          <w:szCs w:val="24"/>
+          <w:lang w:val="en-US"/>
+        </w:rPr>
+        <w:t xml:space="preserve"> processor frequency: {cpu_freq.min:.2f} </w:t>
+      </w:r>
+      <w:proofErr w:type="spellStart"/>
+      <w:r>
+        <w:rPr>
+          <w:rFonts w:ascii="Times New Roman" w:hAnsi="Times New Roman" w:cs="Times New Roman"/>
+          <w:sz w:val="24"/>
+          <w:szCs w:val="24"/>
+          <w:lang w:val="en-US"/>
+        </w:rPr>
+        <w:t>МГц</w:t>
+      </w:r>
+      <w:proofErr w:type="spellEnd"/>
+      <w:r>
+        <w:rPr>
+          <w:rFonts w:ascii="Times New Roman" w:hAnsi="Times New Roman" w:cs="Times New Roman"/>
+          <w:sz w:val="24"/>
+          <w:szCs w:val="24"/>
+          <w:lang w:val="en-US"/>
+        </w:rPr>
+        <w:t>")</w:t>
+      </w:r>
+    </w:p>
+    <w:p>
+      <w:pPr>
+        <w:rPr>
+          <w:rFonts w:ascii="Times New Roman" w:hAnsi="Times New Roman" w:cs="Times New Roman"/>
+          <w:sz w:val="24"/>
+          <w:szCs w:val="24"/>
+          <w:lang w:val="en-US"/>
+        </w:rPr>
+      </w:pPr>
+      <w:proofErr w:type="gramStart"/>
+      <w:r>
+        <w:rPr>
+          <w:rFonts w:ascii="Times New Roman" w:hAnsi="Times New Roman" w:cs="Times New Roman"/>
+          <w:sz w:val="24"/>
+          <w:szCs w:val="24"/>
+          <w:lang w:val="en-US"/>
+        </w:rPr>
+        <w:t>print(</w:t>
+      </w:r>
+      <w:proofErr w:type="spellStart"/>
+      <w:proofErr w:type="gramEnd"/>
+      <w:r>
+        <w:rPr>
+          <w:rFonts w:ascii="Times New Roman" w:hAnsi="Times New Roman" w:cs="Times New Roman"/>
+          <w:sz w:val="24"/>
+          <w:szCs w:val="24"/>
+          <w:lang w:val="en-US"/>
+        </w:rPr>
+        <w:t>f"Maximum</w:t>
+      </w:r>
+      <w:proofErr w:type="spellEnd"/>
+      <w:r>
+        <w:rPr>
+          <w:rFonts w:ascii="Times New Roman" w:hAnsi="Times New Roman" w:cs="Times New Roman"/>
+          <w:sz w:val="24"/>
+          <w:szCs w:val="24"/>
+          <w:lang w:val="en-US"/>
+        </w:rPr>
+        <w:t xml:space="preserve"> processor frequency: {cpu_freq.max:.2f} </w:t>
+      </w:r>
+      <w:proofErr w:type="spellStart"/>
+      <w:r>
+        <w:rPr>
+          <w:rFonts w:ascii="Times New Roman" w:hAnsi="Times New Roman" w:cs="Times New Roman"/>
+          <w:sz w:val="24"/>
+          <w:szCs w:val="24"/>
+          <w:lang w:val="en-US"/>
+        </w:rPr>
+        <w:t>МГц</w:t>
+      </w:r>
+      <w:proofErr w:type="spellEnd"/>
+      <w:r>
+        <w:rPr>
+          <w:rFonts w:ascii="Times New Roman" w:hAnsi="Times New Roman" w:cs="Times New Roman"/>
+          <w:sz w:val="24"/>
+          <w:szCs w:val="24"/>
+          <w:lang w:val="en-US"/>
+        </w:rPr>
+        <w:t>")</w:t>
+      </w:r>
+    </w:p>
+    <w:p>
+      <w:pPr>
+        <w:rPr>
+          <w:rFonts w:ascii="Times New Roman" w:hAnsi="Times New Roman" w:cs="Times New Roman"/>
+          <w:sz w:val="24"/>
+          <w:szCs w:val="24"/>
+          <w:lang w:val="en-US"/>
+        </w:rPr>
+      </w:pPr>
+      <w:proofErr w:type="gramStart"/>
+      <w:r>
+        <w:rPr>
+          <w:rFonts w:ascii="Times New Roman" w:hAnsi="Times New Roman" w:cs="Times New Roman"/>
+          <w:sz w:val="24"/>
+          <w:szCs w:val="24"/>
+          <w:lang w:val="en-US"/>
+        </w:rPr>
+        <w:t>print(</w:t>
+      </w:r>
+      <w:proofErr w:type="spellStart"/>
+      <w:proofErr w:type="gramEnd"/>
+      <w:r>
+        <w:rPr>
+          <w:rFonts w:ascii="Times New Roman" w:hAnsi="Times New Roman" w:cs="Times New Roman"/>
+          <w:sz w:val="24"/>
+          <w:szCs w:val="24"/>
+          <w:lang w:val="en-US"/>
+        </w:rPr>
+        <w:t>f"Current</w:t>
+      </w:r>
+      <w:proofErr w:type="spellEnd"/>
+      <w:r>
+        <w:rPr>
+          <w:rFonts w:ascii="Times New Roman" w:hAnsi="Times New Roman" w:cs="Times New Roman"/>
+          <w:sz w:val="24"/>
+          <w:szCs w:val="24"/>
+          <w:lang w:val="en-US"/>
+        </w:rPr>
+        <w:t xml:space="preserve"> processor frequency: {cpu_freq.current:.2f} </w:t>
+      </w:r>
+      <w:proofErr w:type="spellStart"/>
+      <w:r>
+        <w:rPr>
+          <w:rFonts w:ascii="Times New Roman" w:hAnsi="Times New Roman" w:cs="Times New Roman"/>
+          <w:sz w:val="24"/>
+          <w:szCs w:val="24"/>
+          <w:lang w:val="en-US"/>
+        </w:rPr>
+        <w:t>МГц</w:t>
+      </w:r>
+      <w:proofErr w:type="spellEnd"/>
+      <w:r>
+        <w:rPr>
+          <w:rFonts w:ascii="Times New Roman" w:hAnsi="Times New Roman" w:cs="Times New Roman"/>
+          <w:sz w:val="24"/>
+          <w:szCs w:val="24"/>
+          <w:lang w:val="en-US"/>
+        </w:rPr>
+        <w:t>")</w:t>
+      </w:r>
+    </w:p>
+    <w:p>
+      <w:pPr>
+        <w:rPr>
+          <w:rFonts w:ascii="Times New Roman" w:hAnsi="Times New Roman" w:cs="Times New Roman"/>
+          <w:sz w:val="28"/>
+          <w:szCs w:val="28"/>
+          <w:lang w:val="en-US"/>
+        </w:rPr>
+      </w:pPr>
+      <w:r>
+        <w:rPr>
+          <w:rFonts w:ascii="Times New Roman" w:hAnsi="Times New Roman" w:cs="Times New Roman"/>
+          <w:sz w:val="28"/>
+          <w:szCs w:val="28"/>
+          <w:lang w:val="en-US"/>
+        </w:rPr>
+        <w:t>EOF</w:t>
+      </w:r>
+    </w:p>
+    <w:p>
+      <w:pPr>
+        <w:rPr>
+          <w:rFonts w:ascii="Times New Roman" w:hAnsi="Times New Roman" w:cs="Times New Roman"/>
+          <w:sz w:val="28"/>
+          <w:szCs w:val="28"/>
+          <w:lang w:val="en-US"/>
+        </w:rPr>
+      </w:pPr>
+    </w:p>
+    <w:p>
+      <w:pPr>
+        <w:rPr>
+          <w:rFonts w:ascii="Times New Roman" w:hAnsi="Times New Roman" w:cs="Times New Roman"/>
+          <w:b/>
+          <w:bCs/>
+          <w:sz w:val="28"/>
+          <w:szCs w:val="28"/>
+        </w:rPr>
+      </w:pPr>
+      <w:r>
+        <w:rPr>
+          <w:rFonts w:ascii="Times New Roman" w:hAnsi="Times New Roman" w:cs="Times New Roman"/>
+          <w:b/>
+          <w:bCs/>
+          <w:sz w:val="28"/>
+          <w:szCs w:val="28"/>
+        </w:rPr>
+        <w:t xml:space="preserve">Лістинг </w:t>
+      </w:r>
+      <w:r>
+        <w:rPr>
+          <w:rFonts w:ascii="Times New Roman" w:hAnsi="Times New Roman" w:cs="Times New Roman"/>
+          <w:b/>
+          <w:bCs/>
+          <w:sz w:val="28"/>
+          <w:szCs w:val="28"/>
+        </w:rPr>
+        <w:t>5.2 – Код для запуску програми</w:t>
+      </w:r>
+    </w:p>
+    <w:p>
+      <w:pPr>
+        <w:rPr>
+          <w:rFonts w:ascii="Times New Roman" w:hAnsi="Times New Roman" w:cs="Times New Roman"/>
+          <w:sz w:val="28"/>
+          <w:szCs w:val="28"/>
+        </w:rPr>
+      </w:pPr>
+      <w:r>
+        <w:rPr>
+          <w:rFonts w:ascii="Times New Roman" w:hAnsi="Times New Roman" w:cs="Times New Roman"/>
+          <w:sz w:val="28"/>
+          <w:szCs w:val="28"/>
+          <w:lang w:val="en-US"/>
+        </w:rPr>
+        <w:t>Python pc_inf.py</w:t>
+      </w:r>
+      <w:r>
+        <w:rPr>
+          <w:rFonts w:ascii="Times New Roman" w:hAnsi="Times New Roman" w:cs="Times New Roman"/>
+          <w:sz w:val="28"/>
+          <w:szCs w:val="28"/>
           <w:lang w:val="en-US"/>
         </w:rPr>
         <w:br w:type="page"/>
@@ -2509,6 +8893,7 @@
           <w:szCs w:val="28"/>
         </w:rPr>
       </w:pPr>
+      <w:bookmarkStart w:id="4" w:name="_Toc191252620"/>
       <w:r>
         <w:rPr>
           <w:rFonts w:ascii="Times New Roman" w:hAnsi="Times New Roman" w:cs="Times New Roman"/>
@@ -2521,41 +8906,30 @@
         <w:lastRenderedPageBreak/>
         <w:t>Висновок</w:t>
       </w:r>
-    </w:p>
-    <w:p>
-      <w:pPr>
-        <w:rPr>
-          <w:rFonts w:ascii="Times New Roman" w:hAnsi="Times New Roman" w:cs="Times New Roman"/>
-        </w:rPr>
-      </w:pPr>
-      <w:r>
-        <w:rPr>
-          <w:rFonts w:ascii="Times New Roman" w:hAnsi="Times New Roman" w:cs="Times New Roman"/>
-        </w:rPr>
-        <w:t xml:space="preserve">Опрацював </w:t>
-      </w:r>
-      <w:r>
-        <w:rPr>
-          <w:rFonts w:ascii="Times New Roman" w:hAnsi="Times New Roman" w:cs="Times New Roman"/>
-        </w:rPr>
-        <w:t>навігаці</w:t>
-      </w:r>
-      <w:r>
-        <w:rPr>
-          <w:rFonts w:ascii="Times New Roman" w:hAnsi="Times New Roman" w:cs="Times New Roman"/>
-        </w:rPr>
-        <w:t>ю</w:t>
-      </w:r>
-      <w:r>
-        <w:rPr>
-          <w:rFonts w:ascii="Times New Roman" w:hAnsi="Times New Roman" w:cs="Times New Roman"/>
-        </w:rPr>
-        <w:t xml:space="preserve"> по файловій системі, управління файлами, встановлення та конфігурації середовищ (</w:t>
-      </w:r>
-      <w:proofErr w:type="spellStart"/>
-      <w:r>
-        <w:rPr>
-          <w:rFonts w:ascii="Times New Roman" w:hAnsi="Times New Roman" w:cs="Times New Roman"/>
+      <w:bookmarkEnd w:id="4"/>
+    </w:p>
+    <w:p>
+      <w:pPr>
+        <w:rPr>
+          <w:rFonts w:ascii="Times New Roman" w:hAnsi="Times New Roman" w:cs="Times New Roman"/>
+          <w:sz w:val="28"/>
+          <w:szCs w:val="28"/>
+        </w:rPr>
+      </w:pPr>
+      <w:r>
+        <w:rPr>
+          <w:rFonts w:ascii="Times New Roman" w:hAnsi="Times New Roman" w:cs="Times New Roman"/>
+          <w:sz w:val="28"/>
+          <w:szCs w:val="28"/>
+        </w:rPr>
+        <w:t>Опрацював навігацію по файловій системі, управління файлами, встановлення та конфігурації середовищ (</w:t>
+      </w:r>
+      <w:proofErr w:type="spellStart"/>
+      <w:r>
+        <w:rPr>
+          <w:rFonts w:ascii="Times New Roman" w:hAnsi="Times New Roman" w:cs="Times New Roman"/>
+          <w:sz w:val="28"/>
+          <w:szCs w:val="28"/>
         </w:rPr>
         <w:t>pip</w:t>
       </w:r>
@@ -2563,6 +8937,8 @@
       <w:r>
         <w:rPr>
           <w:rFonts w:ascii="Times New Roman" w:hAnsi="Times New Roman" w:cs="Times New Roman"/>
+          <w:sz w:val="28"/>
+          <w:szCs w:val="28"/>
         </w:rPr>
         <w:t xml:space="preserve"> та </w:t>
       </w:r>
@@ -2570,6 +8946,8 @@
       <w:r>
         <w:rPr>
           <w:rFonts w:ascii="Times New Roman" w:hAnsi="Times New Roman" w:cs="Times New Roman"/>
+          <w:sz w:val="28"/>
+          <w:szCs w:val="28"/>
         </w:rPr>
         <w:t>Poetry</w:t>
       </w:r>
@@ -2577,25 +8955,17 @@
       <w:r>
         <w:rPr>
           <w:rFonts w:ascii="Times New Roman" w:hAnsi="Times New Roman" w:cs="Times New Roman"/>
-        </w:rPr>
-        <w:t>), а також отрима</w:t>
-      </w:r>
-      <w:r>
-        <w:rPr>
-          <w:rFonts w:ascii="Times New Roman" w:hAnsi="Times New Roman" w:cs="Times New Roman"/>
-        </w:rPr>
-        <w:t>в</w:t>
-      </w:r>
-      <w:r>
-        <w:rPr>
-          <w:rFonts w:ascii="Times New Roman" w:hAnsi="Times New Roman" w:cs="Times New Roman"/>
-        </w:rPr>
-        <w:t xml:space="preserve"> інформацію про комп'ютер за допомогою модулів </w:t>
-      </w:r>
-      <w:proofErr w:type="spellStart"/>
-      <w:r>
-        <w:rPr>
-          <w:rFonts w:ascii="Times New Roman" w:hAnsi="Times New Roman" w:cs="Times New Roman"/>
+          <w:sz w:val="28"/>
+          <w:szCs w:val="28"/>
+        </w:rPr>
+        <w:t xml:space="preserve">), а також отримав інформацію про комп'ютер за допомогою модулів </w:t>
+      </w:r>
+      <w:proofErr w:type="spellStart"/>
+      <w:r>
+        <w:rPr>
+          <w:rFonts w:ascii="Times New Roman" w:hAnsi="Times New Roman" w:cs="Times New Roman"/>
+          <w:sz w:val="28"/>
+          <w:szCs w:val="28"/>
         </w:rPr>
         <w:t>platform</w:t>
       </w:r>
@@ -2603,6 +8973,8 @@
       <w:r>
         <w:rPr>
           <w:rFonts w:ascii="Times New Roman" w:hAnsi="Times New Roman" w:cs="Times New Roman"/>
+          <w:sz w:val="28"/>
+          <w:szCs w:val="28"/>
         </w:rPr>
         <w:t xml:space="preserve"> та </w:t>
       </w:r>
@@ -2610,6 +8982,8 @@
       <w:r>
         <w:rPr>
           <w:rFonts w:ascii="Times New Roman" w:hAnsi="Times New Roman" w:cs="Times New Roman"/>
+          <w:sz w:val="28"/>
+          <w:szCs w:val="28"/>
         </w:rPr>
         <w:t>psutil</w:t>
       </w:r>
@@ -2617,6 +8991,8 @@
       <w:r>
         <w:rPr>
           <w:rFonts w:ascii="Times New Roman" w:hAnsi="Times New Roman" w:cs="Times New Roman"/>
+          <w:sz w:val="28"/>
+          <w:szCs w:val="28"/>
         </w:rPr>
         <w:t>.</w:t>
       </w:r>
@@ -3234,6 +9610,7 @@
   <w:style w:type="character" w:default="1" w:styleId="a0">
     <w:name w:val="Default Paragraph Font"/>
     <w:uiPriority w:val="1"/>
+    <w:semiHidden/>
     <w:unhideWhenUsed/>
   </w:style>
   <w:style w:type="table" w:default="1" w:styleId="a1">
@@ -3566,6 +9943,49 @@
       <w14:ligatures w14:val="none"/>
     </w:rPr>
   </w:style>
+  <w:style w:type="paragraph" w:styleId="ae">
+    <w:name w:val="TOC Heading"/>
+    <w:basedOn w:val="1"/>
+    <w:next w:val="a"/>
+    <w:uiPriority w:val="39"/>
+    <w:unhideWhenUsed/>
+    <w:qFormat/>
+    <w:rsid w:val="00CB343D"/>
+    <w:pPr>
+      <w:spacing w:before="240" w:after="0"/>
+      <w:outlineLvl w:val="9"/>
+    </w:pPr>
+    <w:rPr>
+      <w:kern w:val="0"/>
+      <w:sz w:val="32"/>
+      <w:szCs w:val="32"/>
+      <w:lang w:eastAsia="uk-UA"/>
+      <w14:ligatures w14:val="none"/>
+    </w:rPr>
+  </w:style>
+  <w:style w:type="paragraph" w:styleId="11">
+    <w:name w:val="toc 1"/>
+    <w:basedOn w:val="a"/>
+    <w:next w:val="a"/>
+    <w:autoRedefine/>
+    <w:uiPriority w:val="39"/>
+    <w:unhideWhenUsed/>
+    <w:rsid w:val="00CB343D"/>
+    <w:pPr>
+      <w:spacing w:after="100"/>
+    </w:pPr>
+  </w:style>
+  <w:style w:type="character" w:styleId="af">
+    <w:name w:val="Hyperlink"/>
+    <w:basedOn w:val="a0"/>
+    <w:uiPriority w:val="99"/>
+    <w:unhideWhenUsed/>
+    <w:rsid w:val="00CB343D"/>
+    <w:rPr>
+      <w:color w:val="0563C1" w:themeColor="hyperlink"/>
+      <w:u w:val="single"/>
+    </w:rPr>
+  </w:style>
 </w:styles>
 </file>
 
